--- a/output/srs/IEEE SRS.docx
+++ b/output/srs/IEEE SRS.docx
@@ -28,6 +28,7 @@
       <w:pPr>
         <w:pStyle w:val="Heading1"/>
         <w:bidi/>
+        <w:spacing w:before="140" w:after="80"/>
       </w:pPr>
       <w:r>
         <w:rPr>
@@ -40,6 +41,7 @@
     <w:p>
       <w:pPr>
         <w:pStyle w:val="Heading1"/>
+        <w:spacing w:before="140" w:after="80"/>
       </w:pPr>
       <w:r>
         <w:rPr>
@@ -48,22 +50,30 @@
         <w:t>Software Requirements Specification</w:t>
       </w:r>
     </w:p>
-    <w:p/>
+    <w:p>
+      <w:pPr>
+        <w:spacing w:after="0" w:line="240" w:lineRule="auto" w:before="0"/>
+      </w:pPr>
+    </w:p>
     <w:p>
       <w:pPr>
         <w:keepNext/>
         <w:bidi/>
-      </w:pPr>
-      <w:r>
-        <w:rPr>
-          <w:rtl/>
-        </w:rPr>
-        <w:t>يحدد هذا المستند ما يجب أن يقدمه النظام الكامل للطالب ومشرف النظام، ويمنح فريق التطوير والاختبار متطلبات قابلة للتتبع والتحقق.</w:t>
-      </w:r>
-    </w:p>
-    <w:p>
-      <w:r>
-        <w:t>This document defines the complete system behavior for students and administrators and provides traceable, verifiable requirements for development and testing.</w:t>
+        <w:spacing w:after="80" w:line="240" w:lineRule="auto"/>
+      </w:pPr>
+      <w:r>
+        <w:rPr>
+          <w:rtl/>
+        </w:rPr>
+        <w:t>يحدد هذا المستند متطلبات StudyMate. يعتمد الإصدار 1.1 Firebase للحسابات والملفات وGemini عبر Firebase AI Logic لتوليد الشرح والملخصات والاختبارات.</w:t>
+      </w:r>
+    </w:p>
+    <w:p>
+      <w:pPr>
+        <w:spacing w:after="80" w:line="240" w:lineRule="auto"/>
+      </w:pPr>
+      <w:r>
+        <w:t>This specification defines StudyMate requirements. Version 1.1 adopts Firebase for identity and files, and Gemini through Firebase AI Logic for explanations, summaries and quizzes.</w:t>
       </w:r>
     </w:p>
     <w:tbl>
@@ -225,14 +235,8 @@
             <w:vAlign w:val="center"/>
           </w:tcPr>
           <w:p>
-            <w:pPr>
-              <w:spacing w:after="60"/>
-            </w:pPr>
-            <w:r>
-              <w:rPr>
-                <w:sz w:val="20"/>
-              </w:rPr>
-              <w:t>1.0  |  2026-09-06</w:t>
+            <w:r>
+              <w:t>1.1  |  2026-09-08</w:t>
             </w:r>
           </w:p>
         </w:tc>
@@ -625,11 +629,16 @@
         </w:tc>
       </w:tr>
     </w:tbl>
-    <w:p/>
+    <w:p>
+      <w:pPr>
+        <w:spacing w:after="0" w:line="240" w:lineRule="auto" w:before="0"/>
+      </w:pPr>
+    </w:p>
     <w:p>
       <w:pPr>
         <w:keepNext/>
         <w:bidi/>
+        <w:spacing w:after="80" w:line="240" w:lineRule="auto"/>
       </w:pPr>
       <w:r>
         <w:rPr>
@@ -639,19 +648,19 @@
       </w:r>
     </w:p>
     <w:p>
+      <w:pPr>
+        <w:spacing w:after="80" w:line="240" w:lineRule="auto"/>
+      </w:pPr>
       <w:r>
         <w:t>Requirements describe intended behavior. Numeric limits and operational policies marked A are proposed assumptions for review, not measured capabilities of the existing prototype.</w:t>
       </w:r>
     </w:p>
     <w:p>
-      <w:r>
-        <w:br w:type="page"/>
-      </w:r>
-    </w:p>
-    <w:p>
       <w:pPr>
         <w:pStyle w:val="Heading1"/>
-        <w:bidi/>
+        <w:pageBreakBefore/>
+        <w:bidi/>
+        <w:spacing w:before="140" w:after="80"/>
       </w:pPr>
       <w:r>
         <w:rPr>
@@ -665,6 +674,7 @@
     <w:p>
       <w:pPr>
         <w:pStyle w:val="Heading1"/>
+        <w:spacing w:before="140" w:after="80"/>
       </w:pPr>
       <w:r>
         <w:rPr>
@@ -677,6 +687,7 @@
       <w:pPr>
         <w:keepNext/>
         <w:bidi/>
+        <w:spacing w:after="80" w:line="240" w:lineRule="auto"/>
       </w:pPr>
       <w:r>
         <w:rPr>
@@ -686,40 +697,18 @@
       </w:r>
     </w:p>
     <w:p>
-      <w:hyperlink w:anchor="intro">
-        <w:r>
-          <w:rPr>
-            <w:color w:val="234E70"/>
-          </w:rPr>
-          <w:t>Introduction and sources</w:t>
-        </w:r>
-      </w:hyperlink>
-      <w:r>
-        <w:t xml:space="preserve">   </w:t>
-      </w:r>
-      <w:r>
-        <w:fldChar w:fldCharType="begin"/>
-      </w:r>
-      <w:r>
-        <w:instrText xml:space="preserve"> PAGEREF intro \h </w:instrText>
-      </w:r>
-      <w:r>
-        <w:fldChar w:fldCharType="separate"/>
-      </w:r>
-      <w:r>
-        <w:rPr>
-          <w:noProof/>
-        </w:rPr>
-        <w:t>3</w:t>
-      </w:r>
-      <w:r>
-        <w:fldChar w:fldCharType="end"/>
+      <w:pPr>
+        <w:spacing w:after="80" w:line="240" w:lineRule="auto"/>
+      </w:pPr>
+      <w:r>
+        <w:t>Introduction and sources</w:t>
       </w:r>
     </w:p>
     <w:p>
       <w:pPr>
         <w:keepNext/>
         <w:bidi/>
+        <w:spacing w:after="80" w:line="240" w:lineRule="auto"/>
       </w:pPr>
       <w:r>
         <w:rPr>
@@ -729,40 +718,18 @@
       </w:r>
     </w:p>
     <w:p>
-      <w:hyperlink w:anchor="scope">
-        <w:r>
-          <w:rPr>
-            <w:color w:val="234E70"/>
-          </w:rPr>
-          <w:t>Scope and current state</w:t>
-        </w:r>
-      </w:hyperlink>
-      <w:r>
-        <w:t xml:space="preserve">   </w:t>
-      </w:r>
-      <w:r>
-        <w:fldChar w:fldCharType="begin"/>
-      </w:r>
-      <w:r>
-        <w:instrText xml:space="preserve"> PAGEREF scope \h </w:instrText>
-      </w:r>
-      <w:r>
-        <w:fldChar w:fldCharType="separate"/>
-      </w:r>
-      <w:r>
-        <w:rPr>
-          <w:noProof/>
-        </w:rPr>
-        <w:t>5</w:t>
-      </w:r>
-      <w:r>
-        <w:fldChar w:fldCharType="end"/>
+      <w:pPr>
+        <w:spacing w:after="80" w:line="240" w:lineRule="auto"/>
+      </w:pPr>
+      <w:r>
+        <w:t>Scope and current state</w:t>
       </w:r>
     </w:p>
     <w:p>
       <w:pPr>
         <w:keepNext/>
         <w:bidi/>
+        <w:spacing w:after="80" w:line="240" w:lineRule="auto"/>
       </w:pPr>
       <w:r>
         <w:rPr>
@@ -772,40 +739,18 @@
       </w:r>
     </w:p>
     <w:p>
-      <w:hyperlink w:anchor="context">
-        <w:r>
-          <w:rPr>
-            <w:color w:val="234E70"/>
-          </w:rPr>
-          <w:t>System context</w:t>
-        </w:r>
-      </w:hyperlink>
-      <w:r>
-        <w:t xml:space="preserve">   </w:t>
-      </w:r>
-      <w:r>
-        <w:fldChar w:fldCharType="begin"/>
-      </w:r>
-      <w:r>
-        <w:instrText xml:space="preserve"> PAGEREF context \h </w:instrText>
-      </w:r>
-      <w:r>
-        <w:fldChar w:fldCharType="separate"/>
-      </w:r>
-      <w:r>
-        <w:rPr>
-          <w:noProof/>
-        </w:rPr>
-        <w:t>6</w:t>
-      </w:r>
-      <w:r>
-        <w:fldChar w:fldCharType="end"/>
+      <w:pPr>
+        <w:spacing w:after="80" w:line="240" w:lineRule="auto"/>
+      </w:pPr>
+      <w:r>
+        <w:t>System context</w:t>
       </w:r>
     </w:p>
     <w:p>
       <w:pPr>
         <w:keepNext/>
         <w:bidi/>
+        <w:spacing w:after="80" w:line="240" w:lineRule="auto"/>
       </w:pPr>
       <w:r>
         <w:rPr>
@@ -815,40 +760,18 @@
       </w:r>
     </w:p>
     <w:p>
-      <w:hyperlink w:anchor="usecases">
-        <w:r>
-          <w:rPr>
-            <w:color w:val="234E70"/>
-          </w:rPr>
-          <w:t>Use cases</w:t>
-        </w:r>
-      </w:hyperlink>
-      <w:r>
-        <w:t xml:space="preserve">   </w:t>
-      </w:r>
-      <w:r>
-        <w:fldChar w:fldCharType="begin"/>
-      </w:r>
-      <w:r>
-        <w:instrText xml:space="preserve"> PAGEREF usecases \h </w:instrText>
-      </w:r>
-      <w:r>
-        <w:fldChar w:fldCharType="separate"/>
-      </w:r>
-      <w:r>
-        <w:rPr>
-          <w:noProof/>
-        </w:rPr>
-        <w:t>7</w:t>
-      </w:r>
-      <w:r>
-        <w:fldChar w:fldCharType="end"/>
+      <w:pPr>
+        <w:spacing w:after="80" w:line="240" w:lineRule="auto"/>
+      </w:pPr>
+      <w:r>
+        <w:t>Use cases</w:t>
       </w:r>
     </w:p>
     <w:p>
       <w:pPr>
         <w:keepNext/>
         <w:bidi/>
+        <w:spacing w:after="80" w:line="240" w:lineRule="auto"/>
       </w:pPr>
       <w:r>
         <w:rPr>
@@ -858,40 +781,18 @@
       </w:r>
     </w:p>
     <w:p>
-      <w:hyperlink w:anchor="workflow">
-        <w:r>
-          <w:rPr>
-            <w:color w:val="234E70"/>
-          </w:rPr>
-          <w:t>Chapter workflow</w:t>
-        </w:r>
-      </w:hyperlink>
-      <w:r>
-        <w:t xml:space="preserve">   </w:t>
-      </w:r>
-      <w:r>
-        <w:fldChar w:fldCharType="begin"/>
-      </w:r>
-      <w:r>
-        <w:instrText xml:space="preserve"> PAGEREF workflow \h </w:instrText>
-      </w:r>
-      <w:r>
-        <w:fldChar w:fldCharType="separate"/>
-      </w:r>
-      <w:r>
-        <w:rPr>
-          <w:noProof/>
-        </w:rPr>
-        <w:t>8</w:t>
-      </w:r>
-      <w:r>
-        <w:fldChar w:fldCharType="end"/>
+      <w:pPr>
+        <w:spacing w:after="80" w:line="240" w:lineRule="auto"/>
+      </w:pPr>
+      <w:r>
+        <w:t>Chapter workflow</w:t>
       </w:r>
     </w:p>
     <w:p>
       <w:pPr>
         <w:keepNext/>
         <w:bidi/>
+        <w:spacing w:after="80" w:line="240" w:lineRule="auto"/>
       </w:pPr>
       <w:r>
         <w:rPr>
@@ -901,40 +802,18 @@
       </w:r>
     </w:p>
     <w:p>
-      <w:hyperlink w:anchor="requirements">
-        <w:r>
-          <w:rPr>
-            <w:color w:val="234E70"/>
-          </w:rPr>
-          <w:t>Detailed requirements</w:t>
-        </w:r>
-      </w:hyperlink>
-      <w:r>
-        <w:t xml:space="preserve">   </w:t>
-      </w:r>
-      <w:r>
-        <w:fldChar w:fldCharType="begin"/>
-      </w:r>
-      <w:r>
-        <w:instrText xml:space="preserve"> PAGEREF requirements \h </w:instrText>
-      </w:r>
-      <w:r>
-        <w:fldChar w:fldCharType="separate"/>
-      </w:r>
-      <w:r>
-        <w:rPr>
-          <w:noProof/>
-        </w:rPr>
-        <w:t>9</w:t>
-      </w:r>
-      <w:r>
-        <w:fldChar w:fldCharType="end"/>
+      <w:pPr>
+        <w:spacing w:after="80" w:line="240" w:lineRule="auto"/>
+      </w:pPr>
+      <w:r>
+        <w:t>Detailed requirements</w:t>
       </w:r>
     </w:p>
     <w:p>
       <w:pPr>
         <w:keepNext/>
         <w:bidi/>
+        <w:spacing w:after="80" w:line="240" w:lineRule="auto"/>
       </w:pPr>
       <w:r>
         <w:rPr>
@@ -944,40 +823,18 @@
       </w:r>
     </w:p>
     <w:p>
-      <w:hyperlink w:anchor="data">
-        <w:r>
-          <w:rPr>
-            <w:color w:val="234E70"/>
-          </w:rPr>
-          <w:t>Data and relationships</w:t>
-        </w:r>
-      </w:hyperlink>
-      <w:r>
-        <w:t xml:space="preserve">   </w:t>
-      </w:r>
-      <w:r>
-        <w:fldChar w:fldCharType="begin"/>
-      </w:r>
-      <w:r>
-        <w:instrText xml:space="preserve"> PAGEREF data \h </w:instrText>
-      </w:r>
-      <w:r>
-        <w:fldChar w:fldCharType="separate"/>
-      </w:r>
-      <w:r>
-        <w:rPr>
-          <w:noProof/>
-        </w:rPr>
-        <w:t>25</w:t>
-      </w:r>
-      <w:r>
-        <w:fldChar w:fldCharType="end"/>
+      <w:pPr>
+        <w:spacing w:after="80" w:line="240" w:lineRule="auto"/>
+      </w:pPr>
+      <w:r>
+        <w:t>Data and relationships</w:t>
       </w:r>
     </w:p>
     <w:p>
       <w:pPr>
         <w:keepNext/>
         <w:bidi/>
+        <w:spacing w:after="80" w:line="240" w:lineRule="auto"/>
       </w:pPr>
       <w:r>
         <w:rPr>
@@ -987,40 +844,18 @@
       </w:r>
     </w:p>
     <w:p>
-      <w:hyperlink w:anchor="interfaces">
-        <w:r>
-          <w:rPr>
-            <w:color w:val="234E70"/>
-          </w:rPr>
-          <w:t>External interfaces</w:t>
-        </w:r>
-      </w:hyperlink>
-      <w:r>
-        <w:t xml:space="preserve">   </w:t>
-      </w:r>
-      <w:r>
-        <w:fldChar w:fldCharType="begin"/>
-      </w:r>
-      <w:r>
-        <w:instrText xml:space="preserve"> PAGEREF interfaces \h </w:instrText>
-      </w:r>
-      <w:r>
-        <w:fldChar w:fldCharType="separate"/>
-      </w:r>
-      <w:r>
-        <w:rPr>
-          <w:noProof/>
-        </w:rPr>
-        <w:t>26</w:t>
-      </w:r>
-      <w:r>
-        <w:fldChar w:fldCharType="end"/>
+      <w:pPr>
+        <w:spacing w:after="80" w:line="240" w:lineRule="auto"/>
+      </w:pPr>
+      <w:r>
+        <w:t>External interfaces</w:t>
       </w:r>
     </w:p>
     <w:p>
       <w:pPr>
         <w:keepNext/>
         <w:bidi/>
+        <w:spacing w:after="80" w:line="240" w:lineRule="auto"/>
       </w:pPr>
       <w:r>
         <w:rPr>
@@ -1030,40 +865,18 @@
       </w:r>
     </w:p>
     <w:p>
-      <w:hyperlink w:anchor="gpa">
-        <w:r>
-          <w:rPr>
-            <w:color w:val="234E70"/>
-          </w:rPr>
-          <w:t>GPA business rules</w:t>
-        </w:r>
-      </w:hyperlink>
-      <w:r>
-        <w:t xml:space="preserve">   </w:t>
-      </w:r>
-      <w:r>
-        <w:fldChar w:fldCharType="begin"/>
-      </w:r>
-      <w:r>
-        <w:instrText xml:space="preserve"> PAGEREF gpa \h </w:instrText>
-      </w:r>
-      <w:r>
-        <w:fldChar w:fldCharType="separate"/>
-      </w:r>
-      <w:r>
-        <w:rPr>
-          <w:noProof/>
-        </w:rPr>
-        <w:t>27</w:t>
-      </w:r>
-      <w:r>
-        <w:fldChar w:fldCharType="end"/>
+      <w:pPr>
+        <w:spacing w:after="80" w:line="240" w:lineRule="auto"/>
+      </w:pPr>
+      <w:r>
+        <w:t>GPA business rules</w:t>
       </w:r>
     </w:p>
     <w:p>
       <w:pPr>
         <w:keepNext/>
         <w:bidi/>
+        <w:spacing w:after="80" w:line="240" w:lineRule="auto"/>
       </w:pPr>
       <w:r>
         <w:rPr>
@@ -1073,40 +886,18 @@
       </w:r>
     </w:p>
     <w:p>
-      <w:hyperlink w:anchor="assumptions">
-        <w:r>
-          <w:rPr>
-            <w:color w:val="234E70"/>
-          </w:rPr>
-          <w:t>Assumptions and operation</w:t>
-        </w:r>
-      </w:hyperlink>
-      <w:r>
-        <w:t xml:space="preserve">   </w:t>
-      </w:r>
-      <w:r>
-        <w:fldChar w:fldCharType="begin"/>
-      </w:r>
-      <w:r>
-        <w:instrText xml:space="preserve"> PAGEREF assumptions \h </w:instrText>
-      </w:r>
-      <w:r>
-        <w:fldChar w:fldCharType="separate"/>
-      </w:r>
-      <w:r>
-        <w:rPr>
-          <w:noProof/>
-        </w:rPr>
-        <w:t>28</w:t>
-      </w:r>
-      <w:r>
-        <w:fldChar w:fldCharType="end"/>
+      <w:pPr>
+        <w:spacing w:after="80" w:line="240" w:lineRule="auto"/>
+      </w:pPr>
+      <w:r>
+        <w:t>Assumptions and operation</w:t>
       </w:r>
     </w:p>
     <w:p>
       <w:pPr>
         <w:keepNext/>
         <w:bidi/>
+        <w:spacing w:after="80" w:line="240" w:lineRule="auto"/>
       </w:pPr>
       <w:r>
         <w:rPr>
@@ -1116,40 +907,18 @@
       </w:r>
     </w:p>
     <w:p>
-      <w:hyperlink w:anchor="acceptance">
-        <w:r>
-          <w:rPr>
-            <w:color w:val="234E70"/>
-          </w:rPr>
-          <w:t>Acceptance scenarios</w:t>
-        </w:r>
-      </w:hyperlink>
-      <w:r>
-        <w:t xml:space="preserve">   </w:t>
-      </w:r>
-      <w:r>
-        <w:fldChar w:fldCharType="begin"/>
-      </w:r>
-      <w:r>
-        <w:instrText xml:space="preserve"> PAGEREF acceptance \h </w:instrText>
-      </w:r>
-      <w:r>
-        <w:fldChar w:fldCharType="separate"/>
-      </w:r>
-      <w:r>
-        <w:rPr>
-          <w:noProof/>
-        </w:rPr>
-        <w:t>29</w:t>
-      </w:r>
-      <w:r>
-        <w:fldChar w:fldCharType="end"/>
+      <w:pPr>
+        <w:spacing w:after="80" w:line="240" w:lineRule="auto"/>
+      </w:pPr>
+      <w:r>
+        <w:t>Acceptance scenarios</w:t>
       </w:r>
     </w:p>
     <w:p>
       <w:pPr>
         <w:keepNext/>
         <w:bidi/>
+        <w:spacing w:after="80" w:line="240" w:lineRule="auto"/>
       </w:pPr>
       <w:r>
         <w:rPr>
@@ -1159,40 +928,18 @@
       </w:r>
     </w:p>
     <w:p>
-      <w:hyperlink w:anchor="trace">
-        <w:r>
-          <w:rPr>
-            <w:color w:val="234E70"/>
-          </w:rPr>
-          <w:t>Traceability matrix</w:t>
-        </w:r>
-      </w:hyperlink>
-      <w:r>
-        <w:t xml:space="preserve">   </w:t>
-      </w:r>
-      <w:r>
-        <w:fldChar w:fldCharType="begin"/>
-      </w:r>
-      <w:r>
-        <w:instrText xml:space="preserve"> PAGEREF trace \h </w:instrText>
-      </w:r>
-      <w:r>
-        <w:fldChar w:fldCharType="separate"/>
-      </w:r>
-      <w:r>
-        <w:rPr>
-          <w:noProof/>
-        </w:rPr>
-        <w:t>30</w:t>
-      </w:r>
-      <w:r>
-        <w:fldChar w:fldCharType="end"/>
+      <w:pPr>
+        <w:spacing w:after="80" w:line="240" w:lineRule="auto"/>
+      </w:pPr>
+      <w:r>
+        <w:t>Traceability matrix</w:t>
       </w:r>
     </w:p>
     <w:p>
       <w:pPr>
         <w:keepNext/>
         <w:bidi/>
+        <w:spacing w:after="80" w:line="240" w:lineRule="auto"/>
       </w:pPr>
       <w:r>
         <w:rPr>
@@ -1202,62 +949,40 @@
       </w:r>
     </w:p>
     <w:p>
-      <w:hyperlink w:anchor="references">
-        <w:r>
-          <w:rPr>
-            <w:color w:val="234E70"/>
-          </w:rPr>
-          <w:t>References and version control</w:t>
-        </w:r>
-      </w:hyperlink>
-      <w:r>
-        <w:t xml:space="preserve">   </w:t>
-      </w:r>
-      <w:r>
-        <w:fldChar w:fldCharType="begin"/>
-      </w:r>
-      <w:r>
-        <w:instrText xml:space="preserve"> PAGEREF references \h </w:instrText>
-      </w:r>
-      <w:r>
-        <w:fldChar w:fldCharType="separate"/>
-      </w:r>
-      <w:r>
-        <w:rPr>
-          <w:noProof/>
-        </w:rPr>
-        <w:t>31</w:t>
-      </w:r>
-      <w:r>
-        <w:fldChar w:fldCharType="end"/>
+      <w:pPr>
+        <w:spacing w:after="80" w:line="240" w:lineRule="auto"/>
+      </w:pPr>
+      <w:r>
+        <w:t>References and version control</w:t>
       </w:r>
     </w:p>
     <w:p>
       <w:pPr>
         <w:keepNext/>
         <w:bidi/>
-      </w:pPr>
-      <w:r>
-        <w:rPr>
-          <w:rtl/>
-        </w:rPr>
-        <w:t>أرقام المتطلبات ثابتة بين اللغتين. تقرأ مع قواعد البيانات والواجهات ومعايير القبول المرتبطة بها.</w:t>
-      </w:r>
-    </w:p>
-    <w:p>
-      <w:r>
-        <w:t>Requirement identifiers are shared by both languages. Read them together with the associated data rules, interfaces and acceptance criteria.</w:t>
-      </w:r>
-    </w:p>
-    <w:p>
-      <w:r>
-        <w:br w:type="page"/>
+        <w:spacing w:after="80" w:line="240" w:lineRule="auto"/>
+      </w:pPr>
+      <w:r>
+        <w:rPr>
+          <w:rtl/>
+        </w:rPr>
+        <w:t>معرّفات المتطلبات ثابتة. تتضمن الأقسام 14 إلى 18 معمارية Firebase وGemini وخطة التنفيذ والعقود والترحيل والقبول؛ تستخدم عناوين Word للتنقل.</w:t>
+      </w:r>
+    </w:p>
+    <w:p>
+      <w:pPr>
+        <w:spacing w:after="80" w:line="240" w:lineRule="auto"/>
+      </w:pPr>
+      <w:r>
+        <w:t>Requirement IDs remain stable. Sections 14 through 18 add Firebase/Gemini architecture, implementation, contracts, migration and acceptance; use Word headings for navigation.</w:t>
       </w:r>
     </w:p>
     <w:p>
       <w:pPr>
         <w:pStyle w:val="Heading1"/>
-        <w:bidi/>
+        <w:pageBreakBefore/>
+        <w:bidi/>
+        <w:spacing w:before="140" w:after="80"/>
       </w:pPr>
       <w:r>
         <w:rPr>
@@ -1271,6 +996,7 @@
     <w:p>
       <w:pPr>
         <w:pStyle w:val="Heading1"/>
+        <w:spacing w:before="140" w:after="80"/>
       </w:pPr>
       <w:bookmarkStart w:id="0" w:name="intro"/>
       <w:r>
@@ -1285,6 +1011,7 @@
       <w:pPr>
         <w:pStyle w:val="Heading2"/>
         <w:bidi/>
+        <w:spacing w:before="140" w:after="80"/>
       </w:pPr>
       <w:r>
         <w:rPr>
@@ -1297,6 +1024,7 @@
     <w:p>
       <w:pPr>
         <w:pStyle w:val="Heading2"/>
+        <w:spacing w:before="140" w:after="80"/>
       </w:pPr>
       <w:r>
         <w:rPr>
@@ -1309,6 +1037,7 @@
       <w:pPr>
         <w:keepNext/>
         <w:bidi/>
+        <w:spacing w:after="80" w:line="240" w:lineRule="auto"/>
       </w:pPr>
       <w:r>
         <w:rPr>
@@ -1318,6 +1047,9 @@
       </w:r>
     </w:p>
     <w:p>
+      <w:pPr>
+        <w:spacing w:after="80" w:line="240" w:lineRule="auto"/>
+      </w:pPr>
       <w:r>
         <w:t>StudyMate is a self-study platform for organizing courses, understanding chapters, practicing, tracking goals and estimating GPA. It does not issue official academic grades or replace course sources.</w:t>
       </w:r>
@@ -1326,6 +1058,7 @@
       <w:pPr>
         <w:keepNext/>
         <w:bidi/>
+        <w:spacing w:after="80" w:line="240" w:lineRule="auto"/>
       </w:pPr>
       <w:r>
         <w:rPr>
@@ -1335,6 +1068,9 @@
       </w:r>
     </w:p>
     <w:p>
+      <w:pPr>
+        <w:spacing w:after="80" w:line="240" w:lineRule="auto"/>
+      </w:pPr>
       <w:r>
         <w:t>The document is guided by requirements organization and formulation in [R1], without claiming certification. IEEE SRS remains the requested title; historical IEEE 830 is superseded according to [R2].</w:t>
       </w:r>
@@ -1781,16 +1517,17 @@
         </w:tc>
       </w:tr>
     </w:tbl>
-    <w:p/>
-    <w:p>
-      <w:r>
-        <w:br w:type="page"/>
-      </w:r>
+    <w:p>
+      <w:pPr>
+        <w:spacing w:after="0" w:line="240" w:lineRule="auto" w:before="0"/>
+      </w:pPr>
     </w:p>
     <w:p>
       <w:pPr>
         <w:pStyle w:val="Heading1"/>
-        <w:bidi/>
+        <w:pageBreakBefore/>
+        <w:bidi/>
+        <w:spacing w:before="140" w:after="80"/>
       </w:pPr>
       <w:r>
         <w:rPr>
@@ -1804,6 +1541,7 @@
     <w:p>
       <w:pPr>
         <w:pStyle w:val="Heading1"/>
+        <w:spacing w:before="140" w:after="80"/>
       </w:pPr>
       <w:r>
         <w:rPr>
@@ -2317,11 +2055,16 @@
         </w:tc>
       </w:tr>
     </w:tbl>
-    <w:p/>
+    <w:p>
+      <w:pPr>
+        <w:spacing w:after="0" w:line="240" w:lineRule="auto" w:before="0"/>
+      </w:pPr>
+    </w:p>
     <w:p>
       <w:pPr>
         <w:keepNext/>
         <w:bidi/>
+        <w:spacing w:after="80" w:line="240" w:lineRule="auto"/>
       </w:pPr>
       <w:r>
         <w:rPr>
@@ -2331,6 +2074,9 @@
       </w:r>
     </w:p>
     <w:p>
+      <w:pPr>
+        <w:spacing w:after="80" w:line="240" w:lineRule="auto"/>
+      </w:pPr>
       <w:r>
         <w:t>The data owner is the student who created the record. An ID is a stable server value; a version changes on update to detect conflicting edits across devices. A generation job continues on the server even if the student closes the screen.</w:t>
       </w:r>
@@ -2339,6 +2085,7 @@
       <w:pPr>
         <w:pStyle w:val="Heading2"/>
         <w:bidi/>
+        <w:spacing w:before="140" w:after="80"/>
       </w:pPr>
       <w:r>
         <w:rPr>
@@ -2351,6 +2098,7 @@
     <w:p>
       <w:pPr>
         <w:pStyle w:val="Heading2"/>
+        <w:spacing w:before="140" w:after="80"/>
       </w:pPr>
       <w:r>
         <w:rPr>
@@ -2363,6 +2111,7 @@
       <w:pPr>
         <w:keepNext/>
         <w:bidi/>
+        <w:spacing w:after="80" w:line="240" w:lineRule="auto"/>
       </w:pPr>
       <w:r>
         <w:rPr>
@@ -2372,6 +2121,9 @@
       </w:r>
     </w:p>
     <w:p>
+      <w:pPr>
+        <w:spacing w:after="80" w:line="240" w:lineRule="auto"/>
+      </w:pPr>
       <w:r>
         <w:t>Each requirement has an ID, mandatory statement, source, priority, preconditions, inputs, outputs, failures and acceptance criterion. Its local test uses TC followed by the requirement ID; for example, TC-FR-01 tests FR-01.</w:t>
       </w:r>
@@ -2380,6 +2132,7 @@
       <w:pPr>
         <w:keepNext/>
         <w:bidi/>
+        <w:spacing w:after="80" w:line="240" w:lineRule="auto"/>
       </w:pPr>
       <w:r>
         <w:rPr>
@@ -2389,19 +2142,19 @@
       </w:r>
     </w:p>
     <w:p>
+      <w:pPr>
+        <w:spacing w:after="80" w:line="240" w:lineRule="auto"/>
+      </w:pPr>
       <w:r>
         <w:t>P1 requirements are required for the pilot. Use cases describe integrated journeys, while acceptance criteria describe verifiable outcomes. RPO is the maximum time-based data-loss target; RTO is the target maximum service restoration time.</w:t>
       </w:r>
     </w:p>
     <w:p>
-      <w:r>
-        <w:br w:type="page"/>
-      </w:r>
-    </w:p>
-    <w:p>
       <w:pPr>
         <w:pStyle w:val="Heading1"/>
-        <w:bidi/>
+        <w:pageBreakBefore/>
+        <w:bidi/>
+        <w:spacing w:before="140" w:after="80"/>
       </w:pPr>
       <w:r>
         <w:rPr>
@@ -2415,6 +2168,7 @@
     <w:p>
       <w:pPr>
         <w:pStyle w:val="Heading1"/>
+        <w:spacing w:before="140" w:after="80"/>
       </w:pPr>
       <w:bookmarkStart w:id="1" w:name="scope"/>
       <w:r>
@@ -2429,6 +2183,7 @@
       <w:pPr>
         <w:keepNext/>
         <w:bidi/>
+        <w:spacing w:after="80" w:line="240" w:lineRule="auto"/>
       </w:pPr>
       <w:r>
         <w:rPr>
@@ -2438,6 +2193,9 @@
       </w:r>
     </w:p>
     <w:p>
+      <w:pPr>
+        <w:spacing w:after="80" w:line="240" w:lineRule="auto"/>
+      </w:pPr>
       <w:r>
         <w:t>The launch is a limited free pilot initially serving University of Hail students, with future university expansion supported by design. Personal or university email is allowed; there is no university sign-on integration. Student and administrator are the only roles.</w:t>
       </w:r>
@@ -2483,7 +2241,7 @@
           <w:p>
             <w:pPr>
               <w:bidi/>
-              <w:spacing w:after="60"/>
+              <w:spacing w:after="40" w:line="240" w:lineRule="auto"/>
             </w:pPr>
             <w:r>
               <w:rPr>
@@ -2496,7 +2254,7 @@
           </w:p>
           <w:p>
             <w:pPr>
-              <w:spacing w:after="60"/>
+              <w:spacing w:after="40" w:line="240" w:lineRule="auto"/>
             </w:pPr>
             <w:r>
               <w:rPr>
@@ -2522,7 +2280,7 @@
           <w:p>
             <w:pPr>
               <w:bidi/>
-              <w:spacing w:after="60"/>
+              <w:spacing w:after="40" w:line="240" w:lineRule="auto"/>
             </w:pPr>
             <w:r>
               <w:rPr>
@@ -2535,7 +2293,7 @@
           </w:p>
           <w:p>
             <w:pPr>
-              <w:spacing w:after="60"/>
+              <w:spacing w:after="40" w:line="240" w:lineRule="auto"/>
             </w:pPr>
             <w:r>
               <w:rPr>
@@ -2561,7 +2319,7 @@
           <w:p>
             <w:pPr>
               <w:bidi/>
-              <w:spacing w:after="60"/>
+              <w:spacing w:after="40" w:line="240" w:lineRule="auto"/>
             </w:pPr>
             <w:r>
               <w:rPr>
@@ -2574,7 +2332,7 @@
           </w:p>
           <w:p>
             <w:pPr>
-              <w:spacing w:after="60"/>
+              <w:spacing w:after="40" w:line="240" w:lineRule="auto"/>
             </w:pPr>
             <w:r>
               <w:rPr>
@@ -2606,7 +2364,7 @@
           <w:p>
             <w:pPr>
               <w:bidi/>
-              <w:spacing w:after="60"/>
+              <w:spacing w:after="40" w:line="240" w:lineRule="auto"/>
             </w:pPr>
             <w:r>
               <w:rPr>
@@ -2618,7 +2376,7 @@
           </w:p>
           <w:p>
             <w:pPr>
-              <w:spacing w:after="60"/>
+              <w:spacing w:after="40" w:line="240" w:lineRule="auto"/>
             </w:pPr>
             <w:r>
               <w:rPr>
@@ -2642,26 +2400,15 @@
           </w:tcPr>
           <w:p>
             <w:pPr>
-              <w:bidi/>
-              <w:spacing w:after="60"/>
-            </w:pPr>
-            <w:r>
-              <w:rPr>
-                <w:sz w:val="20"/>
-                <w:rtl/>
-              </w:rPr>
-              <w:t>موقع React وتطبيق Expo مستقلان</w:t>
-            </w:r>
-          </w:p>
-          <w:p>
-            <w:pPr>
-              <w:spacing w:after="60"/>
-            </w:pPr>
-            <w:r>
-              <w:rPr>
-                <w:sz w:val="20"/>
-              </w:rPr>
-              <w:t>Independent React web and Expo mobile</w:t>
+              <w:spacing w:after="40" w:line="240" w:lineRule="auto"/>
+            </w:pPr>
+            <w:r>
+              <w:rPr>
+                <w:sz w:val="20"/>
+              </w:rPr>
+              <w:t>موقع React وتطبيق Expo وخادم مشترك</w:t>
+              <w:br/>
+              <w:t>React web, Expo mobile and shared API</w:t>
             </w:r>
           </w:p>
         </w:tc>
@@ -2680,7 +2427,7 @@
           <w:p>
             <w:pPr>
               <w:bidi/>
-              <w:spacing w:after="60"/>
+              <w:spacing w:after="40" w:line="240" w:lineRule="auto"/>
             </w:pPr>
             <w:r>
               <w:rPr>
@@ -2692,7 +2439,7 @@
           </w:p>
           <w:p>
             <w:pPr>
-              <w:spacing w:after="60"/>
+              <w:spacing w:after="40" w:line="240" w:lineRule="auto"/>
             </w:pPr>
             <w:r>
               <w:rPr>
@@ -2723,7 +2470,7 @@
           <w:p>
             <w:pPr>
               <w:bidi/>
-              <w:spacing w:after="60"/>
+              <w:spacing w:after="40" w:line="240" w:lineRule="auto"/>
             </w:pPr>
             <w:r>
               <w:rPr>
@@ -2735,7 +2482,7 @@
           </w:p>
           <w:p>
             <w:pPr>
-              <w:spacing w:after="60"/>
+              <w:spacing w:after="40" w:line="240" w:lineRule="auto"/>
             </w:pPr>
             <w:r>
               <w:rPr>
@@ -2759,26 +2506,15 @@
           </w:tcPr>
           <w:p>
             <w:pPr>
-              <w:bidi/>
-              <w:spacing w:after="60"/>
-            </w:pPr>
-            <w:r>
-              <w:rPr>
-                <w:sz w:val="20"/>
-                <w:rtl/>
-              </w:rPr>
-              <w:t>الويب يدعم الإدارة والبحث والحفظ المحلي</w:t>
-            </w:r>
-          </w:p>
-          <w:p>
-            <w:pPr>
-              <w:spacing w:after="60"/>
-            </w:pPr>
-            <w:r>
-              <w:rPr>
-                <w:sz w:val="20"/>
-              </w:rPr>
-              <w:t>Web CRUD, search and local storage</w:t>
+              <w:spacing w:after="40" w:line="240" w:lineRule="auto"/>
+            </w:pPr>
+            <w:r>
+              <w:rPr>
+                <w:sz w:val="20"/>
+              </w:rPr>
+              <w:t>واجهات إدارة متصلة بالخادم وSQL</w:t>
+              <w:br/>
+              <w:t>CRUD interfaces connected to API and SQL</w:t>
             </w:r>
           </w:p>
         </w:tc>
@@ -2797,7 +2533,7 @@
           <w:p>
             <w:pPr>
               <w:bidi/>
-              <w:spacing w:after="60"/>
+              <w:spacing w:after="40" w:line="240" w:lineRule="auto"/>
             </w:pPr>
             <w:r>
               <w:rPr>
@@ -2809,7 +2545,7 @@
           </w:p>
           <w:p>
             <w:pPr>
-              <w:spacing w:after="60"/>
+              <w:spacing w:after="40" w:line="240" w:lineRule="auto"/>
             </w:pPr>
             <w:r>
               <w:rPr>
@@ -2840,7 +2576,7 @@
           <w:p>
             <w:pPr>
               <w:bidi/>
-              <w:spacing w:after="60"/>
+              <w:spacing w:after="40" w:line="240" w:lineRule="auto"/>
             </w:pPr>
             <w:r>
               <w:rPr>
@@ -2852,7 +2588,7 @@
           </w:p>
           <w:p>
             <w:pPr>
-              <w:spacing w:after="60"/>
+              <w:spacing w:after="40" w:line="240" w:lineRule="auto"/>
             </w:pPr>
             <w:r>
               <w:rPr>
@@ -2876,26 +2612,15 @@
           </w:tcPr>
           <w:p>
             <w:pPr>
-              <w:bidi/>
-              <w:spacing w:after="60"/>
-            </w:pPr>
-            <w:r>
-              <w:rPr>
-                <w:sz w:val="20"/>
-                <w:rtl/>
-              </w:rPr>
-              <w:t>إضافة ومراجعة ببيانات مؤقتة</w:t>
-            </w:r>
-          </w:p>
-          <w:p>
-            <w:pPr>
-              <w:spacing w:after="60"/>
-            </w:pPr>
-            <w:r>
-              <w:rPr>
-                <w:sz w:val="20"/>
-              </w:rPr>
-              <w:t>Adding and reviewing temporary data</w:t>
+              <w:spacing w:after="40" w:line="240" w:lineRule="auto"/>
+            </w:pPr>
+            <w:r>
+              <w:rPr>
+                <w:sz w:val="20"/>
+              </w:rPr>
+              <w:t>ربط الحسابات والمقررات وPDF؛ قبول الأجهزة معلق</w:t>
+              <w:br/>
+              <w:t>Accounts, courses and PDF connected; device acceptance pending</w:t>
             </w:r>
           </w:p>
         </w:tc>
@@ -2914,7 +2639,7 @@
           <w:p>
             <w:pPr>
               <w:bidi/>
-              <w:spacing w:after="60"/>
+              <w:spacing w:after="40" w:line="240" w:lineRule="auto"/>
             </w:pPr>
             <w:r>
               <w:rPr>
@@ -2926,7 +2651,7 @@
           </w:p>
           <w:p>
             <w:pPr>
-              <w:spacing w:after="60"/>
+              <w:spacing w:after="40" w:line="240" w:lineRule="auto"/>
             </w:pPr>
             <w:r>
               <w:rPr>
@@ -2957,7 +2682,7 @@
           <w:p>
             <w:pPr>
               <w:bidi/>
-              <w:spacing w:after="60"/>
+              <w:spacing w:after="40" w:line="240" w:lineRule="auto"/>
             </w:pPr>
             <w:r>
               <w:rPr>
@@ -2969,7 +2694,7 @@
           </w:p>
           <w:p>
             <w:pPr>
-              <w:spacing w:after="60"/>
+              <w:spacing w:after="40" w:line="240" w:lineRule="auto"/>
             </w:pPr>
             <w:r>
               <w:rPr>
@@ -2993,26 +2718,15 @@
           </w:tcPr>
           <w:p>
             <w:pPr>
-              <w:bidi/>
-              <w:spacing w:after="60"/>
-            </w:pPr>
-            <w:r>
-              <w:rPr>
-                <w:sz w:val="20"/>
-                <w:rtl/>
-              </w:rPr>
-              <w:t>واجهة تعريفية فقط</w:t>
-            </w:r>
-          </w:p>
-          <w:p>
-            <w:pPr>
-              <w:spacing w:after="60"/>
-            </w:pPr>
-            <w:r>
-              <w:rPr>
-                <w:sz w:val="20"/>
-              </w:rPr>
-              <w:t>Promotional interface only</w:t>
+              <w:spacing w:after="40" w:line="240" w:lineRule="auto"/>
+            </w:pPr>
+            <w:r>
+              <w:rPr>
+                <w:sz w:val="20"/>
+              </w:rPr>
+              <w:t>عامل توليد ومحول OpenAI موجودان؛ لم يتحقق الربط الحي</w:t>
+              <w:br/>
+              <w:t>Generation worker and OpenAI adapter exist; live integration unverified</w:t>
             </w:r>
           </w:p>
         </w:tc>
@@ -3030,26 +2744,15 @@
           </w:tcPr>
           <w:p>
             <w:pPr>
-              <w:bidi/>
-              <w:spacing w:after="60"/>
-            </w:pPr>
-            <w:r>
-              <w:rPr>
-                <w:sz w:val="20"/>
-                <w:rtl/>
-              </w:rPr>
-              <w:t>PDF وشرح وملخص واختبارات ومحاولات</w:t>
-            </w:r>
-          </w:p>
-          <w:p>
-            <w:pPr>
-              <w:spacing w:after="60"/>
-            </w:pPr>
-            <w:r>
-              <w:rPr>
-                <w:sz w:val="20"/>
-              </w:rPr>
-              <w:t>PDF, explanation, summary, quizzes and attempts</w:t>
+              <w:spacing w:after="40" w:line="240" w:lineRule="auto"/>
+            </w:pPr>
+            <w:r>
+              <w:rPr>
+                <w:sz w:val="20"/>
+              </w:rPr>
+              <w:t>Gemini عبر Firebase AI Logic</w:t>
+              <w:br/>
+              <w:t>Gemini through Firebase AI Logic</w:t>
             </w:r>
           </w:p>
         </w:tc>
@@ -3074,7 +2777,7 @@
           <w:p>
             <w:pPr>
               <w:bidi/>
-              <w:spacing w:after="60"/>
+              <w:spacing w:after="40" w:line="240" w:lineRule="auto"/>
             </w:pPr>
             <w:r>
               <w:rPr>
@@ -3086,7 +2789,7 @@
           </w:p>
           <w:p>
             <w:pPr>
-              <w:spacing w:after="60"/>
+              <w:spacing w:after="40" w:line="240" w:lineRule="auto"/>
             </w:pPr>
             <w:r>
               <w:rPr>
@@ -3110,26 +2813,15 @@
           </w:tcPr>
           <w:p>
             <w:pPr>
-              <w:bidi/>
-              <w:spacing w:after="60"/>
-            </w:pPr>
-            <w:r>
-              <w:rPr>
-                <w:sz w:val="20"/>
-                <w:rtl/>
-              </w:rPr>
-              <w:t>غير منفذين</w:t>
-            </w:r>
-          </w:p>
-          <w:p>
-            <w:pPr>
-              <w:spacing w:after="60"/>
-            </w:pPr>
-            <w:r>
-              <w:rPr>
-                <w:sz w:val="20"/>
-              </w:rPr>
-              <w:t>Not implemented</w:t>
+              <w:spacing w:after="40" w:line="240" w:lineRule="auto"/>
+            </w:pPr>
+            <w:r>
+              <w:rPr>
+                <w:sz w:val="20"/>
+              </w:rPr>
+              <w:t>ASP.NET Core وSQL وإدارة أساسية؛ القبول الكامل معلق</w:t>
+              <w:br/>
+              <w:t>ASP.NET Core, SQL and basic administration; full acceptance pending</w:t>
             </w:r>
           </w:p>
         </w:tc>
@@ -3148,7 +2840,7 @@
           <w:p>
             <w:pPr>
               <w:bidi/>
-              <w:spacing w:after="60"/>
+              <w:spacing w:after="40" w:line="240" w:lineRule="auto"/>
             </w:pPr>
             <w:r>
               <w:rPr>
@@ -3160,7 +2852,7 @@
           </w:p>
           <w:p>
             <w:pPr>
-              <w:spacing w:after="60"/>
+              <w:spacing w:after="40" w:line="240" w:lineRule="auto"/>
             </w:pPr>
             <w:r>
               <w:rPr>
@@ -3191,7 +2883,7 @@
           <w:p>
             <w:pPr>
               <w:bidi/>
-              <w:spacing w:after="60"/>
+              <w:spacing w:after="40" w:line="240" w:lineRule="auto"/>
             </w:pPr>
             <w:r>
               <w:rPr>
@@ -3203,7 +2895,7 @@
           </w:p>
           <w:p>
             <w:pPr>
-              <w:spacing w:after="60"/>
+              <w:spacing w:after="40" w:line="240" w:lineRule="auto"/>
             </w:pPr>
             <w:r>
               <w:rPr>
@@ -3227,26 +2919,15 @@
           </w:tcPr>
           <w:p>
             <w:pPr>
-              <w:bidi/>
-              <w:spacing w:after="60"/>
-            </w:pPr>
-            <w:r>
-              <w:rPr>
-                <w:sz w:val="20"/>
-                <w:rtl/>
-              </w:rPr>
-              <w:t>مذكوران في التوثيق فقط</w:t>
-            </w:r>
-          </w:p>
-          <w:p>
-            <w:pPr>
-              <w:spacing w:after="60"/>
-            </w:pPr>
-            <w:r>
-              <w:rPr>
-                <w:sz w:val="20"/>
-              </w:rPr>
-              <w:t>Documented intentions only</w:t>
+              <w:spacing w:after="40" w:line="240" w:lineRule="auto"/>
+            </w:pPr>
+            <w:r>
+              <w:rPr>
+                <w:sz w:val="20"/>
+              </w:rPr>
+              <w:t>واجهات وخدمات موجودة؛ قبول الرحلات معلق</w:t>
+              <w:br/>
+              <w:t>Interfaces and services exist; journey acceptance pending</w:t>
             </w:r>
           </w:p>
         </w:tc>
@@ -3265,7 +2946,7 @@
           <w:p>
             <w:pPr>
               <w:bidi/>
-              <w:spacing w:after="60"/>
+              <w:spacing w:after="40" w:line="240" w:lineRule="auto"/>
             </w:pPr>
             <w:r>
               <w:rPr>
@@ -3277,7 +2958,7 @@
           </w:p>
           <w:p>
             <w:pPr>
-              <w:spacing w:after="60"/>
+              <w:spacing w:after="40" w:line="240" w:lineRule="auto"/>
             </w:pPr>
             <w:r>
               <w:rPr>
@@ -3289,11 +2970,16 @@
         </w:tc>
       </w:tr>
     </w:tbl>
-    <w:p/>
+    <w:p>
+      <w:pPr>
+        <w:spacing w:after="0" w:line="240" w:lineRule="auto" w:before="0"/>
+      </w:pPr>
+    </w:p>
     <w:p>
       <w:pPr>
         <w:keepNext/>
         <w:bidi/>
+        <w:spacing w:after="80" w:line="240" w:lineRule="auto"/>
       </w:pPr>
       <w:r>
         <w:rPr>
@@ -3303,6 +2989,9 @@
       </w:r>
     </w:p>
     <w:p>
+      <w:pPr>
+        <w:spacing w:after="80" w:line="240" w:lineRule="auto"/>
+      </w:pPr>
       <w:r>
         <w:t>Scope includes accounts, courses and chapters, search and filters, text PDFs, explanations and summaries, quizzes and mistake review, goals, tasks, progress, GPA and administration.</w:t>
       </w:r>
@@ -3311,6 +3000,7 @@
       <w:pPr>
         <w:keepNext/>
         <w:bidi/>
+        <w:spacing w:after="80" w:line="240" w:lineRule="auto"/>
       </w:pPr>
       <w:r>
         <w:rPr>
@@ -3320,19 +3010,19 @@
       </w:r>
     </w:p>
     <w:p>
+      <w:pPr>
+        <w:spacing w:after="80" w:line="240" w:lineRule="auto"/>
+      </w:pPr>
       <w:r>
         <w:t>Excluded are chat, payments, OCR, teachers, student-to-student content sharing, transcript import, scheduled notifications and full offline operation. Prototype browser data is not automatically migrated into accounts.</w:t>
       </w:r>
     </w:p>
     <w:p>
-      <w:r>
-        <w:br w:type="page"/>
-      </w:r>
-    </w:p>
-    <w:p>
       <w:pPr>
         <w:pStyle w:val="Heading1"/>
-        <w:bidi/>
+        <w:pageBreakBefore/>
+        <w:bidi/>
+        <w:spacing w:before="140" w:after="80"/>
       </w:pPr>
       <w:r>
         <w:rPr>
@@ -3346,6 +3036,7 @@
     <w:p>
       <w:pPr>
         <w:pStyle w:val="Heading1"/>
+        <w:spacing w:before="140" w:after="80"/>
       </w:pPr>
       <w:bookmarkStart w:id="2" w:name="context"/>
       <w:r>
@@ -3358,15 +3049,17 @@
     </w:p>
     <w:p>
       <w:pPr>
+        <w:spacing w:after="0" w:line="240" w:lineRule="auto" w:before="0"/>
         <w:jc w:val="center"/>
       </w:pPr>
       <w:r>
         <w:rPr>
           <w:noProof/>
+          <w:sz w:val="2"/>
         </w:rPr>
         <w:drawing>
           <wp:inline distT="0" distB="0" distL="0" distR="0" wp14:anchorId="59CD935B" wp14:editId="3E9AFD26">
-            <wp:extent cx="6400800" cy="2915920"/>
+            <wp:extent cx="6400800" cy="2645664"/>
             <wp:effectExtent l="0" t="0" r="0" b="0"/>
             <wp:docPr id="1" name="Picture 1" descr="System context with two clients and server-only integrations"/>
             <wp:cNvGraphicFramePr>
@@ -3388,7 +3081,7 @@
                   <pic:spPr>
                     <a:xfrm>
                       <a:off x="0" y="0"/>
-                      <a:ext cx="6400800" cy="2915920"/>
+                      <a:ext cx="6400800" cy="2645664"/>
                     </a:xfrm>
                     <a:prstGeom prst="rect">
                       <a:avLst/>
@@ -3405,17 +3098,21 @@
       <w:pPr>
         <w:keepNext/>
         <w:bidi/>
-      </w:pPr>
-      <w:r>
-        <w:rPr>
-          <w:rtl/>
-        </w:rPr>
-        <w:t>شكل 1 يوضح حدود التكامل. الطالب يستخدم 1 أو 2، والمشرف يستخدم 1 فقط. الخادم 3 يفرض الصلاحيات وقواعد العمل ويستدعي الخدمات الخارجية؛ لا يتصل العميل بها بمفاتيح سرية.</w:t>
-      </w:r>
-    </w:p>
-    <w:p>
-      <w:r>
-        <w:t>Figure 1 shows integration boundaries. Students use 1 or 2; administrators use 1 only. Server 3 enforces authorization and business rules and calls external services; clients have no service-secret access.</w:t>
+        <w:spacing w:after="80" w:line="240" w:lineRule="auto"/>
+      </w:pPr>
+      <w:r>
+        <w:rPr>
+          <w:rtl/>
+        </w:rPr>
+        <w:t>شكل 1 يوضح الحدود المفاهيمية. الخادم يفرض الملكية والحصص والتصحيح؛ المصادقة عبر Firebase Authentication والتخزين عبر Cloud Storage والتوليد عبر Firebase AI Logic ثم Gemini. يفصل القسم 14 مسار التكامل المطلوب.</w:t>
+      </w:r>
+    </w:p>
+    <w:p>
+      <w:pPr>
+        <w:spacing w:after="80" w:line="240" w:lineRule="auto"/>
+      </w:pPr>
+      <w:r>
+        <w:t>Figure 1 shows conceptual boundaries. The server enforces ownership, quota and grading; Firebase Authentication handles identity, Cloud Storage holds files, and generation passes through Firebase AI Logic to Gemini. Section 14 specifies the integration route.</w:t>
       </w:r>
     </w:p>
     <w:tbl>
@@ -3577,27 +3274,10 @@
             <w:vAlign w:val="center"/>
           </w:tcPr>
           <w:p>
-            <w:pPr>
-              <w:bidi/>
-              <w:spacing w:after="60"/>
-            </w:pPr>
-            <w:r>
-              <w:rPr>
-                <w:sz w:val="20"/>
-                <w:rtl/>
-              </w:rPr>
-              <w:t>الحسابات والملكية والمقررات والمخرجات والمحاولات والأهداف والمعدل</w:t>
-            </w:r>
-          </w:p>
-          <w:p>
-            <w:pPr>
-              <w:spacing w:after="60"/>
-            </w:pPr>
-            <w:r>
-              <w:rPr>
-                <w:sz w:val="20"/>
-              </w:rPr>
-              <w:t>Accounts, ownership, courses, outputs, attempts, goals and GPA</w:t>
+            <w:r>
+              <w:t>SQL للملكية والمقررات والنتائج؛ Firebase Authentication للهوية</w:t>
+              <w:br/>
+              <w:t>SQL for ownership, courses and results; Firebase Authentication for identity</w:t>
             </w:r>
           </w:p>
         </w:tc>
@@ -3657,27 +3337,10 @@
             <w:vAlign w:val="center"/>
           </w:tcPr>
           <w:p>
-            <w:pPr>
-              <w:bidi/>
-              <w:spacing w:after="60"/>
-            </w:pPr>
-            <w:r>
-              <w:rPr>
-                <w:sz w:val="20"/>
-                <w:rtl/>
-              </w:rPr>
-              <w:t>ملفات PDF مع تنزيل مصادق عليه للمالك فقط</w:t>
-            </w:r>
-          </w:p>
-          <w:p>
-            <w:pPr>
-              <w:spacing w:after="60"/>
-            </w:pPr>
-            <w:r>
-              <w:rPr>
-                <w:sz w:val="20"/>
-              </w:rPr>
-              <w:t>PDF files with authenticated owner-only download</w:t>
+            <w:r>
+              <w:t>Cloud Storage for Firebase؛ ملفات خاصة عبر الخادم</w:t>
+              <w:br/>
+              <w:t>Cloud Storage for Firebase; private files through the server</w:t>
             </w:r>
           </w:p>
         </w:tc>
@@ -3737,27 +3400,10 @@
             <w:vAlign w:val="center"/>
           </w:tcPr>
           <w:p>
-            <w:pPr>
-              <w:bidi/>
-              <w:spacing w:after="60"/>
-            </w:pPr>
-            <w:r>
-              <w:rPr>
-                <w:sz w:val="20"/>
-                <w:rtl/>
-              </w:rPr>
-              <w:t>تحويل محتوى الشابتر إلى مخرجات دراسية عبر الخادم</w:t>
-            </w:r>
-          </w:p>
-          <w:p>
-            <w:pPr>
-              <w:spacing w:after="60"/>
-            </w:pPr>
-            <w:r>
-              <w:rPr>
-                <w:sz w:val="20"/>
-              </w:rPr>
-              <w:t>Server-mediated transformation of chapter text into study outputs</w:t>
+            <w:r>
+              <w:t>Gemini عبر Firebase AI Logic؛ شرح وملخص واختبار</w:t>
+              <w:br/>
+              <w:t>Gemini through Firebase AI Logic; explanation, summary and quiz</w:t>
             </w:r>
           </w:p>
         </w:tc>
@@ -3817,37 +3463,25 @@
             <w:vAlign w:val="center"/>
           </w:tcPr>
           <w:p>
-            <w:pPr>
-              <w:bidi/>
-              <w:spacing w:after="60"/>
-            </w:pPr>
-            <w:r>
-              <w:rPr>
-                <w:sz w:val="20"/>
-                <w:rtl/>
-              </w:rPr>
-              <w:t>رسائل تحقق واستعادة فقط؛ دون المحتوى الدراسي</w:t>
-            </w:r>
-          </w:p>
-          <w:p>
-            <w:pPr>
-              <w:spacing w:after="60"/>
-            </w:pPr>
-            <w:r>
-              <w:rPr>
-                <w:sz w:val="20"/>
-              </w:rPr>
-              <w:t>Verification and recovery messages only; no study content</w:t>
+            <w:r>
+              <w:t>Firebase Authentication للتحقق والاستعادة</w:t>
+              <w:br/>
+              <w:t>Firebase Authentication verification and recovery</w:t>
             </w:r>
           </w:p>
         </w:tc>
       </w:tr>
     </w:tbl>
-    <w:p/>
+    <w:p>
+      <w:pPr>
+        <w:spacing w:after="0" w:line="240" w:lineRule="auto" w:before="0"/>
+      </w:pPr>
+    </w:p>
     <w:p>
       <w:pPr>
         <w:keepNext/>
         <w:bidi/>
+        <w:spacing w:after="80" w:line="240" w:lineRule="auto"/>
       </w:pPr>
       <w:r>
         <w:rPr>
@@ -3857,19 +3491,19 @@
       </w:r>
     </w:p>
     <w:p>
+      <w:pPr>
+        <w:spacing w:after="80" w:line="240" w:lineRule="auto"/>
+      </w:pPr>
       <w:r>
         <w:t>Synchronization requires server connectivity. Persisted AI results can be reopened without generation; saving and fetching changes requires a connection.</w:t>
       </w:r>
     </w:p>
     <w:p>
-      <w:r>
-        <w:br w:type="page"/>
-      </w:r>
-    </w:p>
-    <w:p>
       <w:pPr>
         <w:pStyle w:val="Heading1"/>
-        <w:bidi/>
+        <w:pageBreakBefore/>
+        <w:bidi/>
+        <w:spacing w:before="140" w:after="80"/>
       </w:pPr>
       <w:r>
         <w:rPr>
@@ -3883,6 +3517,7 @@
     <w:p>
       <w:pPr>
         <w:pStyle w:val="Heading1"/>
+        <w:spacing w:before="140" w:after="80"/>
       </w:pPr>
       <w:bookmarkStart w:id="3" w:name="usecases"/>
       <w:r>
@@ -3895,11 +3530,13 @@
     </w:p>
     <w:p>
       <w:pPr>
+        <w:spacing w:after="0" w:line="240" w:lineRule="auto" w:before="0"/>
         <w:jc w:val="center"/>
       </w:pPr>
       <w:r>
         <w:rPr>
           <w:noProof/>
+          <w:sz w:val="2"/>
         </w:rPr>
         <w:drawing>
           <wp:inline distT="0" distB="0" distL="0" distR="0" wp14:anchorId="5AEE74A4" wp14:editId="08FDAF9E">
@@ -4378,11 +4015,16 @@
         </w:tc>
       </w:tr>
     </w:tbl>
-    <w:p/>
+    <w:p>
+      <w:pPr>
+        <w:spacing w:after="0" w:line="240" w:lineRule="auto" w:before="0"/>
+      </w:pPr>
+    </w:p>
     <w:p>
       <w:pPr>
         <w:keepNext/>
         <w:bidi/>
+        <w:spacing w:after="80" w:line="240" w:lineRule="auto"/>
       </w:pPr>
       <w:r>
         <w:rPr>
@@ -4392,19 +4034,19 @@
       </w:r>
     </w:p>
     <w:p>
+      <w:pPr>
+        <w:spacing w:after="80" w:line="240" w:lineRule="auto"/>
+      </w:pPr>
       <w:r>
         <w:t>Role boundary: administrators cannot read student files, extracted text, generated content, grades or answers. They see account state and necessary operational usage only.</w:t>
       </w:r>
     </w:p>
     <w:p>
-      <w:r>
-        <w:br w:type="page"/>
-      </w:r>
-    </w:p>
-    <w:p>
       <w:pPr>
         <w:pStyle w:val="Heading1"/>
-        <w:bidi/>
+        <w:pageBreakBefore/>
+        <w:bidi/>
+        <w:spacing w:before="140" w:after="80"/>
       </w:pPr>
       <w:r>
         <w:rPr>
@@ -4418,6 +4060,7 @@
     <w:p>
       <w:pPr>
         <w:pStyle w:val="Heading1"/>
+        <w:spacing w:before="140" w:after="80"/>
       </w:pPr>
       <w:bookmarkStart w:id="4" w:name="workflow"/>
       <w:r>
@@ -4430,11 +4073,13 @@
     </w:p>
     <w:p>
       <w:pPr>
+        <w:spacing w:after="0" w:line="240" w:lineRule="auto" w:before="0"/>
         <w:jc w:val="center"/>
       </w:pPr>
       <w:r>
         <w:rPr>
           <w:noProof/>
+          <w:sz w:val="2"/>
         </w:rPr>
         <w:drawing>
           <wp:inline distT="0" distB="0" distL="0" distR="0" wp14:anchorId="0746F36E" wp14:editId="47F56AD3">
@@ -4477,6 +4122,7 @@
       <w:pPr>
         <w:keepNext/>
         <w:bidi/>
+        <w:spacing w:after="80" w:line="240" w:lineRule="auto"/>
       </w:pPr>
       <w:r>
         <w:rPr>
@@ -4486,6 +4132,9 @@
       </w:r>
     </w:p>
     <w:p>
+      <w:pPr>
+        <w:spacing w:after="80" w:line="240" w:lineRule="auto"/>
+      </w:pPr>
       <w:r>
         <w:t>Figure 3 shows three independent paths after text readiness: explanation, summary and quiz. Reading explanation or summary is not a prerequisite for a quiz.</w:t>
       </w:r>
@@ -4930,11 +4579,16 @@
         </w:tc>
       </w:tr>
     </w:tbl>
-    <w:p/>
+    <w:p>
+      <w:pPr>
+        <w:spacing w:after="0" w:line="240" w:lineRule="auto" w:before="0"/>
+      </w:pPr>
+    </w:p>
     <w:p>
       <w:pPr>
         <w:keepNext/>
         <w:bidi/>
+        <w:spacing w:after="80" w:line="240" w:lineRule="auto"/>
       </w:pPr>
       <w:r>
         <w:rPr>
@@ -4944,19 +4598,19 @@
       </w:r>
     </w:p>
     <w:p>
+      <w:pPr>
+        <w:spacing w:after="80" w:line="240" w:lineRule="auto"/>
+      </w:pPr>
       <w:r>
         <w:t>If a chapter is deleted during processing, cancel the job or discard its result without recreating the chapter. Each explanation, summary or quiz request is a separate quota operation.</w:t>
       </w:r>
     </w:p>
     <w:p>
-      <w:r>
-        <w:br w:type="page"/>
-      </w:r>
-    </w:p>
-    <w:p>
       <w:pPr>
         <w:pStyle w:val="Heading1"/>
-        <w:bidi/>
+        <w:pageBreakBefore/>
+        <w:bidi/>
+        <w:spacing w:before="140" w:after="80"/>
       </w:pPr>
       <w:r>
         <w:rPr>
@@ -4970,6 +4624,7 @@
     <w:p>
       <w:pPr>
         <w:pStyle w:val="Heading1"/>
+        <w:spacing w:before="140" w:after="80"/>
       </w:pPr>
       <w:bookmarkStart w:id="5" w:name="requirements"/>
       <w:r>
@@ -4984,6 +4639,7 @@
       <w:pPr>
         <w:keepNext/>
         <w:bidi/>
+        <w:spacing w:after="80" w:line="240" w:lineRule="auto"/>
       </w:pPr>
       <w:r>
         <w:rPr>
@@ -4993,6 +4649,9 @@
       </w:r>
     </w:p>
     <w:p>
+      <w:pPr>
+        <w:spacing w:after="80" w:line="240" w:lineRule="auto"/>
+      </w:pPr>
       <w:r>
         <w:t>P1 means required for the pilot. FR functional, IR interface, DR data, NFR quality. Local TC criteria are future acceptance tests, not current-code test results.</w:t>
       </w:r>
@@ -5001,6 +4660,7 @@
       <w:pPr>
         <w:pStyle w:val="Heading2"/>
         <w:bidi/>
+        <w:spacing w:before="140" w:after="80"/>
       </w:pPr>
       <w:r>
         <w:rPr>
@@ -5013,6 +4673,7 @@
     <w:p>
       <w:pPr>
         <w:pStyle w:val="Heading2"/>
+        <w:spacing w:before="140" w:after="80"/>
       </w:pPr>
       <w:bookmarkStart w:id="6" w:name="FR_01"/>
       <w:r>
@@ -5027,6 +4688,7 @@
       <w:pPr>
         <w:keepNext/>
         <w:bidi/>
+        <w:spacing w:after="80" w:line="240" w:lineRule="auto"/>
       </w:pPr>
       <w:r>
         <w:rPr>
@@ -5036,6 +4698,9 @@
       </w:r>
     </w:p>
     <w:p>
+      <w:pPr>
+        <w:spacing w:after="80" w:line="240" w:lineRule="auto"/>
+      </w:pPr>
       <w:r>
         <w:t>Priority P1; source U + A; acceptance criterion TC-FR-01.</w:t>
       </w:r>
@@ -5044,23 +4709,28 @@
       <w:pPr>
         <w:keepNext/>
         <w:bidi/>
-      </w:pPr>
-      <w:r>
-        <w:rPr>
-          <w:rtl/>
-        </w:rPr>
-        <w:t>يجب أن ينشئ النظام حساب طالب ببريد فريد وكلمة مرور، وأن يمنع الدخول إلى البيانات الدراسية قبل التحقق من البريد.</w:t>
-      </w:r>
-    </w:p>
-    <w:p>
-      <w:r>
-        <w:t>The system shall create a student account with a unique email and password and deny study-data access until email verification.</w:t>
+        <w:spacing w:after="80" w:line="240" w:lineRule="auto"/>
+      </w:pPr>
+      <w:r>
+        <w:rPr>
+          <w:rtl/>
+        </w:rPr>
+        <w:t>يجب أن ينشئ النظام حساب طالب عبر Firebase Authentication ببريد فريد وكلمة مرور، وأن يمنع الوصول إلى الدراسة قبل التحقق من البريد.</w:t>
+      </w:r>
+    </w:p>
+    <w:p>
+      <w:pPr>
+        <w:spacing w:after="80" w:line="240" w:lineRule="auto"/>
+      </w:pPr>
+      <w:r>
+        <w:t>The system shall create a student account through Firebase Authentication with unique email and password, denying study access before email verification.</w:t>
       </w:r>
     </w:p>
     <w:p>
       <w:pPr>
         <w:keepNext/>
         <w:bidi/>
+        <w:spacing w:after="80" w:line="240" w:lineRule="auto"/>
       </w:pPr>
       <w:r>
         <w:rPr>
@@ -5070,6 +4740,9 @@
       </w:r>
     </w:p>
     <w:p>
+      <w:pPr>
+        <w:spacing w:after="80" w:line="240" w:lineRule="auto"/>
+      </w:pPr>
       <w:r>
         <w:t>Preconditions, inputs and outputs: Guest; inputs: email and password; outputs: unverified account and single-use verification link.</w:t>
       </w:r>
@@ -5078,6 +4751,7 @@
       <w:pPr>
         <w:keepNext/>
         <w:bidi/>
+        <w:spacing w:after="80" w:line="240" w:lineRule="auto"/>
       </w:pPr>
       <w:r>
         <w:rPr>
@@ -5087,6 +4761,9 @@
       </w:r>
     </w:p>
     <w:p>
+      <w:pPr>
+        <w:spacing w:after="80" w:line="240" w:lineRule="auto"/>
+      </w:pPr>
       <w:r>
         <w:t>Failures and rules: Reject invalid email and expired or used tokens; repeated submission shall not create another account.</w:t>
       </w:r>
@@ -5095,6 +4772,7 @@
       <w:pPr>
         <w:keepNext/>
         <w:bidi/>
+        <w:spacing w:after="80" w:line="240" w:lineRule="auto"/>
       </w:pPr>
       <w:r>
         <w:rPr>
@@ -5104,6 +4782,9 @@
       </w:r>
     </w:p>
     <w:p>
+      <w:pPr>
+        <w:spacing w:after="80" w:line="240" w:lineRule="auto"/>
+      </w:pPr>
       <w:r>
         <w:t>Acceptance: Registering and verifying enables access; reusing the link or registering the same email creates no additional account.</w:t>
       </w:r>
@@ -5112,6 +4793,7 @@
       <w:pPr>
         <w:pStyle w:val="Heading2"/>
         <w:bidi/>
+        <w:spacing w:before="140" w:after="80"/>
       </w:pPr>
       <w:r>
         <w:rPr>
@@ -5124,6 +4806,7 @@
     <w:p>
       <w:pPr>
         <w:pStyle w:val="Heading2"/>
+        <w:spacing w:before="140" w:after="80"/>
       </w:pPr>
       <w:bookmarkStart w:id="7" w:name="FR_02"/>
       <w:r>
@@ -5138,6 +4821,7 @@
       <w:pPr>
         <w:keepNext/>
         <w:bidi/>
+        <w:spacing w:after="80" w:line="240" w:lineRule="auto"/>
       </w:pPr>
       <w:r>
         <w:rPr>
@@ -5147,6 +4831,9 @@
       </w:r>
     </w:p>
     <w:p>
+      <w:pPr>
+        <w:spacing w:after="80" w:line="240" w:lineRule="auto"/>
+      </w:pPr>
       <w:r>
         <w:t>Priority P1; source U + A; acceptance criterion TC-FR-02.</w:t>
       </w:r>
@@ -5155,6 +4842,7 @@
       <w:pPr>
         <w:keepNext/>
         <w:bidi/>
+        <w:spacing w:after="80" w:line="240" w:lineRule="auto"/>
       </w:pPr>
       <w:r>
         <w:rPr>
@@ -5164,6 +4852,9 @@
       </w:r>
     </w:p>
     <w:p>
+      <w:pPr>
+        <w:spacing w:after="80" w:line="240" w:lineRule="auto"/>
+      </w:pPr>
       <w:r>
         <w:t>The system shall allow verified active accounts to sign in on web and mobile and invalidate the session on sign-out.</w:t>
       </w:r>
@@ -5172,6 +4863,7 @@
       <w:pPr>
         <w:keepNext/>
         <w:bidi/>
+        <w:spacing w:after="80" w:line="240" w:lineRule="auto"/>
       </w:pPr>
       <w:r>
         <w:rPr>
@@ -5181,6 +4873,9 @@
       </w:r>
     </w:p>
     <w:p>
+      <w:pPr>
+        <w:spacing w:after="80" w:line="240" w:lineRule="auto"/>
+      </w:pPr>
       <w:r>
         <w:t>Preconditions, inputs and outputs: Valid email and password; output: session bound to user and role; students cannot select the administrator role.</w:t>
       </w:r>
@@ -5189,6 +4884,7 @@
       <w:pPr>
         <w:keepNext/>
         <w:bidi/>
+        <w:spacing w:after="80" w:line="240" w:lineRule="auto"/>
       </w:pPr>
       <w:r>
         <w:rPr>
@@ -5198,6 +4894,9 @@
       </w:r>
     </w:p>
     <w:p>
+      <w:pPr>
+        <w:spacing w:after="80" w:line="240" w:lineRule="auto"/>
+      </w:pPr>
       <w:r>
         <w:t>Failures and rules: Use a generic sign-in failure message; disabled accounts and expired sessions cannot access data.</w:t>
       </w:r>
@@ -5206,6 +4905,7 @@
       <w:pPr>
         <w:keepNext/>
         <w:bidi/>
+        <w:spacing w:after="80" w:line="240" w:lineRule="auto"/>
       </w:pPr>
       <w:r>
         <w:rPr>
@@ -5215,19 +4915,19 @@
       </w:r>
     </w:p>
     <w:p>
+      <w:pPr>
+        <w:spacing w:after="80" w:line="240" w:lineRule="auto"/>
+      </w:pPr>
       <w:r>
         <w:t>Acceptance: Successful sign-in on two devices shows the same account; reusing a signed-out session fails.</w:t>
       </w:r>
     </w:p>
     <w:p>
-      <w:r>
-        <w:br w:type="page"/>
-      </w:r>
-    </w:p>
-    <w:p>
       <w:pPr>
         <w:pStyle w:val="Heading1"/>
-        <w:bidi/>
+        <w:pageBreakBefore/>
+        <w:bidi/>
+        <w:spacing w:before="140" w:after="80"/>
       </w:pPr>
       <w:r>
         <w:rPr>
@@ -5241,6 +4941,7 @@
     <w:p>
       <w:pPr>
         <w:pStyle w:val="Heading1"/>
+        <w:spacing w:before="140" w:after="80"/>
       </w:pPr>
       <w:r>
         <w:rPr>
@@ -5253,6 +4954,7 @@
       <w:pPr>
         <w:pStyle w:val="Heading2"/>
         <w:bidi/>
+        <w:spacing w:before="140" w:after="80"/>
       </w:pPr>
       <w:r>
         <w:rPr>
@@ -5265,6 +4967,7 @@
     <w:p>
       <w:pPr>
         <w:pStyle w:val="Heading2"/>
+        <w:spacing w:before="140" w:after="80"/>
       </w:pPr>
       <w:bookmarkStart w:id="8" w:name="FR_03"/>
       <w:r>
@@ -5279,6 +4982,7 @@
       <w:pPr>
         <w:keepNext/>
         <w:bidi/>
+        <w:spacing w:after="80" w:line="240" w:lineRule="auto"/>
       </w:pPr>
       <w:r>
         <w:rPr>
@@ -5288,6 +4992,9 @@
       </w:r>
     </w:p>
     <w:p>
+      <w:pPr>
+        <w:spacing w:after="80" w:line="240" w:lineRule="auto"/>
+      </w:pPr>
       <w:r>
         <w:t>Priority P1; source U + A; acceptance criterion TC-FR-03.</w:t>
       </w:r>
@@ -5296,6 +5003,7 @@
       <w:pPr>
         <w:keepNext/>
         <w:bidi/>
+        <w:spacing w:after="80" w:line="240" w:lineRule="auto"/>
       </w:pPr>
       <w:r>
         <w:rPr>
@@ -5305,6 +5013,9 @@
       </w:r>
     </w:p>
     <w:p>
+      <w:pPr>
+        <w:spacing w:after="80" w:line="240" w:lineRule="auto"/>
+      </w:pPr>
       <w:r>
         <w:t>The system shall provide a single-use password-reset link and revoke existing sessions after reset.</w:t>
       </w:r>
@@ -5313,6 +5024,7 @@
       <w:pPr>
         <w:keepNext/>
         <w:bidi/>
+        <w:spacing w:after="80" w:line="240" w:lineRule="auto"/>
       </w:pPr>
       <w:r>
         <w:rPr>
@@ -5322,6 +5034,9 @@
       </w:r>
     </w:p>
     <w:p>
+      <w:pPr>
+        <w:spacing w:after="80" w:line="240" w:lineRule="auto"/>
+      </w:pPr>
       <w:r>
         <w:t>Preconditions, inputs and outputs: Account email, then reset token and new password; output: reset confirmation without exposing account existence to the requester.</w:t>
       </w:r>
@@ -5330,6 +5045,7 @@
       <w:pPr>
         <w:keepNext/>
         <w:bidi/>
+        <w:spacing w:after="80" w:line="240" w:lineRule="auto"/>
       </w:pPr>
       <w:r>
         <w:rPr>
@@ -5339,6 +5055,9 @@
       </w:r>
     </w:p>
     <w:p>
+      <w:pPr>
+        <w:spacing w:after="80" w:line="240" w:lineRule="auto"/>
+      </w:pPr>
       <w:r>
         <w:t>Failures and rules: Return the same request response for known and unknown emails; invalid tokens shall not change the password.</w:t>
       </w:r>
@@ -5347,6 +5066,7 @@
       <w:pPr>
         <w:keepNext/>
         <w:bidi/>
+        <w:spacing w:after="80" w:line="240" w:lineRule="auto"/>
       </w:pPr>
       <w:r>
         <w:rPr>
@@ -5356,6 +5076,9 @@
       </w:r>
     </w:p>
     <w:p>
+      <w:pPr>
+        <w:spacing w:after="80" w:line="240" w:lineRule="auto"/>
+      </w:pPr>
       <w:r>
         <w:t>Acceptance: A valid link resets the password once; the previous password and existing sessions then fail.</w:t>
       </w:r>
@@ -5364,6 +5087,7 @@
       <w:pPr>
         <w:pStyle w:val="Heading2"/>
         <w:bidi/>
+        <w:spacing w:before="140" w:after="80"/>
       </w:pPr>
       <w:r>
         <w:rPr>
@@ -5376,6 +5100,7 @@
     <w:p>
       <w:pPr>
         <w:pStyle w:val="Heading2"/>
+        <w:spacing w:before="140" w:after="80"/>
       </w:pPr>
       <w:bookmarkStart w:id="9" w:name="FR_04"/>
       <w:r>
@@ -5390,6 +5115,7 @@
       <w:pPr>
         <w:keepNext/>
         <w:bidi/>
+        <w:spacing w:after="80" w:line="240" w:lineRule="auto"/>
       </w:pPr>
       <w:r>
         <w:rPr>
@@ -5399,6 +5125,9 @@
       </w:r>
     </w:p>
     <w:p>
+      <w:pPr>
+        <w:spacing w:after="80" w:line="240" w:lineRule="auto"/>
+      </w:pPr>
       <w:r>
         <w:t>Priority P1; source U + P; acceptance criterion TC-FR-04.</w:t>
       </w:r>
@@ -5407,6 +5136,7 @@
       <w:pPr>
         <w:keepNext/>
         <w:bidi/>
+        <w:spacing w:after="80" w:line="240" w:lineRule="auto"/>
       </w:pPr>
       <w:r>
         <w:rPr>
@@ -5416,6 +5146,9 @@
       </w:r>
     </w:p>
     <w:p>
+      <w:pPr>
+        <w:spacing w:after="80" w:line="240" w:lineRule="auto"/>
+      </w:pPr>
       <w:r>
         <w:t>Students shall create, list, rename and delete their own courses after explicit deletion confirmation.</w:t>
       </w:r>
@@ -5424,6 +5157,7 @@
       <w:pPr>
         <w:keepNext/>
         <w:bidi/>
+        <w:spacing w:after="80" w:line="240" w:lineRule="auto"/>
       </w:pPr>
       <w:r>
         <w:rPr>
@@ -5433,6 +5167,9 @@
       </w:r>
     </w:p>
     <w:p>
+      <w:pPr>
+        <w:spacing w:after="80" w:line="240" w:lineRule="auto"/>
+      </w:pPr>
       <w:r>
         <w:t>Preconditions, inputs and outputs: Student session; nonblank name up to 80 characters; output: server-assigned course ID; reject exact duplicate trimmed names within the account.</w:t>
       </w:r>
@@ -5441,6 +5178,7 @@
       <w:pPr>
         <w:keepNext/>
         <w:bidi/>
+        <w:spacing w:after="80" w:line="240" w:lineRule="auto"/>
       </w:pPr>
       <w:r>
         <w:rPr>
@@ -5450,6 +5188,9 @@
       </w:r>
     </w:p>
     <w:p>
+      <w:pPr>
+        <w:spacing w:after="80" w:line="240" w:lineRule="auto"/>
+      </w:pPr>
       <w:r>
         <w:t>Failures and rules: Reject invalid input; cancelling confirmation leaves data unchanged; deletion removes dependent content under DR-03.</w:t>
       </w:r>
@@ -5458,6 +5199,7 @@
       <w:pPr>
         <w:keepNext/>
         <w:bidi/>
+        <w:spacing w:after="80" w:line="240" w:lineRule="auto"/>
       </w:pPr>
       <w:r>
         <w:rPr>
@@ -5467,19 +5209,19 @@
       </w:r>
     </w:p>
     <w:p>
+      <w:pPr>
+        <w:spacing w:after="80" w:line="240" w:lineRule="auto"/>
+      </w:pPr>
       <w:r>
         <w:t>Acceptance: Creating, renaming and deleting a course is reflected on the other device without affecting another account.</w:t>
       </w:r>
     </w:p>
     <w:p>
-      <w:r>
-        <w:br w:type="page"/>
-      </w:r>
-    </w:p>
-    <w:p>
       <w:pPr>
         <w:pStyle w:val="Heading1"/>
-        <w:bidi/>
+        <w:pageBreakBefore/>
+        <w:bidi/>
+        <w:spacing w:before="140" w:after="80"/>
       </w:pPr>
       <w:r>
         <w:rPr>
@@ -5493,6 +5235,7 @@
     <w:p>
       <w:pPr>
         <w:pStyle w:val="Heading1"/>
+        <w:spacing w:before="140" w:after="80"/>
       </w:pPr>
       <w:r>
         <w:rPr>
@@ -5505,6 +5248,7 @@
       <w:pPr>
         <w:pStyle w:val="Heading2"/>
         <w:bidi/>
+        <w:spacing w:before="140" w:after="80"/>
       </w:pPr>
       <w:r>
         <w:rPr>
@@ -5517,6 +5261,7 @@
     <w:p>
       <w:pPr>
         <w:pStyle w:val="Heading2"/>
+        <w:spacing w:before="140" w:after="80"/>
       </w:pPr>
       <w:bookmarkStart w:id="10" w:name="FR_05"/>
       <w:r>
@@ -5531,6 +5276,7 @@
       <w:pPr>
         <w:keepNext/>
         <w:bidi/>
+        <w:spacing w:after="80" w:line="240" w:lineRule="auto"/>
       </w:pPr>
       <w:r>
         <w:rPr>
@@ -5540,6 +5286,9 @@
       </w:r>
     </w:p>
     <w:p>
+      <w:pPr>
+        <w:spacing w:after="80" w:line="240" w:lineRule="auto"/>
+      </w:pPr>
       <w:r>
         <w:t>Priority P1; source U + P; acceptance criterion TC-FR-05.</w:t>
       </w:r>
@@ -5548,6 +5297,7 @@
       <w:pPr>
         <w:keepNext/>
         <w:bidi/>
+        <w:spacing w:after="80" w:line="240" w:lineRule="auto"/>
       </w:pPr>
       <w:r>
         <w:rPr>
@@ -5557,6 +5307,9 @@
       </w:r>
     </w:p>
     <w:p>
+      <w:pPr>
+        <w:spacing w:after="80" w:line="240" w:lineRule="auto"/>
+      </w:pPr>
       <w:r>
         <w:t>The system shall support adding, renaming and deleting titled chapters in the student's course, including before file upload.</w:t>
       </w:r>
@@ -5565,6 +5318,7 @@
       <w:pPr>
         <w:keepNext/>
         <w:bidi/>
+        <w:spacing w:after="80" w:line="240" w:lineRule="auto"/>
       </w:pPr>
       <w:r>
         <w:rPr>
@@ -5574,6 +5328,9 @@
       </w:r>
     </w:p>
     <w:p>
+      <w:pPr>
+        <w:spacing w:after="80" w:line="240" w:lineRule="auto"/>
+      </w:pPr>
       <w:r>
         <w:t>Preconditions, inputs and outputs: Owned course; nonblank title up to 100 characters; output: initially unreviewed chapter; duplicate titles may have distinct IDs.</w:t>
       </w:r>
@@ -5582,6 +5339,7 @@
       <w:pPr>
         <w:keepNext/>
         <w:bidi/>
+        <w:spacing w:after="80" w:line="240" w:lineRule="auto"/>
       </w:pPr>
       <w:r>
         <w:rPr>
@@ -5591,6 +5349,9 @@
       </w:r>
     </w:p>
     <w:p>
+      <w:pPr>
+        <w:spacing w:after="80" w:line="240" w:lineRule="auto"/>
+      </w:pPr>
       <w:r>
         <w:t>Failures and rules: Generation is unavailable without extracted text; confirmation explains deletion of the file, outputs and attempts.</w:t>
       </w:r>
@@ -5599,6 +5360,7 @@
       <w:pPr>
         <w:keepNext/>
         <w:bidi/>
+        <w:spacing w:after="80" w:line="240" w:lineRule="auto"/>
       </w:pPr>
       <w:r>
         <w:rPr>
@@ -5608,6 +5370,9 @@
       </w:r>
     </w:p>
     <w:p>
+      <w:pPr>
+        <w:spacing w:after="80" w:line="240" w:lineRule="auto"/>
+      </w:pPr>
       <w:r>
         <w:t>Acceptance: Renaming or deleting one of two identically titled chapters affects only its ID; adding a title does not upload a file.</w:t>
       </w:r>
@@ -5616,6 +5381,7 @@
       <w:pPr>
         <w:pStyle w:val="Heading2"/>
         <w:bidi/>
+        <w:spacing w:before="140" w:after="80"/>
       </w:pPr>
       <w:r>
         <w:rPr>
@@ -5628,6 +5394,7 @@
     <w:p>
       <w:pPr>
         <w:pStyle w:val="Heading2"/>
+        <w:spacing w:before="140" w:after="80"/>
       </w:pPr>
       <w:bookmarkStart w:id="11" w:name="FR_06"/>
       <w:r>
@@ -5642,6 +5409,7 @@
       <w:pPr>
         <w:keepNext/>
         <w:bidi/>
+        <w:spacing w:after="80" w:line="240" w:lineRule="auto"/>
       </w:pPr>
       <w:r>
         <w:rPr>
@@ -5651,6 +5419,9 @@
       </w:r>
     </w:p>
     <w:p>
+      <w:pPr>
+        <w:spacing w:after="80" w:line="240" w:lineRule="auto"/>
+      </w:pPr>
       <w:r>
         <w:t>Priority P1; source U + P; acceptance criterion TC-FR-06.</w:t>
       </w:r>
@@ -5659,6 +5430,7 @@
       <w:pPr>
         <w:keepNext/>
         <w:bidi/>
+        <w:spacing w:after="80" w:line="240" w:lineRule="auto"/>
       </w:pPr>
       <w:r>
         <w:rPr>
@@ -5668,6 +5440,9 @@
       </w:r>
     </w:p>
     <w:p>
+      <w:pPr>
+        <w:spacing w:after="80" w:line="240" w:lineRule="auto"/>
+      </w:pPr>
       <w:r>
         <w:t>Students shall search course names and chapter titles and filter a course's chapters by review state.</w:t>
       </w:r>
@@ -5676,6 +5451,7 @@
       <w:pPr>
         <w:keepNext/>
         <w:bidi/>
+        <w:spacing w:after="80" w:line="240" w:lineRule="auto"/>
       </w:pPr>
       <w:r>
         <w:rPr>
@@ -5685,6 +5461,9 @@
       </w:r>
     </w:p>
     <w:p>
+      <w:pPr>
+        <w:spacing w:after="80" w:line="240" w:lineRule="auto"/>
+      </w:pPr>
       <w:r>
         <w:t>Preconditions, inputs and outputs: Search text and all, pending or reviewed state; output: owned results and result count.</w:t>
       </w:r>
@@ -5693,6 +5472,7 @@
       <w:pPr>
         <w:keepNext/>
         <w:bidi/>
+        <w:spacing w:after="80" w:line="240" w:lineRule="auto"/>
       </w:pPr>
       <w:r>
         <w:rPr>
@@ -5702,6 +5482,9 @@
       </w:r>
     </w:p>
     <w:p>
+      <w:pPr>
+        <w:spacing w:after="80" w:line="240" w:lineRule="auto"/>
+      </w:pPr>
       <w:r>
         <w:t>Failures and rules: Ignore Arabic diacritics, tatweel, alef variants and English case; empty results offer filter clearing.</w:t>
       </w:r>
@@ -5710,6 +5493,7 @@
       <w:pPr>
         <w:keepNext/>
         <w:bidi/>
+        <w:spacing w:after="80" w:line="240" w:lineRule="auto"/>
       </w:pPr>
       <w:r>
         <w:rPr>
@@ -5719,19 +5503,19 @@
       </w:r>
     </w:p>
     <w:p>
+      <w:pPr>
+        <w:spacing w:after="80" w:line="240" w:lineRule="auto"/>
+      </w:pPr>
       <w:r>
         <w:t>Acceptance: The Arabic alef variants match; result actions target the correct ID and filtering does not alter total progress.</w:t>
       </w:r>
     </w:p>
     <w:p>
-      <w:r>
-        <w:br w:type="page"/>
-      </w:r>
-    </w:p>
-    <w:p>
       <w:pPr>
         <w:pStyle w:val="Heading1"/>
-        <w:bidi/>
+        <w:pageBreakBefore/>
+        <w:bidi/>
+        <w:spacing w:before="140" w:after="80"/>
       </w:pPr>
       <w:r>
         <w:rPr>
@@ -5745,6 +5529,7 @@
     <w:p>
       <w:pPr>
         <w:pStyle w:val="Heading1"/>
+        <w:spacing w:before="140" w:after="80"/>
       </w:pPr>
       <w:r>
         <w:rPr>
@@ -5757,6 +5542,7 @@
       <w:pPr>
         <w:pStyle w:val="Heading2"/>
         <w:bidi/>
+        <w:spacing w:before="140" w:after="80"/>
       </w:pPr>
       <w:r>
         <w:rPr>
@@ -5769,6 +5555,7 @@
     <w:p>
       <w:pPr>
         <w:pStyle w:val="Heading2"/>
+        <w:spacing w:before="140" w:after="80"/>
       </w:pPr>
       <w:bookmarkStart w:id="12" w:name="FR_07"/>
       <w:r>
@@ -5783,6 +5570,7 @@
       <w:pPr>
         <w:keepNext/>
         <w:bidi/>
+        <w:spacing w:after="80" w:line="240" w:lineRule="auto"/>
       </w:pPr>
       <w:r>
         <w:rPr>
@@ -5792,6 +5580,9 @@
       </w:r>
     </w:p>
     <w:p>
+      <w:pPr>
+        <w:spacing w:after="80" w:line="240" w:lineRule="auto"/>
+      </w:pPr>
       <w:r>
         <w:t>Priority P1; source U + A; acceptance criterion TC-FR-07.</w:t>
       </w:r>
@@ -5800,6 +5591,7 @@
       <w:pPr>
         <w:keepNext/>
         <w:bidi/>
+        <w:spacing w:after="80" w:line="240" w:lineRule="auto"/>
       </w:pPr>
       <w:r>
         <w:rPr>
@@ -5809,6 +5601,9 @@
       </w:r>
     </w:p>
     <w:p>
+      <w:pPr>
+        <w:spacing w:after="80" w:line="240" w:lineRule="auto"/>
+      </w:pPr>
       <w:r>
         <w:t>The system shall accept an Arabic or English text PDF for an owned chapter within A-01 limits.</w:t>
       </w:r>
@@ -5817,6 +5612,7 @@
       <w:pPr>
         <w:keepNext/>
         <w:bidi/>
+        <w:spacing w:after="80" w:line="240" w:lineRule="auto"/>
       </w:pPr>
       <w:r>
         <w:rPr>
@@ -5826,6 +5622,9 @@
       </w:r>
     </w:p>
     <w:p>
+      <w:pPr>
+        <w:spacing w:after="80" w:line="240" w:lineRule="auto"/>
+      </w:pPr>
       <w:r>
         <w:t>Preconditions, inputs and outputs: One file per chapter and chapter ID; outputs: private file and processing state; retain display name, size and page count.</w:t>
       </w:r>
@@ -5834,6 +5633,7 @@
       <w:pPr>
         <w:keepNext/>
         <w:bidi/>
+        <w:spacing w:after="80" w:line="240" w:lineRule="auto"/>
       </w:pPr>
       <w:r>
         <w:rPr>
@@ -5843,6 +5643,9 @@
       </w:r>
     </w:p>
     <w:p>
+      <w:pPr>
+        <w:spacing w:after="80" w:line="240" w:lineRule="auto"/>
+      </w:pPr>
       <w:r>
         <w:t>Failures and rules: Reject corrupt, protected, non-PDF and image-only files; inspect content rather than trusting the extension.</w:t>
       </w:r>
@@ -5851,6 +5654,7 @@
       <w:pPr>
         <w:keepNext/>
         <w:bidi/>
+        <w:spacing w:after="80" w:line="240" w:lineRule="auto"/>
       </w:pPr>
       <w:r>
         <w:rPr>
@@ -5860,6 +5664,9 @@
       </w:r>
     </w:p>
     <w:p>
+      <w:pPr>
+        <w:spacing w:after="80" w:line="240" w:lineRule="auto"/>
+      </w:pPr>
       <w:r>
         <w:t>Acceptance: A valid boundary-sized file is accepted; exceeding either limit gives a specific rejection; image-only files are not sent for generation.</w:t>
       </w:r>
@@ -5868,6 +5675,7 @@
       <w:pPr>
         <w:pStyle w:val="Heading2"/>
         <w:bidi/>
+        <w:spacing w:before="140" w:after="80"/>
       </w:pPr>
       <w:r>
         <w:rPr>
@@ -5880,6 +5688,7 @@
     <w:p>
       <w:pPr>
         <w:pStyle w:val="Heading2"/>
+        <w:spacing w:before="140" w:after="80"/>
       </w:pPr>
       <w:bookmarkStart w:id="13" w:name="FR_08"/>
       <w:r>
@@ -5894,6 +5703,7 @@
       <w:pPr>
         <w:keepNext/>
         <w:bidi/>
+        <w:spacing w:after="80" w:line="240" w:lineRule="auto"/>
       </w:pPr>
       <w:r>
         <w:rPr>
@@ -5903,6 +5713,9 @@
       </w:r>
     </w:p>
     <w:p>
+      <w:pPr>
+        <w:spacing w:after="80" w:line="240" w:lineRule="auto"/>
+      </w:pPr>
       <w:r>
         <w:t>Priority P1; source U + A; acceptance criterion TC-FR-08.</w:t>
       </w:r>
@@ -5911,6 +5724,7 @@
       <w:pPr>
         <w:keepNext/>
         <w:bidi/>
+        <w:spacing w:after="80" w:line="240" w:lineRule="auto"/>
       </w:pPr>
       <w:r>
         <w:rPr>
@@ -5920,6 +5734,9 @@
       </w:r>
     </w:p>
     <w:p>
+      <w:pPr>
+        <w:spacing w:after="80" w:line="240" w:lineRule="auto"/>
+      </w:pPr>
       <w:r>
         <w:t>The system shall extract text with page numbers and expose chapter status from upload to readiness or failure.</w:t>
       </w:r>
@@ -5928,6 +5745,7 @@
       <w:pPr>
         <w:keepNext/>
         <w:bidi/>
+        <w:spacing w:after="80" w:line="240" w:lineRule="auto"/>
       </w:pPr>
       <w:r>
         <w:rPr>
@@ -5937,6 +5755,9 @@
       </w:r>
     </w:p>
     <w:p>
+      <w:pPr>
+        <w:spacing w:after="80" w:line="240" w:lineRule="auto"/>
+      </w:pPr>
       <w:r>
         <w:t>Preconditions, inputs and outputs: Completed upload; output: usable text and uploaded, extracting, ready or failed states.</w:t>
       </w:r>
@@ -5945,6 +5766,7 @@
       <w:pPr>
         <w:keepNext/>
         <w:bidi/>
+        <w:spacing w:after="80" w:line="240" w:lineRule="auto"/>
       </w:pPr>
       <w:r>
         <w:rPr>
@@ -5954,6 +5776,9 @@
       </w:r>
     </w:p>
     <w:p>
+      <w:pPr>
+        <w:spacing w:after="80" w:line="240" w:lineRule="auto"/>
+      </w:pPr>
       <w:r>
         <w:t>Failures and rules: Empty or unreadable text fails with a message; retry is available; readiness is not reported before text persistence.</w:t>
       </w:r>
@@ -5962,6 +5787,7 @@
       <w:pPr>
         <w:keepNext/>
         <w:bidi/>
+        <w:spacing w:after="80" w:line="240" w:lineRule="auto"/>
       </w:pPr>
       <w:r>
         <w:rPr>
@@ -5971,19 +5797,19 @@
       </w:r>
     </w:p>
     <w:p>
+      <w:pPr>
+        <w:spacing w:after="80" w:line="240" w:lineRule="auto"/>
+      </w:pPr>
       <w:r>
         <w:t>Acceptance: Reopening the client during extraction shows server state; extraction failure creates no study outputs.</w:t>
       </w:r>
     </w:p>
     <w:p>
-      <w:r>
-        <w:br w:type="page"/>
-      </w:r>
-    </w:p>
-    <w:p>
       <w:pPr>
         <w:pStyle w:val="Heading1"/>
-        <w:bidi/>
+        <w:pageBreakBefore/>
+        <w:bidi/>
+        <w:spacing w:before="140" w:after="80"/>
       </w:pPr>
       <w:r>
         <w:rPr>
@@ -5997,6 +5823,7 @@
     <w:p>
       <w:pPr>
         <w:pStyle w:val="Heading1"/>
+        <w:spacing w:before="140" w:after="80"/>
       </w:pPr>
       <w:r>
         <w:rPr>
@@ -6009,6 +5836,7 @@
       <w:pPr>
         <w:pStyle w:val="Heading2"/>
         <w:bidi/>
+        <w:spacing w:before="140" w:after="80"/>
       </w:pPr>
       <w:r>
         <w:rPr>
@@ -6021,6 +5849,7 @@
     <w:p>
       <w:pPr>
         <w:pStyle w:val="Heading2"/>
+        <w:spacing w:before="140" w:after="80"/>
       </w:pPr>
       <w:bookmarkStart w:id="14" w:name="FR_09"/>
       <w:r>
@@ -6035,6 +5864,7 @@
       <w:pPr>
         <w:keepNext/>
         <w:bidi/>
+        <w:spacing w:after="80" w:line="240" w:lineRule="auto"/>
       </w:pPr>
       <w:r>
         <w:rPr>
@@ -6044,6 +5874,9 @@
       </w:r>
     </w:p>
     <w:p>
+      <w:pPr>
+        <w:spacing w:after="80" w:line="240" w:lineRule="auto"/>
+      </w:pPr>
       <w:r>
         <w:t>Priority P1; source U + A; acceptance criterion TC-FR-09.</w:t>
       </w:r>
@@ -6052,23 +5885,28 @@
       <w:pPr>
         <w:keepNext/>
         <w:bidi/>
-      </w:pPr>
-      <w:r>
-        <w:rPr>
-          <w:rtl/>
-        </w:rPr>
-        <w:t>يجب أن يولّد النظام شرحًا وملخصًا منفصلين من نص الشابتر باللغة المختارة، مع حفظ المصطلحات الإنجليزية المهمة في العربية.</w:t>
-      </w:r>
-    </w:p>
-    <w:p>
-      <w:r>
-        <w:t>The system shall generate separate explanation and summary outputs from chapter text in the selected language, retaining key English terms in Arabic output.</w:t>
+        <w:spacing w:after="80" w:line="240" w:lineRule="auto"/>
+      </w:pPr>
+      <w:r>
+        <w:rPr>
+          <w:rtl/>
+        </w:rPr>
+        <w:t>يجب أن يولّد النظام الشرح والملخص عبر Gemini من خلال Firebase AI Logic من نص الشابتر باللغة المختارة، مع حفظ المصطلحات الإنجليزية المهمة في العربية.</w:t>
+      </w:r>
+    </w:p>
+    <w:p>
+      <w:pPr>
+        <w:spacing w:after="80" w:line="240" w:lineRule="auto"/>
+      </w:pPr>
+      <w:r>
+        <w:t>The system shall generate explanations and summaries with Gemini through Firebase AI Logic from chapter text in the selected language, retaining key English terms in Arabic.</w:t>
       </w:r>
     </w:p>
     <w:p>
       <w:pPr>
         <w:keepNext/>
         <w:bidi/>
+        <w:spacing w:after="80" w:line="240" w:lineRule="auto"/>
       </w:pPr>
       <w:r>
         <w:rPr>
@@ -6078,6 +5916,9 @@
       </w:r>
     </w:p>
     <w:p>
+      <w:pPr>
+        <w:spacing w:after="80" w:line="240" w:lineRule="auto"/>
+      </w:pPr>
       <w:r>
         <w:t>Preconditions, inputs and outputs: Ready chapter; output kind and default Arabic or English language; persist output with language, content version and page references.</w:t>
       </w:r>
@@ -6086,6 +5927,7 @@
       <w:pPr>
         <w:keepNext/>
         <w:bidi/>
+        <w:spacing w:after="80" w:line="240" w:lineRule="auto"/>
       </w:pPr>
       <w:r>
         <w:rPr>
@@ -6095,6 +5937,9 @@
       </w:r>
     </w:p>
     <w:p>
+      <w:pPr>
+        <w:spacing w:after="80" w:line="240" w:lineRule="auto"/>
+      </w:pPr>
       <w:r>
         <w:t>Failures and rules: Insufficient content shall not be filled with unsupported claims; invalid output fails with an understandable reason.</w:t>
       </w:r>
@@ -6103,6 +5948,7 @@
       <w:pPr>
         <w:keepNext/>
         <w:bidi/>
+        <w:spacing w:after="80" w:line="240" w:lineRule="auto"/>
       </w:pPr>
       <w:r>
         <w:rPr>
@@ -6112,6 +5958,9 @@
       </w:r>
     </w:p>
     <w:p>
+      <w:pPr>
+        <w:spacing w:after="80" w:line="240" w:lineRule="auto"/>
+      </w:pPr>
       <w:r>
         <w:t>Acceptance: Show Arabic explanation and English summary for one chapter; page references are in range and sampled claims are source-supported.</w:t>
       </w:r>
@@ -6120,6 +5969,7 @@
       <w:pPr>
         <w:pStyle w:val="Heading2"/>
         <w:bidi/>
+        <w:spacing w:before="140" w:after="80"/>
       </w:pPr>
       <w:r>
         <w:rPr>
@@ -6132,6 +5982,7 @@
     <w:p>
       <w:pPr>
         <w:pStyle w:val="Heading2"/>
+        <w:spacing w:before="140" w:after="80"/>
       </w:pPr>
       <w:bookmarkStart w:id="15" w:name="FR_10"/>
       <w:r>
@@ -6146,6 +5997,7 @@
       <w:pPr>
         <w:keepNext/>
         <w:bidi/>
+        <w:spacing w:after="80" w:line="240" w:lineRule="auto"/>
       </w:pPr>
       <w:r>
         <w:rPr>
@@ -6155,6 +6007,9 @@
       </w:r>
     </w:p>
     <w:p>
+      <w:pPr>
+        <w:spacing w:after="80" w:line="240" w:lineRule="auto"/>
+      </w:pPr>
       <w:r>
         <w:t>Priority P1; source U + A; acceptance criterion TC-FR-10.</w:t>
       </w:r>
@@ -6163,6 +6018,7 @@
       <w:pPr>
         <w:keepNext/>
         <w:bidi/>
+        <w:spacing w:after="80" w:line="240" w:lineRule="auto"/>
       </w:pPr>
       <w:r>
         <w:rPr>
@@ -6172,6 +6028,9 @@
       </w:r>
     </w:p>
     <w:p>
+      <w:pPr>
+        <w:spacing w:after="80" w:line="240" w:lineRule="auto"/>
+      </w:pPr>
       <w:r>
         <w:t>The system shall allow explanation, summary or quiz to be requested directly after text readiness and retain outputs for later access.</w:t>
       </w:r>
@@ -6180,6 +6039,7 @@
       <w:pPr>
         <w:keepNext/>
         <w:bidi/>
+        <w:spacing w:after="80" w:line="240" w:lineRule="auto"/>
       </w:pPr>
       <w:r>
         <w:rPr>
@@ -6189,6 +6049,9 @@
       </w:r>
     </w:p>
     <w:p>
+      <w:pPr>
+        <w:spacing w:after="80" w:line="240" w:lineRule="auto"/>
+      </w:pPr>
       <w:r>
         <w:t>Preconditions, inputs and outputs: Chapter-owner session and chosen output; return saved output or an explicitly requested new generation.</w:t>
       </w:r>
@@ -6197,6 +6060,7 @@
       <w:pPr>
         <w:keepNext/>
         <w:bidi/>
+        <w:spacing w:after="80" w:line="240" w:lineRule="auto"/>
       </w:pPr>
       <w:r>
         <w:rPr>
@@ -6206,6 +6070,9 @@
       </w:r>
     </w:p>
     <w:p>
+      <w:pPr>
+        <w:spacing w:after="80" w:line="240" w:lineRule="auto"/>
+      </w:pPr>
       <w:r>
         <w:t>Failures and rules: Repeated reading does not consume generation quota; requesting another language does not delete prior outputs.</w:t>
       </w:r>
@@ -6214,6 +6081,7 @@
       <w:pPr>
         <w:keepNext/>
         <w:bidi/>
+        <w:spacing w:after="80" w:line="240" w:lineRule="auto"/>
       </w:pPr>
       <w:r>
         <w:rPr>
@@ -6223,19 +6091,19 @@
       </w:r>
     </w:p>
     <w:p>
+      <w:pPr>
+        <w:spacing w:after="80" w:line="240" w:lineRule="auto"/>
+      </w:pPr>
       <w:r>
         <w:t>Acceptance: A quiz can start without opening the explanation; signing in again restores outputs and attempts without regeneration.</w:t>
       </w:r>
     </w:p>
     <w:p>
-      <w:r>
-        <w:br w:type="page"/>
-      </w:r>
-    </w:p>
-    <w:p>
       <w:pPr>
         <w:pStyle w:val="Heading1"/>
-        <w:bidi/>
+        <w:pageBreakBefore/>
+        <w:bidi/>
+        <w:spacing w:before="140" w:after="80"/>
       </w:pPr>
       <w:r>
         <w:rPr>
@@ -6249,6 +6117,7 @@
     <w:p>
       <w:pPr>
         <w:pStyle w:val="Heading1"/>
+        <w:spacing w:before="140" w:after="80"/>
       </w:pPr>
       <w:r>
         <w:rPr>
@@ -6261,6 +6130,7 @@
       <w:pPr>
         <w:pStyle w:val="Heading2"/>
         <w:bidi/>
+        <w:spacing w:before="140" w:after="80"/>
       </w:pPr>
       <w:r>
         <w:rPr>
@@ -6273,6 +6143,7 @@
     <w:p>
       <w:pPr>
         <w:pStyle w:val="Heading2"/>
+        <w:spacing w:before="140" w:after="80"/>
       </w:pPr>
       <w:bookmarkStart w:id="16" w:name="FR_11"/>
       <w:r>
@@ -6287,6 +6158,7 @@
       <w:pPr>
         <w:keepNext/>
         <w:bidi/>
+        <w:spacing w:after="80" w:line="240" w:lineRule="auto"/>
       </w:pPr>
       <w:r>
         <w:rPr>
@@ -6296,6 +6168,9 @@
       </w:r>
     </w:p>
     <w:p>
+      <w:pPr>
+        <w:spacing w:after="80" w:line="240" w:lineRule="auto"/>
+      </w:pPr>
       <w:r>
         <w:t>Priority P1; source U + A; acceptance criterion TC-FR-11.</w:t>
       </w:r>
@@ -6304,6 +6179,7 @@
       <w:pPr>
         <w:keepNext/>
         <w:bidi/>
+        <w:spacing w:after="80" w:line="240" w:lineRule="auto"/>
       </w:pPr>
       <w:r>
         <w:rPr>
@@ -6313,6 +6189,9 @@
       </w:r>
     </w:p>
     <w:p>
+      <w:pPr>
+        <w:spacing w:after="80" w:line="240" w:lineRule="auto"/>
+      </w:pPr>
       <w:r>
         <w:t>The system shall manage generation as server jobs, show status and remaining quota, and prevent quota overuse or duplicate execution on resubmission.</w:t>
       </w:r>
@@ -6321,6 +6200,7 @@
       <w:pPr>
         <w:keepNext/>
         <w:bidi/>
+        <w:spacing w:after="80" w:line="240" w:lineRule="auto"/>
       </w:pPr>
       <w:r>
         <w:rPr>
@@ -6330,6 +6210,9 @@
       </w:r>
     </w:p>
     <w:p>
+      <w:pPr>
+        <w:spacing w:after="80" w:line="240" w:lineRule="auto"/>
+      </w:pPr>
       <w:r>
         <w:t>Preconditions, inputs and outputs: Chapter ID, kind, language and request key; output: job ID with queued, running, succeeded or failed state.</w:t>
       </w:r>
@@ -6338,6 +6221,7 @@
       <w:pPr>
         <w:keepNext/>
         <w:bidi/>
+        <w:spacing w:after="80" w:line="240" w:lineRule="auto"/>
       </w:pPr>
       <w:r>
         <w:rPr>
@@ -6347,6 +6231,9 @@
       </w:r>
     </w:p>
     <w:p>
+      <w:pPr>
+        <w:spacing w:after="80" w:line="240" w:lineRule="auto"/>
+      </w:pPr>
       <w:r>
         <w:t>Failures and rules: Reserve quota atomically; success consumes it and failure releases the reservation; the same key returns the same job.</w:t>
       </w:r>
@@ -6355,6 +6242,7 @@
       <w:pPr>
         <w:keepNext/>
         <w:bidi/>
+        <w:spacing w:after="80" w:line="240" w:lineRule="auto"/>
       </w:pPr>
       <w:r>
         <w:rPr>
@@ -6364,6 +6252,9 @@
       </w:r>
     </w:p>
     <w:p>
+      <w:pPr>
+        <w:spacing w:after="80" w:line="240" w:lineRule="auto"/>
+      </w:pPr>
       <w:r>
         <w:t>Acceptance: With quota 10, eleven daily successes are impossible; double submission creates one job; failure exposes retry.</w:t>
       </w:r>
@@ -6372,6 +6263,7 @@
       <w:pPr>
         <w:pStyle w:val="Heading2"/>
         <w:bidi/>
+        <w:spacing w:before="140" w:after="80"/>
       </w:pPr>
       <w:r>
         <w:rPr>
@@ -6384,6 +6276,7 @@
     <w:p>
       <w:pPr>
         <w:pStyle w:val="Heading2"/>
+        <w:spacing w:before="140" w:after="80"/>
       </w:pPr>
       <w:bookmarkStart w:id="17" w:name="FR_12"/>
       <w:r>
@@ -6398,6 +6291,7 @@
       <w:pPr>
         <w:keepNext/>
         <w:bidi/>
+        <w:spacing w:after="80" w:line="240" w:lineRule="auto"/>
       </w:pPr>
       <w:r>
         <w:rPr>
@@ -6407,6 +6301,9 @@
       </w:r>
     </w:p>
     <w:p>
+      <w:pPr>
+        <w:spacing w:after="80" w:line="240" w:lineRule="auto"/>
+      </w:pPr>
       <w:r>
         <w:t>Priority P1; source U + A; acceptance criterion TC-FR-12.</w:t>
       </w:r>
@@ -6415,23 +6312,28 @@
       <w:pPr>
         <w:keepNext/>
         <w:bidi/>
-      </w:pPr>
-      <w:r>
-        <w:rPr>
-          <w:rtl/>
-        </w:rPr>
-        <w:t>يجب أن ينشئ النظام اختبارًا محفوظًا من اختيار متعدد وصح وخطأ فقط، باللغة المختارة، وبعدد افتراضي 10 أسئلة.</w:t>
-      </w:r>
-    </w:p>
-    <w:p>
-      <w:r>
-        <w:t>The system shall create a persisted quiz containing only multiple-choice and true/false questions in the selected language, with ten questions by default.</w:t>
+        <w:spacing w:after="80" w:line="240" w:lineRule="auto"/>
+      </w:pPr>
+      <w:r>
+        <w:rPr>
+          <w:rtl/>
+        </w:rPr>
+        <w:t>يجب أن يولّد النظام عبر Gemini من خلال Firebase AI Logic اختبارًا محفوظًا من اختيار متعدد وصح وخطأ فقط، باللغة المختارة، وبعدد افتراضي 10 أسئلة.</w:t>
+      </w:r>
+    </w:p>
+    <w:p>
+      <w:pPr>
+        <w:spacing w:after="80" w:line="240" w:lineRule="auto"/>
+      </w:pPr>
+      <w:r>
+        <w:t>The system shall generate a persisted quiz with Gemini through Firebase AI Logic, using only multiple-choice and true/false questions in the selected language, with ten questions by default.</w:t>
       </w:r>
     </w:p>
     <w:p>
       <w:pPr>
         <w:keepNext/>
         <w:bidi/>
+        <w:spacing w:after="80" w:line="240" w:lineRule="auto"/>
       </w:pPr>
       <w:r>
         <w:rPr>
@@ -6441,6 +6343,9 @@
       </w:r>
     </w:p>
     <w:p>
+      <w:pPr>
+        <w:spacing w:after="80" w:line="240" w:lineRule="auto"/>
+      </w:pPr>
       <w:r>
         <w:t>Preconditions, inputs and outputs: Ready text; each question has text, options, one correct answer, explanation and source reference; output: immutable quiz version.</w:t>
       </w:r>
@@ -6449,6 +6354,7 @@
       <w:pPr>
         <w:keepNext/>
         <w:bidi/>
+        <w:spacing w:after="80" w:line="240" w:lineRule="auto"/>
       </w:pPr>
       <w:r>
         <w:rPr>
@@ -6458,6 +6364,9 @@
       </w:r>
     </w:p>
     <w:p>
+      <w:pPr>
+        <w:spacing w:after="80" w:line="240" w:lineRule="auto"/>
+      </w:pPr>
       <w:r>
         <w:t>Failures and rules: Reject incomplete questions or ambiguous answer keys; insufficient content returns insufficient_content without a partial quiz.</w:t>
       </w:r>
@@ -6466,6 +6375,7 @@
       <w:pPr>
         <w:keepNext/>
         <w:bidi/>
+        <w:spacing w:after="80" w:line="240" w:lineRule="auto"/>
       </w:pPr>
       <w:r>
         <w:rPr>
@@ -6475,19 +6385,19 @@
       </w:r>
     </w:p>
     <w:p>
+      <w:pPr>
+        <w:spacing w:after="80" w:line="240" w:lineRule="auto"/>
+      </w:pPr>
       <w:r>
         <w:t>Acceptance: An acceptance sample contains ten valid questions across both types; answer keys are not sent to the client before submission.</w:t>
       </w:r>
     </w:p>
     <w:p>
-      <w:r>
-        <w:br w:type="page"/>
-      </w:r>
-    </w:p>
-    <w:p>
       <w:pPr>
         <w:pStyle w:val="Heading1"/>
-        <w:bidi/>
+        <w:pageBreakBefore/>
+        <w:bidi/>
+        <w:spacing w:before="140" w:after="80"/>
       </w:pPr>
       <w:r>
         <w:rPr>
@@ -6501,6 +6411,7 @@
     <w:p>
       <w:pPr>
         <w:pStyle w:val="Heading1"/>
+        <w:spacing w:before="140" w:after="80"/>
       </w:pPr>
       <w:r>
         <w:rPr>
@@ -6513,6 +6424,7 @@
       <w:pPr>
         <w:pStyle w:val="Heading2"/>
         <w:bidi/>
+        <w:spacing w:before="140" w:after="80"/>
       </w:pPr>
       <w:r>
         <w:rPr>
@@ -6525,6 +6437,7 @@
     <w:p>
       <w:pPr>
         <w:pStyle w:val="Heading2"/>
+        <w:spacing w:before="140" w:after="80"/>
       </w:pPr>
       <w:bookmarkStart w:id="18" w:name="FR_13"/>
       <w:r>
@@ -6539,6 +6452,7 @@
       <w:pPr>
         <w:keepNext/>
         <w:bidi/>
+        <w:spacing w:after="80" w:line="240" w:lineRule="auto"/>
       </w:pPr>
       <w:r>
         <w:rPr>
@@ -6548,6 +6462,9 @@
       </w:r>
     </w:p>
     <w:p>
+      <w:pPr>
+        <w:spacing w:after="80" w:line="240" w:lineRule="auto"/>
+      </w:pPr>
       <w:r>
         <w:t>Priority P1; source U + A; acceptance criterion TC-FR-13.</w:t>
       </w:r>
@@ -6556,6 +6473,7 @@
       <w:pPr>
         <w:keepNext/>
         <w:bidi/>
+        <w:spacing w:after="80" w:line="240" w:lineRule="auto"/>
       </w:pPr>
       <w:r>
         <w:rPr>
@@ -6565,6 +6483,9 @@
       </w:r>
     </w:p>
     <w:p>
+      <w:pPr>
+        <w:spacing w:after="80" w:line="240" w:lineRule="auto"/>
+      </w:pPr>
       <w:r>
         <w:t>The system shall persist attempt answers and grade submissions on the server with one point for correct and zero for incorrect or unanswered items.</w:t>
       </w:r>
@@ -6573,6 +6494,7 @@
       <w:pPr>
         <w:keepNext/>
         <w:bidi/>
+        <w:spacing w:after="80" w:line="240" w:lineRule="auto"/>
       </w:pPr>
       <w:r>
         <w:rPr>
@@ -6582,6 +6504,9 @@
       </w:r>
     </w:p>
     <w:p>
+      <w:pPr>
+        <w:spacing w:after="80" w:line="240" w:lineRule="auto"/>
+      </w:pPr>
       <w:r>
         <w:t>Preconditions, inputs and outputs: Owned quiz and active attempt; output: correct count, total and percentage; unanswered items require submission confirmation.</w:t>
       </w:r>
@@ -6590,6 +6515,7 @@
       <w:pPr>
         <w:keepNext/>
         <w:bidi/>
+        <w:spacing w:after="80" w:line="240" w:lineRule="auto"/>
       </w:pPr>
       <w:r>
         <w:rPr>
@@ -6599,6 +6525,9 @@
       </w:r>
     </w:p>
     <w:p>
+      <w:pPr>
+        <w:spacing w:after="80" w:line="240" w:lineRule="auto"/>
+      </w:pPr>
       <w:r>
         <w:t>Failures and rules: Network failure shall not falsely confirm saving or submission; resubmission neither duplicates the attempt nor changes its score.</w:t>
       </w:r>
@@ -6607,6 +6536,7 @@
       <w:pPr>
         <w:keepNext/>
         <w:bidi/>
+        <w:spacing w:after="80" w:line="240" w:lineRule="auto"/>
       </w:pPr>
       <w:r>
         <w:rPr>
@@ -6616,6 +6546,9 @@
       </w:r>
     </w:p>
     <w:p>
+      <w:pPr>
+        <w:spacing w:after="80" w:line="240" w:lineRule="auto"/>
+      </w:pPr>
       <w:r>
         <w:t>Acceptance: Seven correct answers out of ten yields 70%; answer edits are rejected after submission.</w:t>
       </w:r>
@@ -6624,6 +6557,7 @@
       <w:pPr>
         <w:pStyle w:val="Heading2"/>
         <w:bidi/>
+        <w:spacing w:before="140" w:after="80"/>
       </w:pPr>
       <w:r>
         <w:rPr>
@@ -6636,6 +6570,7 @@
     <w:p>
       <w:pPr>
         <w:pStyle w:val="Heading2"/>
+        <w:spacing w:before="140" w:after="80"/>
       </w:pPr>
       <w:bookmarkStart w:id="19" w:name="FR_14"/>
       <w:r>
@@ -6650,6 +6585,7 @@
       <w:pPr>
         <w:keepNext/>
         <w:bidi/>
+        <w:spacing w:after="80" w:line="240" w:lineRule="auto"/>
       </w:pPr>
       <w:r>
         <w:rPr>
@@ -6659,6 +6595,9 @@
       </w:r>
     </w:p>
     <w:p>
+      <w:pPr>
+        <w:spacing w:after="80" w:line="240" w:lineRule="auto"/>
+      </w:pPr>
       <w:r>
         <w:t>Priority P1; source U + A; acceptance criterion TC-FR-14.</w:t>
       </w:r>
@@ -6667,6 +6606,7 @@
       <w:pPr>
         <w:keepNext/>
         <w:bidi/>
+        <w:spacing w:after="80" w:line="240" w:lineRule="auto"/>
       </w:pPr>
       <w:r>
         <w:rPr>
@@ -6676,6 +6616,9 @@
       </w:r>
     </w:p>
     <w:p>
+      <w:pPr>
+        <w:spacing w:after="80" w:line="240" w:lineRule="auto"/>
+      </w:pPr>
       <w:r>
         <w:t>The system shall show student answers, correct answers and mistake explanations for completed attempts and preserve retakes separately.</w:t>
       </w:r>
@@ -6684,6 +6627,7 @@
       <w:pPr>
         <w:keepNext/>
         <w:bidi/>
+        <w:spacing w:after="80" w:line="240" w:lineRule="auto"/>
       </w:pPr>
       <w:r>
         <w:rPr>
@@ -6693,6 +6637,9 @@
       </w:r>
     </w:p>
     <w:p>
+      <w:pPr>
+        <w:spacing w:after="80" w:line="240" w:lineRule="auto"/>
+      </w:pPr>
       <w:r>
         <w:t>Preconditions, inputs and outputs: Owned completed attempt; output: dated history with score and quiz version; retaking creates a new attempt.</w:t>
       </w:r>
@@ -6701,6 +6648,7 @@
       <w:pPr>
         <w:keepNext/>
         <w:bidi/>
+        <w:spacing w:after="80" w:line="240" w:lineRule="auto"/>
       </w:pPr>
       <w:r>
         <w:rPr>
@@ -6710,6 +6658,9 @@
       </w:r>
     </w:p>
     <w:p>
+      <w:pPr>
+        <w:spacing w:after="80" w:line="240" w:lineRule="auto"/>
+      </w:pPr>
       <w:r>
         <w:t>Failures and rules: Regenerating a quiz does not change old results; administrators cannot view individual answers or results.</w:t>
       </w:r>
@@ -6718,6 +6669,7 @@
       <w:pPr>
         <w:keepNext/>
         <w:bidi/>
+        <w:spacing w:after="80" w:line="240" w:lineRule="auto"/>
       </w:pPr>
       <w:r>
         <w:rPr>
@@ -6727,19 +6679,19 @@
       </w:r>
     </w:p>
     <w:p>
+      <w:pPr>
+        <w:spacing w:after="80" w:line="240" w:lineRule="auto"/>
+      </w:pPr>
       <w:r>
         <w:t>Acceptance: Two attempts with different scores remain in history; mistake review uses the original question version's explanation.</w:t>
       </w:r>
     </w:p>
     <w:p>
-      <w:r>
-        <w:br w:type="page"/>
-      </w:r>
-    </w:p>
-    <w:p>
       <w:pPr>
         <w:pStyle w:val="Heading1"/>
-        <w:bidi/>
+        <w:pageBreakBefore/>
+        <w:bidi/>
+        <w:spacing w:before="140" w:after="80"/>
       </w:pPr>
       <w:r>
         <w:rPr>
@@ -6753,6 +6705,7 @@
     <w:p>
       <w:pPr>
         <w:pStyle w:val="Heading1"/>
+        <w:spacing w:before="140" w:after="80"/>
       </w:pPr>
       <w:r>
         <w:rPr>
@@ -6765,6 +6718,7 @@
       <w:pPr>
         <w:pStyle w:val="Heading2"/>
         <w:bidi/>
+        <w:spacing w:before="140" w:after="80"/>
       </w:pPr>
       <w:r>
         <w:rPr>
@@ -6777,6 +6731,7 @@
     <w:p>
       <w:pPr>
         <w:pStyle w:val="Heading2"/>
+        <w:spacing w:before="140" w:after="80"/>
       </w:pPr>
       <w:bookmarkStart w:id="20" w:name="FR_15"/>
       <w:r>
@@ -6791,6 +6746,7 @@
       <w:pPr>
         <w:keepNext/>
         <w:bidi/>
+        <w:spacing w:after="80" w:line="240" w:lineRule="auto"/>
       </w:pPr>
       <w:r>
         <w:rPr>
@@ -6800,6 +6756,9 @@
       </w:r>
     </w:p>
     <w:p>
+      <w:pPr>
+        <w:spacing w:after="80" w:line="240" w:lineRule="auto"/>
+      </w:pPr>
       <w:r>
         <w:t>Priority P1; source U + P; acceptance criterion TC-FR-15.</w:t>
       </w:r>
@@ -6808,6 +6767,7 @@
       <w:pPr>
         <w:keepNext/>
         <w:bidi/>
+        <w:spacing w:after="80" w:line="240" w:lineRule="auto"/>
       </w:pPr>
       <w:r>
         <w:rPr>
@@ -6817,6 +6777,9 @@
       </w:r>
     </w:p>
     <w:p>
+      <w:pPr>
+        <w:spacing w:after="80" w:line="240" w:lineRule="auto"/>
+      </w:pPr>
       <w:r>
         <w:t>Students shall update chapter review status manually; the dashboard shall show course count, reviewed count, progress percentage and next step.</w:t>
       </w:r>
@@ -6825,6 +6788,7 @@
       <w:pPr>
         <w:keepNext/>
         <w:bidi/>
+        <w:spacing w:after="80" w:line="240" w:lineRule="auto"/>
       </w:pPr>
       <w:r>
         <w:rPr>
@@ -6834,6 +6798,9 @@
       </w:r>
     </w:p>
     <w:p>
+      <w:pPr>
+        <w:spacing w:after="80" w:line="240" w:lineRule="auto"/>
+      </w:pPr>
       <w:r>
         <w:t>Preconditions, inputs and outputs: All account chapters; progress is reviewed count divided by total; output zero percent when no chapters exist.</w:t>
       </w:r>
@@ -6842,6 +6809,7 @@
       <w:pPr>
         <w:keepNext/>
         <w:bidi/>
+        <w:spacing w:after="80" w:line="240" w:lineRule="auto"/>
       </w:pPr>
       <w:r>
         <w:rPr>
@@ -6851,6 +6819,9 @@
       </w:r>
     </w:p>
     <w:p>
+      <w:pPr>
+        <w:spacing w:after="80" w:line="240" w:lineRule="auto"/>
+      </w:pPr>
       <w:r>
         <w:t>Failures and rules: Quiz scores do not change review state; next step is the first unreviewed chapter by course then chapter creation order.</w:t>
       </w:r>
@@ -6859,6 +6830,7 @@
       <w:pPr>
         <w:keepNext/>
         <w:bidi/>
+        <w:spacing w:after="80" w:line="240" w:lineRule="auto"/>
       </w:pPr>
       <w:r>
         <w:rPr>
@@ -6868,6 +6840,9 @@
       </w:r>
     </w:p>
     <w:p>
+      <w:pPr>
+        <w:spacing w:after="80" w:line="240" w:lineRule="auto"/>
+      </w:pPr>
       <w:r>
         <w:t>Acceptance: Reviewing two of four yields 50%; unmarking decreases it; hiding chapters through search does not alter totals.</w:t>
       </w:r>
@@ -6876,6 +6851,7 @@
       <w:pPr>
         <w:pStyle w:val="Heading2"/>
         <w:bidi/>
+        <w:spacing w:before="140" w:after="80"/>
       </w:pPr>
       <w:r>
         <w:rPr>
@@ -6888,6 +6864,7 @@
     <w:p>
       <w:pPr>
         <w:pStyle w:val="Heading2"/>
+        <w:spacing w:before="140" w:after="80"/>
       </w:pPr>
       <w:bookmarkStart w:id="21" w:name="FR_16"/>
       <w:r>
@@ -6902,6 +6879,7 @@
       <w:pPr>
         <w:keepNext/>
         <w:bidi/>
+        <w:spacing w:after="80" w:line="240" w:lineRule="auto"/>
       </w:pPr>
       <w:r>
         <w:rPr>
@@ -6911,6 +6889,9 @@
       </w:r>
     </w:p>
     <w:p>
+      <w:pPr>
+        <w:spacing w:after="80" w:line="240" w:lineRule="auto"/>
+      </w:pPr>
       <w:r>
         <w:t>Priority P1; source U + A; acceptance criterion TC-FR-16.</w:t>
       </w:r>
@@ -6919,6 +6900,7 @@
       <w:pPr>
         <w:keepNext/>
         <w:bidi/>
+        <w:spacing w:after="80" w:line="240" w:lineRule="auto"/>
       </w:pPr>
       <w:r>
         <w:rPr>
@@ -6928,6 +6910,9 @@
       </w:r>
     </w:p>
     <w:p>
+      <w:pPr>
+        <w:spacing w:after="80" w:line="240" w:lineRule="auto"/>
+      </w:pPr>
       <w:r>
         <w:t>Students shall create, edit and delete goals and tasks with an optional due date and optional course or goal association.</w:t>
       </w:r>
@@ -6936,6 +6921,7 @@
       <w:pPr>
         <w:keepNext/>
         <w:bidi/>
+        <w:spacing w:after="80" w:line="240" w:lineRule="auto"/>
       </w:pPr>
       <w:r>
         <w:rPr>
@@ -6945,6 +6931,9 @@
       </w:r>
     </w:p>
     <w:p>
+      <w:pPr>
+        <w:spacing w:after="80" w:line="240" w:lineRule="auto"/>
+      </w:pPr>
       <w:r>
         <w:t>Preconditions, inputs and outputs: Required title; a goal with tasks progresses by completed-task ratio; a goal without tasks has manual completion state.</w:t>
       </w:r>
@@ -6953,6 +6942,7 @@
       <w:pPr>
         <w:keepNext/>
         <w:bidi/>
+        <w:spacing w:after="80" w:line="240" w:lineRule="auto"/>
       </w:pPr>
       <w:r>
         <w:rPr>
@@ -6962,6 +6952,9 @@
       </w:r>
     </w:p>
     <w:p>
+      <w:pPr>
+        <w:spacing w:after="80" w:line="240" w:lineRule="auto"/>
+      </w:pPr>
       <w:r>
         <w:t>Failures and rules: Reject links to others' data; course deletion detaches and preserves goals and tasks; goal deletion removes its tasks after confirmation.</w:t>
       </w:r>
@@ -6970,6 +6963,7 @@
       <w:pPr>
         <w:keepNext/>
         <w:bidi/>
+        <w:spacing w:after="80" w:line="240" w:lineRule="auto"/>
       </w:pPr>
       <w:r>
         <w:rPr>
@@ -6979,19 +6973,19 @@
       </w:r>
     </w:p>
     <w:p>
+      <w:pPr>
+        <w:spacing w:after="80" w:line="240" w:lineRule="auto"/>
+      </w:pPr>
       <w:r>
         <w:t>Acceptance: Completing two of four tasks gives 50% goal progress without changing chapter review; completed tasks appear in recent achievements.</w:t>
       </w:r>
     </w:p>
     <w:p>
-      <w:r>
-        <w:br w:type="page"/>
-      </w:r>
-    </w:p>
-    <w:p>
       <w:pPr>
         <w:pStyle w:val="Heading1"/>
-        <w:bidi/>
+        <w:pageBreakBefore/>
+        <w:bidi/>
+        <w:spacing w:before="140" w:after="80"/>
       </w:pPr>
       <w:r>
         <w:rPr>
@@ -7005,6 +6999,7 @@
     <w:p>
       <w:pPr>
         <w:pStyle w:val="Heading1"/>
+        <w:spacing w:before="140" w:after="80"/>
       </w:pPr>
       <w:r>
         <w:rPr>
@@ -7017,6 +7012,7 @@
       <w:pPr>
         <w:pStyle w:val="Heading2"/>
         <w:bidi/>
+        <w:spacing w:before="140" w:after="80"/>
       </w:pPr>
       <w:r>
         <w:rPr>
@@ -7029,6 +7025,7 @@
     <w:p>
       <w:pPr>
         <w:pStyle w:val="Heading2"/>
+        <w:spacing w:before="140" w:after="80"/>
       </w:pPr>
       <w:bookmarkStart w:id="22" w:name="FR_17"/>
       <w:r>
@@ -7043,6 +7040,7 @@
       <w:pPr>
         <w:keepNext/>
         <w:bidi/>
+        <w:spacing w:after="80" w:line="240" w:lineRule="auto"/>
       </w:pPr>
       <w:r>
         <w:rPr>
@@ -7052,6 +7050,9 @@
       </w:r>
     </w:p>
     <w:p>
+      <w:pPr>
+        <w:spacing w:after="80" w:line="240" w:lineRule="auto"/>
+      </w:pPr>
       <w:r>
         <w:t>Priority P1; source U + A; acceptance criterion TC-FR-17.</w:t>
       </w:r>
@@ -7060,6 +7061,7 @@
       <w:pPr>
         <w:keepNext/>
         <w:bidi/>
+        <w:spacing w:after="80" w:line="240" w:lineRule="auto"/>
       </w:pPr>
       <w:r>
         <w:rPr>
@@ -7069,6 +7071,9 @@
       </w:r>
     </w:p>
     <w:p>
+      <w:pPr>
+        <w:spacing w:after="80" w:line="240" w:lineRule="auto"/>
+      </w:pPr>
       <w:r>
         <w:t>Students shall manage academic terms and grade courses separately from study courses, with name, code, credits and grade.</w:t>
       </w:r>
@@ -7077,6 +7082,7 @@
       <w:pPr>
         <w:keepNext/>
         <w:bidi/>
+        <w:spacing w:after="80" w:line="240" w:lineRule="auto"/>
       </w:pPr>
       <w:r>
         <w:rPr>
@@ -7086,6 +7092,9 @@
       </w:r>
     </w:p>
     <w:p>
+      <w:pPr>
+        <w:spacing w:after="80" w:line="240" w:lineRule="auto"/>
+      </w:pPr>
       <w:r>
         <w:t>Preconditions, inputs and outputs: Owned term; positive credits and supported grade; output: persisted editable and deletable grade course.</w:t>
       </w:r>
@@ -7094,6 +7103,7 @@
       <w:pPr>
         <w:keepNext/>
         <w:bidi/>
+        <w:spacing w:after="80" w:line="240" w:lineRule="auto"/>
       </w:pPr>
       <w:r>
         <w:rPr>
@@ -7103,6 +7113,9 @@
       </w:r>
     </w:p>
     <w:p>
+      <w:pPr>
+        <w:spacing w:after="80" w:line="240" w:lineRule="auto"/>
+      </w:pPr>
       <w:r>
         <w:t>Failures and rules: Reject zero, negative or nonnumeric credits; deleting a study course neither converts nor removes GPA records.</w:t>
       </w:r>
@@ -7111,6 +7124,7 @@
       <w:pPr>
         <w:keepNext/>
         <w:bidi/>
+        <w:spacing w:after="80" w:line="240" w:lineRule="auto"/>
       </w:pPr>
       <w:r>
         <w:rPr>
@@ -7120,6 +7134,9 @@
       </w:r>
     </w:p>
     <w:p>
+      <w:pPr>
+        <w:spacing w:after="80" w:line="240" w:lineRule="auto"/>
+      </w:pPr>
       <w:r>
         <w:t>Acceptance: Adding, editing or deleting a grade course recalculates GPA; a study course without a grade record is excluded.</w:t>
       </w:r>
@@ -7128,6 +7145,7 @@
       <w:pPr>
         <w:pStyle w:val="Heading2"/>
         <w:bidi/>
+        <w:spacing w:before="140" w:after="80"/>
       </w:pPr>
       <w:r>
         <w:rPr>
@@ -7140,6 +7158,7 @@
     <w:p>
       <w:pPr>
         <w:pStyle w:val="Heading2"/>
+        <w:spacing w:before="140" w:after="80"/>
       </w:pPr>
       <w:bookmarkStart w:id="23" w:name="FR_18"/>
       <w:r>
@@ -7154,6 +7173,7 @@
       <w:pPr>
         <w:keepNext/>
         <w:bidi/>
+        <w:spacing w:after="80" w:line="240" w:lineRule="auto"/>
       </w:pPr>
       <w:r>
         <w:rPr>
@@ -7163,6 +7183,9 @@
       </w:r>
     </w:p>
     <w:p>
+      <w:pPr>
+        <w:spacing w:after="80" w:line="240" w:lineRule="auto"/>
+      </w:pPr>
       <w:r>
         <w:t>Priority P1; source U + R3; acceptance criterion TC-FR-18.</w:t>
       </w:r>
@@ -7171,6 +7194,7 @@
       <w:pPr>
         <w:keepNext/>
         <w:bidi/>
+        <w:spacing w:after="80" w:line="240" w:lineRule="auto"/>
       </w:pPr>
       <w:r>
         <w:rPr>
@@ -7180,6 +7204,9 @@
       </w:r>
     </w:p>
     <w:p>
+      <w:pPr>
+        <w:spacing w:after="80" w:line="240" w:lineRule="auto"/>
+      </w:pPr>
       <w:r>
         <w:t>The system shall calculate estimated term and cumulative GPA using the documented Hail scale and show the scale and contributing inputs.</w:t>
       </w:r>
@@ -7188,6 +7215,7 @@
       <w:pPr>
         <w:keepNext/>
         <w:bidi/>
+        <w:spacing w:after="80" w:line="240" w:lineRule="auto"/>
       </w:pPr>
       <w:r>
         <w:rPr>
@@ -7197,6 +7225,9 @@
       </w:r>
     </w:p>
     <w:p>
+      <w:pPr>
+        <w:spacing w:after="80" w:line="240" w:lineRule="auto"/>
+      </w:pPr>
       <w:r>
         <w:t>Preconditions, inputs and outputs: Supported courses; prior GPA and prior credits are an optional pair; output: credit-weighted GPA without intermediate rounding.</w:t>
       </w:r>
@@ -7205,6 +7236,7 @@
       <w:pPr>
         <w:keepNext/>
         <w:bidi/>
+        <w:spacing w:after="80" w:line="240" w:lineRule="auto"/>
       </w:pPr>
       <w:r>
         <w:rPr>
@@ -7214,6 +7246,9 @@
       </w:r>
     </w:p>
     <w:p>
+      <w:pPr>
+        <w:spacing w:after="80" w:line="240" w:lineRule="auto"/>
+      </w:pPr>
       <w:r>
         <w:t>Failures and rules: Do not divide by zero; reject prior GPA outside zero to four; do not calculate special or repeated-course cases before their rules are approved.</w:t>
       </w:r>
@@ -7222,6 +7257,7 @@
       <w:pPr>
         <w:keepNext/>
         <w:bidi/>
+        <w:spacing w:after="80" w:line="240" w:lineRule="auto"/>
       </w:pPr>
       <w:r>
         <w:rPr>
@@ -7231,19 +7267,19 @@
       </w:r>
     </w:p>
     <w:p>
+      <w:pPr>
+        <w:spacing w:after="80" w:line="240" w:lineRule="auto"/>
+      </w:pPr>
       <w:r>
         <w:t>Acceptance: Three credits at A and two at B yield 3.45; adding 30 prior credits at 3.00 gives 3.06 when displayed to two decimals.</w:t>
       </w:r>
     </w:p>
     <w:p>
-      <w:r>
-        <w:br w:type="page"/>
-      </w:r>
-    </w:p>
-    <w:p>
       <w:pPr>
         <w:pStyle w:val="Heading1"/>
-        <w:bidi/>
+        <w:pageBreakBefore/>
+        <w:bidi/>
+        <w:spacing w:before="140" w:after="80"/>
       </w:pPr>
       <w:r>
         <w:rPr>
@@ -7257,6 +7293,7 @@
     <w:p>
       <w:pPr>
         <w:pStyle w:val="Heading1"/>
+        <w:spacing w:before="140" w:after="80"/>
       </w:pPr>
       <w:r>
         <w:rPr>
@@ -7269,6 +7306,7 @@
       <w:pPr>
         <w:pStyle w:val="Heading2"/>
         <w:bidi/>
+        <w:spacing w:before="140" w:after="80"/>
       </w:pPr>
       <w:r>
         <w:rPr>
@@ -7281,6 +7319,7 @@
     <w:p>
       <w:pPr>
         <w:pStyle w:val="Heading2"/>
+        <w:spacing w:before="140" w:after="80"/>
       </w:pPr>
       <w:bookmarkStart w:id="24" w:name="FR_19"/>
       <w:r>
@@ -7295,6 +7334,7 @@
       <w:pPr>
         <w:keepNext/>
         <w:bidi/>
+        <w:spacing w:after="80" w:line="240" w:lineRule="auto"/>
       </w:pPr>
       <w:r>
         <w:rPr>
@@ -7304,6 +7344,9 @@
       </w:r>
     </w:p>
     <w:p>
+      <w:pPr>
+        <w:spacing w:after="80" w:line="240" w:lineRule="auto"/>
+      </w:pPr>
       <w:r>
         <w:t>Priority P1; source U + A; acceptance criterion TC-FR-19.</w:t>
       </w:r>
@@ -7312,6 +7355,7 @@
       <w:pPr>
         <w:keepNext/>
         <w:bidi/>
+        <w:spacing w:after="80" w:line="240" w:lineRule="auto"/>
       </w:pPr>
       <w:r>
         <w:rPr>
@@ -7321,6 +7365,9 @@
       </w:r>
     </w:p>
     <w:p>
+      <w:pPr>
+        <w:spacing w:after="80" w:line="240" w:lineRule="auto"/>
+      </w:pPr>
       <w:r>
         <w:t>Administrators shall search, activate and disable accounts without reading study content or impersonating user sessions.</w:t>
       </w:r>
@@ -7329,6 +7376,7 @@
       <w:pPr>
         <w:keepNext/>
         <w:bidi/>
+        <w:spacing w:after="80" w:line="240" w:lineRule="auto"/>
       </w:pPr>
       <w:r>
         <w:rPr>
@@ -7338,6 +7386,9 @@
       </w:r>
     </w:p>
     <w:p>
+      <w:pPr>
+        <w:spacing w:after="80" w:line="240" w:lineRule="auto"/>
+      </w:pPr>
       <w:r>
         <w:t>Preconditions, inputs and outputs: Administrator session; email or ID, new status and reason; output: updated account status and audit event.</w:t>
       </w:r>
@@ -7346,6 +7397,7 @@
       <w:pPr>
         <w:keepNext/>
         <w:bidi/>
+        <w:spacing w:after="80" w:line="240" w:lineRule="auto"/>
       </w:pPr>
       <w:r>
         <w:rPr>
@@ -7355,6 +7407,9 @@
       </w:r>
     </w:p>
     <w:p>
+      <w:pPr>
+        <w:spacing w:after="80" w:line="240" w:lineRule="auto"/>
+      </w:pPr>
       <w:r>
         <w:t>Failures and rules: Disabling revokes sessions and blocks new jobs; registration and profile interfaces cannot promote students to administrators.</w:t>
       </w:r>
@@ -7363,6 +7418,7 @@
       <w:pPr>
         <w:keepNext/>
         <w:bidi/>
+        <w:spacing w:after="80" w:line="240" w:lineRule="auto"/>
       </w:pPr>
       <w:r>
         <w:rPr>
@@ -7372,6 +7428,9 @@
       </w:r>
     </w:p>
     <w:p>
+      <w:pPr>
+        <w:spacing w:after="80" w:line="240" w:lineRule="auto"/>
+      </w:pPr>
       <w:r>
         <w:t>Acceptance: An administrator disables a student and the next student request fails; administrator access to the student's file or answers is denied.</w:t>
       </w:r>
@@ -7380,6 +7439,7 @@
       <w:pPr>
         <w:pStyle w:val="Heading2"/>
         <w:bidi/>
+        <w:spacing w:before="140" w:after="80"/>
       </w:pPr>
       <w:r>
         <w:rPr>
@@ -7392,6 +7452,7 @@
     <w:p>
       <w:pPr>
         <w:pStyle w:val="Heading2"/>
+        <w:spacing w:before="140" w:after="80"/>
       </w:pPr>
       <w:bookmarkStart w:id="25" w:name="FR_20"/>
       <w:r>
@@ -7406,6 +7467,7 @@
       <w:pPr>
         <w:keepNext/>
         <w:bidi/>
+        <w:spacing w:after="80" w:line="240" w:lineRule="auto"/>
       </w:pPr>
       <w:r>
         <w:rPr>
@@ -7415,6 +7477,9 @@
       </w:r>
     </w:p>
     <w:p>
+      <w:pPr>
+        <w:spacing w:after="80" w:line="240" w:lineRule="auto"/>
+      </w:pPr>
       <w:r>
         <w:t>Priority P1; source U + A; acceptance criterion TC-FR-20.</w:t>
       </w:r>
@@ -7423,6 +7488,7 @@
       <w:pPr>
         <w:keepNext/>
         <w:bidi/>
+        <w:spacing w:after="80" w:line="240" w:lineRule="auto"/>
       </w:pPr>
       <w:r>
         <w:rPr>
@@ -7432,6 +7498,9 @@
       </w:r>
     </w:p>
     <w:p>
+      <w:pPr>
+        <w:spacing w:after="80" w:line="240" w:lineRule="auto"/>
+      </w:pPr>
       <w:r>
         <w:t>Administrators shall manage versioned quotas, file limits and grading scales and view aggregate operational metrics only.</w:t>
       </w:r>
@@ -7440,6 +7509,7 @@
       <w:pPr>
         <w:keepNext/>
         <w:bidi/>
+        <w:spacing w:after="80" w:line="240" w:lineRule="auto"/>
       </w:pPr>
       <w:r>
         <w:rPr>
@@ -7449,6 +7519,9 @@
       </w:r>
     </w:p>
     <w:p>
+      <w:pPr>
+        <w:spacing w:after="80" w:line="240" w:lineRule="auto"/>
+      </w:pPr>
       <w:r>
         <w:t>Preconditions, inputs and outputs: New value and change reason; outputs: effective setting and before/after audit record; metrics include request count, failures, latency and aggregate usage.</w:t>
       </w:r>
@@ -7457,6 +7530,7 @@
       <w:pPr>
         <w:keepNext/>
         <w:bidi/>
+        <w:spacing w:after="80" w:line="240" w:lineRule="auto"/>
       </w:pPr>
       <w:r>
         <w:rPr>
@@ -7466,6 +7540,9 @@
       </w:r>
     </w:p>
     <w:p>
+      <w:pPr>
+        <w:spacing w:after="80" w:line="240" w:lineRule="auto"/>
+      </w:pPr>
       <w:r>
         <w:t>Failures and rules: Reject nonpositive values; scale changes do not silently recalculate old records; logs exclude source text and student answers.</w:t>
       </w:r>
@@ -7474,6 +7551,7 @@
       <w:pPr>
         <w:keepNext/>
         <w:bidi/>
+        <w:spacing w:after="80" w:line="240" w:lineRule="auto"/>
       </w:pPr>
       <w:r>
         <w:rPr>
@@ -7483,19 +7561,19 @@
       </w:r>
     </w:p>
     <w:p>
+      <w:pPr>
+        <w:spacing w:after="80" w:line="240" w:lineRule="auto"/>
+      </w:pPr>
       <w:r>
         <w:t>Acceptance: Quota changes affect subsequent requests; operational reports reveal no student content; change logs identify actor and time.</w:t>
       </w:r>
     </w:p>
     <w:p>
-      <w:r>
-        <w:br w:type="page"/>
-      </w:r>
-    </w:p>
-    <w:p>
       <w:pPr>
         <w:pStyle w:val="Heading1"/>
-        <w:bidi/>
+        <w:pageBreakBefore/>
+        <w:bidi/>
+        <w:spacing w:before="140" w:after="80"/>
       </w:pPr>
       <w:r>
         <w:rPr>
@@ -7509,6 +7587,7 @@
     <w:p>
       <w:pPr>
         <w:pStyle w:val="Heading1"/>
+        <w:spacing w:before="140" w:after="80"/>
       </w:pPr>
       <w:r>
         <w:rPr>
@@ -7521,6 +7600,7 @@
       <w:pPr>
         <w:pStyle w:val="Heading2"/>
         <w:bidi/>
+        <w:spacing w:before="140" w:after="80"/>
       </w:pPr>
       <w:r>
         <w:rPr>
@@ -7533,6 +7613,7 @@
     <w:p>
       <w:pPr>
         <w:pStyle w:val="Heading2"/>
+        <w:spacing w:before="140" w:after="80"/>
       </w:pPr>
       <w:bookmarkStart w:id="26" w:name="IR_01"/>
       <w:r>
@@ -7547,6 +7628,7 @@
       <w:pPr>
         <w:keepNext/>
         <w:bidi/>
+        <w:spacing w:after="80" w:line="240" w:lineRule="auto"/>
       </w:pPr>
       <w:r>
         <w:rPr>
@@ -7556,6 +7638,9 @@
       </w:r>
     </w:p>
     <w:p>
+      <w:pPr>
+        <w:spacing w:after="80" w:line="240" w:lineRule="auto"/>
+      </w:pPr>
       <w:r>
         <w:t>Priority P1; source U + A; acceptance criterion TC-IR-01.</w:t>
       </w:r>
@@ -7564,6 +7649,7 @@
       <w:pPr>
         <w:keepNext/>
         <w:bidi/>
+        <w:spacing w:after="80" w:line="240" w:lineRule="auto"/>
       </w:pPr>
       <w:r>
         <w:rPr>
@@ -7573,6 +7659,9 @@
       </w:r>
     </w:p>
     <w:p>
+      <w:pPr>
+        <w:spacing w:after="80" w:line="240" w:lineRule="auto"/>
+      </w:pPr>
       <w:r>
         <w:t>Server data shall be authoritative; the client shall receive save confirmation, record ID and version after each successful mutation.</w:t>
       </w:r>
@@ -7581,6 +7670,7 @@
       <w:pPr>
         <w:keepNext/>
         <w:bidi/>
+        <w:spacing w:after="80" w:line="240" w:lineRule="auto"/>
       </w:pPr>
       <w:r>
         <w:rPr>
@@ -7590,6 +7680,9 @@
       </w:r>
     </w:p>
     <w:p>
+      <w:pPr>
+        <w:spacing w:after="80" w:line="240" w:lineRule="auto"/>
+      </w:pPr>
       <w:r>
         <w:t>Preconditions, inputs and outputs: User session, ID and expected version; reads return current data; refresh or reopening fetches persisted state.</w:t>
       </w:r>
@@ -7598,6 +7691,7 @@
       <w:pPr>
         <w:keepNext/>
         <w:bidi/>
+        <w:spacing w:after="80" w:line="240" w:lineRule="auto"/>
       </w:pPr>
       <w:r>
         <w:rPr>
@@ -7607,6 +7701,9 @@
       </w:r>
     </w:p>
     <w:p>
+      <w:pPr>
+        <w:spacing w:after="80" w:line="240" w:lineRule="auto"/>
+      </w:pPr>
       <w:r>
         <w:t>Failures and rules: Reject stale versions as conflicts without overwriting newer data; offer reload; connection failure never implies save success.</w:t>
       </w:r>
@@ -7615,6 +7712,7 @@
       <w:pPr>
         <w:keepNext/>
         <w:bidi/>
+        <w:spacing w:after="80" w:line="240" w:lineRule="auto"/>
       </w:pPr>
       <w:r>
         <w:rPr>
@@ -7624,6 +7722,9 @@
       </w:r>
     </w:p>
     <w:p>
+      <w:pPr>
+        <w:spacing w:after="80" w:line="240" w:lineRule="auto"/>
+      </w:pPr>
       <w:r>
         <w:t>Acceptance: Two simultaneous device edits persist the first and reject the second as a conflict; refreshed views match.</w:t>
       </w:r>
@@ -7632,6 +7733,7 @@
       <w:pPr>
         <w:pStyle w:val="Heading2"/>
         <w:bidi/>
+        <w:spacing w:before="140" w:after="80"/>
       </w:pPr>
       <w:r>
         <w:rPr>
@@ -7644,6 +7746,7 @@
     <w:p>
       <w:pPr>
         <w:pStyle w:val="Heading2"/>
+        <w:spacing w:before="140" w:after="80"/>
       </w:pPr>
       <w:bookmarkStart w:id="27" w:name="IR_02"/>
       <w:r>
@@ -7658,6 +7761,7 @@
       <w:pPr>
         <w:keepNext/>
         <w:bidi/>
+        <w:spacing w:after="80" w:line="240" w:lineRule="auto"/>
       </w:pPr>
       <w:r>
         <w:rPr>
@@ -7667,6 +7771,9 @@
       </w:r>
     </w:p>
     <w:p>
+      <w:pPr>
+        <w:spacing w:after="80" w:line="240" w:lineRule="auto"/>
+      </w:pPr>
       <w:r>
         <w:t>Priority P1; source U + A; acceptance criterion TC-IR-02.</w:t>
       </w:r>
@@ -7675,23 +7782,28 @@
       <w:pPr>
         <w:keepNext/>
         <w:bidi/>
-      </w:pPr>
-      <w:r>
-        <w:rPr>
-          <w:rtl/>
-        </w:rPr>
-        <w:t>يجب أن تتواصل الواجهات مع الخادم عبر HTTPS، وأن ينفرد الخادم باستدعاء البريد والتخزين والذكاء الاصطناعي.</w:t>
-      </w:r>
-    </w:p>
-    <w:p>
-      <w:r>
-        <w:t>Clients shall communicate with the server over HTTPS; only the server shall call email, storage and AI services.</w:t>
+        <w:spacing w:after="80" w:line="240" w:lineRule="auto"/>
+      </w:pPr>
+      <w:r>
+        <w:rPr>
+          <w:rtl/>
+        </w:rPr>
+        <w:t>يجب استخدام HTTPS مع الخادم وFirebase Authentication. يستدعي الخادم التخزين والتوليد عبر Firebase AI Logic؛ تدير Firebase رسائل الحساب. لا تعبر إجابات الاختبار الصحيحة إلى العميل قبل التسليم.</w:t>
+      </w:r>
+    </w:p>
+    <w:p>
+      <w:pPr>
+        <w:spacing w:after="80" w:line="240" w:lineRule="auto"/>
+      </w:pPr>
+      <w:r>
+        <w:t>HTTPS shall protect server and Firebase Authentication communication. The server mediates storage and generation through Firebase AI Logic; Firebase manages account emails. Quiz answer keys shall not reach clients before submission.</w:t>
       </w:r>
     </w:p>
     <w:p>
       <w:pPr>
         <w:keepNext/>
         <w:bidi/>
+        <w:spacing w:after="80" w:line="240" w:lineRule="auto"/>
       </w:pPr>
       <w:r>
         <w:rPr>
@@ -7701,6 +7813,9 @@
       </w:r>
     </w:p>
     <w:p>
+      <w:pPr>
+        <w:spacing w:after="80" w:line="240" w:lineRule="auto"/>
+      </w:pPr>
       <w:r>
         <w:t>Preconditions, inputs and outputs: Authenticated requests; output: data or stable error code, localized message and trace ID; validation errors identify the field.</w:t>
       </w:r>
@@ -7709,6 +7824,7 @@
       <w:pPr>
         <w:keepNext/>
         <w:bidi/>
+        <w:spacing w:after="80" w:line="240" w:lineRule="auto"/>
       </w:pPr>
       <w:r>
         <w:rPr>
@@ -7718,6 +7834,9 @@
       </w:r>
     </w:p>
     <w:p>
+      <w:pPr>
+        <w:spacing w:after="80" w:line="240" w:lineRule="auto"/>
+      </w:pPr>
       <w:r>
         <w:t>Failures and rules: Distinguish validation, unauthorized, not_found, conflict, quota_exceeded and provider_unavailable without exposing secrets.</w:t>
       </w:r>
@@ -7726,28 +7845,29 @@
       <w:pPr>
         <w:keepNext/>
         <w:bidi/>
-      </w:pPr>
-      <w:r>
-        <w:rPr>
-          <w:rtl/>
-        </w:rPr>
-        <w:t>القبول: تعطل مزود الذكاء الاصطناعي يعرض حالة قابلة لإعادة المحاولة؛ لا تحمل حزم العميل أي مفتاح خدمة.</w:t>
-      </w:r>
-    </w:p>
-    <w:p>
-      <w:r>
-        <w:t>Acceptance: An AI provider outage gives a retryable state; client bundles contain no service keys.</w:t>
-      </w:r>
-    </w:p>
-    <w:p>
-      <w:r>
-        <w:br w:type="page"/>
+        <w:spacing w:after="80" w:line="240" w:lineRule="auto"/>
+      </w:pPr>
+      <w:r>
+        <w:rPr>
+          <w:rtl/>
+        </w:rPr>
+        <w:t>القبول: تعطل Firebase AI Logic ينتج خطأ قابلًا لإعادة المحاولة؛ لا يوجد مفتاح Gemini سري أو حساب خدمة في العميل، ويثبت الاختبار مرور التوليد عبر Firebase.</w:t>
+      </w:r>
+    </w:p>
+    <w:p>
+      <w:pPr>
+        <w:spacing w:after="80" w:line="240" w:lineRule="auto"/>
+      </w:pPr>
+      <w:r>
+        <w:t>Acceptance: Firebase AI Logic outages yield retryable errors; clients contain no Gemini secret or service account, and tests demonstrate that generation traverses Firebase.</w:t>
       </w:r>
     </w:p>
     <w:p>
       <w:pPr>
         <w:pStyle w:val="Heading1"/>
-        <w:bidi/>
+        <w:pageBreakBefore/>
+        <w:bidi/>
+        <w:spacing w:before="140" w:after="80"/>
       </w:pPr>
       <w:r>
         <w:rPr>
@@ -7761,6 +7881,7 @@
     <w:p>
       <w:pPr>
         <w:pStyle w:val="Heading1"/>
+        <w:spacing w:before="140" w:after="80"/>
       </w:pPr>
       <w:r>
         <w:rPr>
@@ -7773,6 +7894,7 @@
       <w:pPr>
         <w:pStyle w:val="Heading2"/>
         <w:bidi/>
+        <w:spacing w:before="140" w:after="80"/>
       </w:pPr>
       <w:r>
         <w:rPr>
@@ -7785,6 +7907,7 @@
     <w:p>
       <w:pPr>
         <w:pStyle w:val="Heading2"/>
+        <w:spacing w:before="140" w:after="80"/>
       </w:pPr>
       <w:bookmarkStart w:id="28" w:name="DR_01"/>
       <w:r>
@@ -7799,6 +7922,7 @@
       <w:pPr>
         <w:keepNext/>
         <w:bidi/>
+        <w:spacing w:after="80" w:line="240" w:lineRule="auto"/>
       </w:pPr>
       <w:r>
         <w:rPr>
@@ -7808,6 +7932,9 @@
       </w:r>
     </w:p>
     <w:p>
+      <w:pPr>
+        <w:spacing w:after="80" w:line="240" w:lineRule="auto"/>
+      </w:pPr>
       <w:r>
         <w:t>Priority P1; source U + A; acceptance criterion TC-DR-01.</w:t>
       </w:r>
@@ -7816,6 +7943,7 @@
       <w:pPr>
         <w:keepNext/>
         <w:bidi/>
+        <w:spacing w:after="80" w:line="240" w:lineRule="auto"/>
       </w:pPr>
       <w:r>
         <w:rPr>
@@ -7825,6 +7953,9 @@
       </w:r>
     </w:p>
     <w:p>
+      <w:pPr>
+        <w:spacing w:after="80" w:line="240" w:lineRule="auto"/>
+      </w:pPr>
       <w:r>
         <w:t>Every study record shall belong to one owner, and ownership shall be checked for read, update, download and generation.</w:t>
       </w:r>
@@ -7833,6 +7964,7 @@
       <w:pPr>
         <w:keepNext/>
         <w:bidi/>
+        <w:spacing w:after="80" w:line="240" w:lineRule="auto"/>
       </w:pPr>
       <w:r>
         <w:rPr>
@@ -7842,6 +7974,9 @@
       </w:r>
     </w:p>
     <w:p>
+      <w:pPr>
+        <w:spacing w:after="80" w:line="240" w:lineRule="auto"/>
+      </w:pPr>
       <w:r>
         <w:t>Preconditions, inputs and outputs: Server IDs and entity relationships in the model; client-supplied ownerId is not proof of authorization.</w:t>
       </w:r>
@@ -7850,6 +7985,7 @@
       <w:pPr>
         <w:keepNext/>
         <w:bidi/>
+        <w:spacing w:after="80" w:line="240" w:lineRule="auto"/>
       </w:pPr>
       <w:r>
         <w:rPr>
@@ -7859,6 +7995,9 @@
       </w:r>
     </w:p>
     <w:p>
+      <w:pPr>
+        <w:spacing w:after="80" w:line="240" w:lineRule="auto"/>
+      </w:pPr>
       <w:r>
         <w:t>Failures and rules: Changing a request ID shall not reveal another student's record existence or content.</w:t>
       </w:r>
@@ -7867,6 +8006,7 @@
       <w:pPr>
         <w:keepNext/>
         <w:bidi/>
+        <w:spacing w:after="80" w:line="240" w:lineRule="auto"/>
       </w:pPr>
       <w:r>
         <w:rPr>
@@ -7876,6 +8016,9 @@
       </w:r>
     </w:p>
     <w:p>
+      <w:pPr>
+        <w:spacing w:after="80" w:line="240" w:lineRule="auto"/>
+      </w:pPr>
       <w:r>
         <w:t>Acceptance: Two-account tests for every record type and operation deny cross-account access, including file-download links.</w:t>
       </w:r>
@@ -7884,6 +8027,7 @@
       <w:pPr>
         <w:pStyle w:val="Heading2"/>
         <w:bidi/>
+        <w:spacing w:before="140" w:after="80"/>
       </w:pPr>
       <w:r>
         <w:rPr>
@@ -7896,6 +8040,7 @@
     <w:p>
       <w:pPr>
         <w:pStyle w:val="Heading2"/>
+        <w:spacing w:before="140" w:after="80"/>
       </w:pPr>
       <w:bookmarkStart w:id="29" w:name="DR_02"/>
       <w:r>
@@ -7910,6 +8055,7 @@
       <w:pPr>
         <w:keepNext/>
         <w:bidi/>
+        <w:spacing w:after="80" w:line="240" w:lineRule="auto"/>
       </w:pPr>
       <w:r>
         <w:rPr>
@@ -7919,6 +8065,9 @@
       </w:r>
     </w:p>
     <w:p>
+      <w:pPr>
+        <w:spacing w:after="80" w:line="240" w:lineRule="auto"/>
+      </w:pPr>
       <w:r>
         <w:t>Priority P1; source U + A; acceptance criterion TC-DR-02.</w:t>
       </w:r>
@@ -7927,6 +8076,7 @@
       <w:pPr>
         <w:keepNext/>
         <w:bidi/>
+        <w:spacing w:after="80" w:line="240" w:lineRule="auto"/>
       </w:pPr>
       <w:r>
         <w:rPr>
@@ -7936,6 +8086,9 @@
       </w:r>
     </w:p>
     <w:p>
+      <w:pPr>
+        <w:spacing w:after="80" w:line="240" w:lineRule="auto"/>
+      </w:pPr>
       <w:r>
         <w:t>The system shall bind outputs, quizzes and attempts to an immutable source version and preserve their integrity.</w:t>
       </w:r>
@@ -7944,6 +8097,7 @@
       <w:pPr>
         <w:keepNext/>
         <w:bidi/>
+        <w:spacing w:after="80" w:line="240" w:lineRule="auto"/>
       </w:pPr>
       <w:r>
         <w:rPr>
@@ -7953,6 +8107,9 @@
       </w:r>
     </w:p>
     <w:p>
+      <w:pPr>
+        <w:spacing w:after="80" w:line="240" w:lineRule="auto"/>
+      </w:pPr>
       <w:r>
         <w:t>Preconditions, inputs and outputs: File ID, version and quiz ID; output: traceable results; renaming alone does not change the source.</w:t>
       </w:r>
@@ -7961,6 +8118,7 @@
       <w:pPr>
         <w:keepNext/>
         <w:bidi/>
+        <w:spacing w:after="80" w:line="240" w:lineRule="auto"/>
       </w:pPr>
       <w:r>
         <w:rPr>
@@ -7970,6 +8128,9 @@
       </w:r>
     </w:p>
     <w:p>
+      <w:pPr>
+        <w:spacing w:after="80" w:line="240" w:lineRule="auto"/>
+      </w:pPr>
       <w:r>
         <w:t>Failures and rules: The pilot does not replace a chapter file; changing source requires a new chapter, without moving old attempts.</w:t>
       </w:r>
@@ -7978,6 +8139,7 @@
       <w:pPr>
         <w:keepNext/>
         <w:bidi/>
+        <w:spacing w:after="80" w:line="240" w:lineRule="auto"/>
       </w:pPr>
       <w:r>
         <w:rPr>
@@ -7987,19 +8149,19 @@
       </w:r>
     </w:p>
     <w:p>
+      <w:pPr>
+        <w:spacing w:after="80" w:line="240" w:lineRule="auto"/>
+      </w:pPr>
       <w:r>
         <w:t>Acceptance: Regeneration creates a new quiz version; the old attempt's score, answers and explanations remain unchanged.</w:t>
       </w:r>
     </w:p>
     <w:p>
-      <w:r>
-        <w:br w:type="page"/>
-      </w:r>
-    </w:p>
-    <w:p>
       <w:pPr>
         <w:pStyle w:val="Heading1"/>
-        <w:bidi/>
+        <w:pageBreakBefore/>
+        <w:bidi/>
+        <w:spacing w:before="140" w:after="80"/>
       </w:pPr>
       <w:r>
         <w:rPr>
@@ -8013,6 +8175,7 @@
     <w:p>
       <w:pPr>
         <w:pStyle w:val="Heading1"/>
+        <w:spacing w:before="140" w:after="80"/>
       </w:pPr>
       <w:r>
         <w:rPr>
@@ -8025,6 +8188,7 @@
       <w:pPr>
         <w:pStyle w:val="Heading2"/>
         <w:bidi/>
+        <w:spacing w:before="140" w:after="80"/>
       </w:pPr>
       <w:r>
         <w:rPr>
@@ -8037,6 +8201,7 @@
     <w:p>
       <w:pPr>
         <w:pStyle w:val="Heading2"/>
+        <w:spacing w:before="140" w:after="80"/>
       </w:pPr>
       <w:bookmarkStart w:id="30" w:name="DR_03"/>
       <w:r>
@@ -8051,6 +8216,7 @@
       <w:pPr>
         <w:keepNext/>
         <w:bidi/>
+        <w:spacing w:after="80" w:line="240" w:lineRule="auto"/>
       </w:pPr>
       <w:r>
         <w:rPr>
@@ -8060,6 +8226,9 @@
       </w:r>
     </w:p>
     <w:p>
+      <w:pPr>
+        <w:spacing w:after="80" w:line="240" w:lineRule="auto"/>
+      </w:pPr>
       <w:r>
         <w:t>Priority P1; source U + A; acceptance criterion TC-DR-03.</w:t>
       </w:r>
@@ -8068,6 +8237,7 @@
       <w:pPr>
         <w:keepNext/>
         <w:bidi/>
+        <w:spacing w:after="80" w:line="240" w:lineRule="auto"/>
       </w:pPr>
       <w:r>
         <w:rPr>
@@ -8077,6 +8247,9 @@
       </w:r>
     </w:p>
     <w:p>
+      <w:pPr>
+        <w:spacing w:after="80" w:line="240" w:lineRule="auto"/>
+      </w:pPr>
       <w:r>
         <w:t>The system shall allow account deletion after reauthentication and confirmation, immediately deny access to deleted content and remove dependencies.</w:t>
       </w:r>
@@ -8085,6 +8258,7 @@
       <w:pPr>
         <w:keepNext/>
         <w:bidi/>
+        <w:spacing w:after="80" w:line="240" w:lineRule="auto"/>
       </w:pPr>
       <w:r>
         <w:rPr>
@@ -8094,6 +8268,9 @@
       </w:r>
     </w:p>
     <w:p>
+      <w:pPr>
+        <w:spacing w:after="80" w:line="240" w:lineRule="auto"/>
+      </w:pPr>
       <w:r>
         <w:t>Preconditions, inputs and outputs: Owned account, course or chapter; output: deletion acknowledgment; account deletion covers its data and cancels sessions and jobs.</w:t>
       </w:r>
@@ -8102,6 +8279,7 @@
       <w:pPr>
         <w:keepNext/>
         <w:bidi/>
+        <w:spacing w:after="80" w:line="240" w:lineRule="auto"/>
       </w:pPr>
       <w:r>
         <w:rPr>
@@ -8111,6 +8289,9 @@
       </w:r>
     </w:p>
     <w:p>
+      <w:pPr>
+        <w:spacing w:after="80" w:line="240" w:lineRule="auto"/>
+      </w:pPr>
       <w:r>
         <w:t>Failures and rules: Late job results shall not recreate deleted content; physical removal follows A-08; reapply deletion markers after restoration.</w:t>
       </w:r>
@@ -8119,6 +8300,7 @@
       <w:pPr>
         <w:keepNext/>
         <w:bidi/>
+        <w:spacing w:after="80" w:line="240" w:lineRule="auto"/>
       </w:pPr>
       <w:r>
         <w:rPr>
@@ -8128,6 +8310,9 @@
       </w:r>
     </w:p>
     <w:p>
+      <w:pPr>
+        <w:spacing w:after="80" w:line="240" w:lineRule="auto"/>
+      </w:pPr>
       <w:r>
         <w:t>Acceptance: After deletion, file links and reads fail; no orphan attempts remain; restoration does not reactivate the deleted account.</w:t>
       </w:r>
@@ -8136,6 +8321,7 @@
       <w:pPr>
         <w:pStyle w:val="Heading2"/>
         <w:bidi/>
+        <w:spacing w:before="140" w:after="80"/>
       </w:pPr>
       <w:r>
         <w:rPr>
@@ -8148,6 +8334,7 @@
     <w:p>
       <w:pPr>
         <w:pStyle w:val="Heading2"/>
+        <w:spacing w:before="140" w:after="80"/>
       </w:pPr>
       <w:bookmarkStart w:id="31" w:name="NFR_01"/>
       <w:r>
@@ -8162,6 +8349,7 @@
       <w:pPr>
         <w:keepNext/>
         <w:bidi/>
+        <w:spacing w:after="80" w:line="240" w:lineRule="auto"/>
       </w:pPr>
       <w:r>
         <w:rPr>
@@ -8171,6 +8359,9 @@
       </w:r>
     </w:p>
     <w:p>
+      <w:pPr>
+        <w:spacing w:after="80" w:line="240" w:lineRule="auto"/>
+      </w:pPr>
       <w:r>
         <w:t>Priority P1; source U + A; acceptance criterion TC-NFR-01.</w:t>
       </w:r>
@@ -8179,23 +8370,28 @@
       <w:pPr>
         <w:keepNext/>
         <w:bidi/>
-      </w:pPr>
-      <w:r>
-        <w:rPr>
-          <w:rtl/>
-        </w:rPr>
-        <w:t>يجب أن يحمي النظام كلمات المرور بتجزئة مملحة، ويطبق تحديد معدل الدخول، ويحفظ أسرار الخدمات خارج الكود وحزم العميل.</w:t>
-      </w:r>
-    </w:p>
-    <w:p>
-      <w:r>
-        <w:t>The system shall protect passwords with salted hashing, rate-limit sign-in, and keep service secrets outside code and client bundles.</w:t>
+        <w:spacing w:after="80" w:line="240" w:lineRule="auto"/>
+      </w:pPr>
+      <w:r>
+        <w:rPr>
+          <w:rtl/>
+        </w:rPr>
+        <w:t>يجب أن تدير Firebase Authentication بيانات الاعتماد، وأن يفرض النظام حماية الجلسات وتحديد المعدل ويحفظ الأسرار خارج الكود والعميل؛ لا تُحفظ كلمات مرور جديدة في SQL.</w:t>
+      </w:r>
+    </w:p>
+    <w:p>
+      <w:pPr>
+        <w:spacing w:after="80" w:line="240" w:lineRule="auto"/>
+      </w:pPr>
+      <w:r>
+        <w:t>Firebase Authentication shall manage credentials; the system shall enforce session protection and rate limits, keeping secrets outside source and clients. SQL shall not store new passwords.</w:t>
       </w:r>
     </w:p>
     <w:p>
       <w:pPr>
         <w:keepNext/>
         <w:bidi/>
+        <w:spacing w:after="80" w:line="240" w:lineRule="auto"/>
       </w:pPr>
       <w:r>
         <w:rPr>
@@ -8205,6 +8401,9 @@
       </w:r>
     </w:p>
     <w:p>
+      <w:pPr>
+        <w:spacing w:after="80" w:line="240" w:lineRule="auto"/>
+      </w:pPr>
       <w:r>
         <w:t>Preconditions, inputs and outputs: All accounts, keys and sessions; outputs: secure verification and security logs without passwords or tokens.</w:t>
       </w:r>
@@ -8213,6 +8412,7 @@
       <w:pPr>
         <w:keepNext/>
         <w:bidi/>
+        <w:spacing w:after="80" w:line="240" w:lineRule="auto"/>
       </w:pPr>
       <w:r>
         <w:rPr>
@@ -8222,6 +8422,9 @@
       </w:r>
     </w:p>
     <w:p>
+      <w:pPr>
+        <w:spacing w:after="80" w:line="240" w:lineRule="auto"/>
+      </w:pPr>
       <w:r>
         <w:t>Failures and rules: Reject insecure production connections; exposed secrets or plaintext password storage fail acceptance.</w:t>
       </w:r>
@@ -8230,28 +8433,29 @@
       <w:pPr>
         <w:keepNext/>
         <w:bidi/>
-      </w:pPr>
-      <w:r>
-        <w:rPr>
-          <w:rtl/>
-        </w:rPr>
-        <w:t>القبول: فحص قاعدة البيانات والحزم والسجلات لا يجد كلمة مرور أو مفتاحًا؛ تجاوز عتبة الدخول المقترحة يوقف المحاولات مؤقتًا.</w:t>
-      </w:r>
-    </w:p>
-    <w:p>
-      <w:r>
-        <w:t>Acceptance: Database, bundle and log inspections find no plaintext password or key; exceeding the proposed sign-in threshold temporarily blocks attempts.</w:t>
-      </w:r>
-    </w:p>
-    <w:p>
-      <w:r>
-        <w:br w:type="page"/>
+        <w:spacing w:after="80" w:line="240" w:lineRule="auto"/>
+      </w:pPr>
+      <w:r>
+        <w:rPr>
+          <w:rtl/>
+        </w:rPr>
+        <w:t>القبول: لا توجد كلمات مرور نصية أو أسرار في SQL أو الحزم أو السجلات؛ تختبر قيود الدخول. إعداد Firebase العام ليس مفتاح Gemini سريًا.</w:t>
+      </w:r>
+    </w:p>
+    <w:p>
+      <w:pPr>
+        <w:spacing w:after="80" w:line="240" w:lineRule="auto"/>
+      </w:pPr>
+      <w:r>
+        <w:t>Acceptance: SQL, bundles and logs contain no plaintext passwords or secrets; sign-in limits are tested. Public Firebase configuration is distinct from a Gemini secret.</w:t>
       </w:r>
     </w:p>
     <w:p>
       <w:pPr>
         <w:pStyle w:val="Heading1"/>
-        <w:bidi/>
+        <w:pageBreakBefore/>
+        <w:bidi/>
+        <w:spacing w:before="140" w:after="80"/>
       </w:pPr>
       <w:r>
         <w:rPr>
@@ -8265,6 +8469,7 @@
     <w:p>
       <w:pPr>
         <w:pStyle w:val="Heading1"/>
+        <w:spacing w:before="140" w:after="80"/>
       </w:pPr>
       <w:r>
         <w:rPr>
@@ -8277,6 +8482,7 @@
       <w:pPr>
         <w:pStyle w:val="Heading2"/>
         <w:bidi/>
+        <w:spacing w:before="140" w:after="80"/>
       </w:pPr>
       <w:r>
         <w:rPr>
@@ -8289,6 +8495,7 @@
     <w:p>
       <w:pPr>
         <w:pStyle w:val="Heading2"/>
+        <w:spacing w:before="140" w:after="80"/>
       </w:pPr>
       <w:bookmarkStart w:id="32" w:name="NFR_02"/>
       <w:r>
@@ -8303,6 +8510,7 @@
       <w:pPr>
         <w:keepNext/>
         <w:bidi/>
+        <w:spacing w:after="80" w:line="240" w:lineRule="auto"/>
       </w:pPr>
       <w:r>
         <w:rPr>
@@ -8312,6 +8520,9 @@
       </w:r>
     </w:p>
     <w:p>
+      <w:pPr>
+        <w:spacing w:after="80" w:line="240" w:lineRule="auto"/>
+      </w:pPr>
       <w:r>
         <w:t>Priority P1; source U + A; acceptance criterion TC-NFR-02.</w:t>
       </w:r>
@@ -8320,6 +8531,7 @@
       <w:pPr>
         <w:keepNext/>
         <w:bidi/>
+        <w:spacing w:after="80" w:line="240" w:lineRule="auto"/>
       </w:pPr>
       <w:r>
         <w:rPr>
@@ -8329,6 +8541,9 @@
       </w:r>
     </w:p>
     <w:p>
+      <w:pPr>
+        <w:spacing w:after="80" w:line="240" w:lineRule="auto"/>
+      </w:pPr>
       <w:r>
         <w:t>The system shall treat uploaded text as untrusted data, restrict generation to the chapter and validate output structure before publication.</w:t>
       </w:r>
@@ -8337,6 +8552,7 @@
       <w:pPr>
         <w:keepNext/>
         <w:bidi/>
+        <w:spacing w:after="80" w:line="240" w:lineRule="auto"/>
       </w:pPr>
       <w:r>
         <w:rPr>
@@ -8346,6 +8562,9 @@
       </w:r>
     </w:p>
     <w:p>
+      <w:pPr>
+        <w:spacing w:after="80" w:line="240" w:lineRule="auto"/>
+      </w:pPr>
       <w:r>
         <w:t>Preconditions, inputs and outputs: Extracted text and output kind; send only necessary content, without student email or grades.</w:t>
       </w:r>
@@ -8354,6 +8573,7 @@
       <w:pPr>
         <w:keepNext/>
         <w:bidi/>
+        <w:spacing w:after="80" w:line="240" w:lineRule="auto"/>
       </w:pPr>
       <w:r>
         <w:rPr>
@@ -8363,6 +8583,9 @@
       </w:r>
     </w:p>
     <w:p>
+      <w:pPr>
+        <w:spacing w:after="80" w:line="240" w:lineRule="auto"/>
+      </w:pPr>
       <w:r>
         <w:t>Failures and rules: Instructions embedded in PDFs cannot change permissions or request secrets; rejected output is not shown as ready content.</w:t>
       </w:r>
@@ -8371,6 +8594,7 @@
       <w:pPr>
         <w:keepNext/>
         <w:bidi/>
+        <w:spacing w:after="80" w:line="240" w:lineRule="auto"/>
       </w:pPr>
       <w:r>
         <w:rPr>
@@ -8380,6 +8604,9 @@
       </w:r>
     </w:p>
     <w:p>
+      <w:pPr>
+        <w:spacing w:after="80" w:line="240" w:lineRule="auto"/>
+      </w:pPr>
       <w:r>
         <w:t>Acceptance: A PDF with instructions to ignore rules exposes no other data; the UI states that study assistance may contain errors.</w:t>
       </w:r>
@@ -8388,6 +8615,7 @@
       <w:pPr>
         <w:pStyle w:val="Heading2"/>
         <w:bidi/>
+        <w:spacing w:before="140" w:after="80"/>
       </w:pPr>
       <w:r>
         <w:rPr>
@@ -8400,6 +8628,7 @@
     <w:p>
       <w:pPr>
         <w:pStyle w:val="Heading2"/>
+        <w:spacing w:before="140" w:after="80"/>
       </w:pPr>
       <w:bookmarkStart w:id="33" w:name="NFR_03"/>
       <w:r>
@@ -8414,6 +8643,7 @@
       <w:pPr>
         <w:keepNext/>
         <w:bidi/>
+        <w:spacing w:after="80" w:line="240" w:lineRule="auto"/>
       </w:pPr>
       <w:r>
         <w:rPr>
@@ -8423,6 +8653,9 @@
       </w:r>
     </w:p>
     <w:p>
+      <w:pPr>
+        <w:spacing w:after="80" w:line="240" w:lineRule="auto"/>
+      </w:pPr>
       <w:r>
         <w:t>Priority P1; source U + A; acceptance criterion TC-NFR-03.</w:t>
       </w:r>
@@ -8431,6 +8664,7 @@
       <w:pPr>
         <w:keepNext/>
         <w:bidi/>
+        <w:spacing w:after="80" w:line="240" w:lineRule="auto"/>
       </w:pPr>
       <w:r>
         <w:rPr>
@@ -8440,6 +8674,9 @@
       </w:r>
     </w:p>
     <w:p>
+      <w:pPr>
+        <w:spacing w:after="80" w:line="240" w:lineRule="auto"/>
+      </w:pPr>
       <w:r>
         <w:t>The system shall meet A-04, A-05 and A-06 under the specified pilot load, measuring ordinary server latency separately from generation time.</w:t>
       </w:r>
@@ -8448,6 +8685,7 @@
       <w:pPr>
         <w:keepNext/>
         <w:bidi/>
+        <w:spacing w:after="80" w:line="240" w:lineRule="auto"/>
       </w:pPr>
       <w:r>
         <w:rPr>
@@ -8457,6 +8695,9 @@
       </w:r>
     </w:p>
     <w:p>
+      <w:pPr>
+        <w:spacing w:after="80" w:line="240" w:lineRule="auto"/>
+      </w:pPr>
       <w:r>
         <w:t>Preconditions, inputs and outputs: 100 concurrent users; 30-minute test after five-minute warm-up; one ordinary request per user every ten seconds; separate batch of ten generation jobs.</w:t>
       </w:r>
@@ -8465,6 +8706,7 @@
       <w:pPr>
         <w:keepNext/>
         <w:bidi/>
+        <w:spacing w:after="80" w:line="240" w:lineRule="auto"/>
       </w:pPr>
       <w:r>
         <w:rPr>
@@ -8474,6 +8716,9 @@
       </w:r>
     </w:p>
     <w:p>
+      <w:pPr>
+        <w:spacing w:after="80" w:line="240" w:lineRule="auto"/>
+      </w:pPr>
       <w:r>
         <w:t>Failures and rules: Generation timings include queue and provider time; failed requests cannot be hidden by exclusion; report error rate separately.</w:t>
       </w:r>
@@ -8482,6 +8727,7 @@
       <w:pPr>
         <w:keepNext/>
         <w:bidi/>
+        <w:spacing w:after="80" w:line="240" w:lineRule="auto"/>
       </w:pPr>
       <w:r>
         <w:rPr>
@@ -8491,19 +8737,19 @@
       </w:r>
     </w:p>
     <w:p>
+      <w:pPr>
+        <w:spacing w:after="80" w:line="240" w:lineRule="auto"/>
+      </w:pPr>
       <w:r>
         <w:t>Acceptance: 95% of ordinary requests complete within two seconds; 95% of sampled jobs within 120 seconds; record environment and file sizes.</w:t>
       </w:r>
     </w:p>
     <w:p>
-      <w:r>
-        <w:br w:type="page"/>
-      </w:r>
-    </w:p>
-    <w:p>
       <w:pPr>
         <w:pStyle w:val="Heading1"/>
-        <w:bidi/>
+        <w:pageBreakBefore/>
+        <w:bidi/>
+        <w:spacing w:before="140" w:after="80"/>
       </w:pPr>
       <w:r>
         <w:rPr>
@@ -8517,6 +8763,7 @@
     <w:p>
       <w:pPr>
         <w:pStyle w:val="Heading1"/>
+        <w:spacing w:before="140" w:after="80"/>
       </w:pPr>
       <w:r>
         <w:rPr>
@@ -8529,6 +8776,7 @@
       <w:pPr>
         <w:pStyle w:val="Heading2"/>
         <w:bidi/>
+        <w:spacing w:before="140" w:after="80"/>
       </w:pPr>
       <w:r>
         <w:rPr>
@@ -8541,6 +8789,7 @@
     <w:p>
       <w:pPr>
         <w:pStyle w:val="Heading2"/>
+        <w:spacing w:before="140" w:after="80"/>
       </w:pPr>
       <w:bookmarkStart w:id="34" w:name="NFR_04"/>
       <w:r>
@@ -8555,6 +8804,7 @@
       <w:pPr>
         <w:keepNext/>
         <w:bidi/>
+        <w:spacing w:after="80" w:line="240" w:lineRule="auto"/>
       </w:pPr>
       <w:r>
         <w:rPr>
@@ -8564,6 +8814,9 @@
       </w:r>
     </w:p>
     <w:p>
+      <w:pPr>
+        <w:spacing w:after="80" w:line="240" w:lineRule="auto"/>
+      </w:pPr>
       <w:r>
         <w:t>Priority P1; source U + A; acceptance criterion TC-NFR-04.</w:t>
       </w:r>
@@ -8572,6 +8825,7 @@
       <w:pPr>
         <w:keepNext/>
         <w:bidi/>
+        <w:spacing w:after="80" w:line="240" w:lineRule="auto"/>
       </w:pPr>
       <w:r>
         <w:rPr>
@@ -8581,6 +8835,9 @@
       </w:r>
     </w:p>
     <w:p>
+      <w:pPr>
+        <w:spacing w:after="80" w:line="240" w:lineRule="auto"/>
+      </w:pPr>
       <w:r>
         <w:t>Service availability shall be measured monthly and encrypted backups shall be restored in a test under A-07 and A-08.</w:t>
       </w:r>
@@ -8589,6 +8846,7 @@
       <w:pPr>
         <w:keepNext/>
         <w:bidi/>
+        <w:spacing w:after="80" w:line="240" w:lineRule="auto"/>
       </w:pPr>
       <w:r>
         <w:rPr>
@@ -8598,6 +8856,9 @@
       </w:r>
     </w:p>
     <w:p>
+      <w:pPr>
+        <w:spacing w:after="80" w:line="240" w:lineRule="auto"/>
+      </w:pPr>
       <w:r>
         <w:t>Preconditions, inputs and outputs: Periodic authenticated read/write probes; backups cover the database, files and versions.</w:t>
       </w:r>
@@ -8606,6 +8867,7 @@
       <w:pPr>
         <w:keepNext/>
         <w:bidi/>
+        <w:spacing w:after="80" w:line="240" w:lineRule="auto"/>
       </w:pPr>
       <w:r>
         <w:rPr>
@@ -8615,6 +8877,9 @@
       </w:r>
     </w:p>
     <w:p>
+      <w:pPr>
+        <w:spacing w:after="80" w:line="240" w:lineRule="auto"/>
+      </w:pPr>
       <w:r>
         <w:t>Failures and rules: Planned downtime counts as unavailable; AI failure also has a separate metric; restored data retains access controls.</w:t>
       </w:r>
@@ -8623,6 +8888,7 @@
       <w:pPr>
         <w:keepNext/>
         <w:bidi/>
+        <w:spacing w:after="80" w:line="240" w:lineRule="auto"/>
       </w:pPr>
       <w:r>
         <w:rPr>
@@ -8632,6 +8898,9 @@
       </w:r>
     </w:p>
     <w:p>
+      <w:pPr>
+        <w:spacing w:after="80" w:line="240" w:lineRule="auto"/>
+      </w:pPr>
       <w:r>
         <w:t>Acceptance: The report computes available-minute percentage; isolated restoration verifies relations, files, ownership controls and RPO/RTO.</w:t>
       </w:r>
@@ -8640,6 +8909,7 @@
       <w:pPr>
         <w:pStyle w:val="Heading2"/>
         <w:bidi/>
+        <w:spacing w:before="140" w:after="80"/>
       </w:pPr>
       <w:r>
         <w:rPr>
@@ -8652,6 +8922,7 @@
     <w:p>
       <w:pPr>
         <w:pStyle w:val="Heading2"/>
+        <w:spacing w:before="140" w:after="80"/>
       </w:pPr>
       <w:bookmarkStart w:id="35" w:name="NFR_05"/>
       <w:r>
@@ -8666,6 +8937,7 @@
       <w:pPr>
         <w:keepNext/>
         <w:bidi/>
+        <w:spacing w:after="80" w:line="240" w:lineRule="auto"/>
       </w:pPr>
       <w:r>
         <w:rPr>
@@ -8675,6 +8947,9 @@
       </w:r>
     </w:p>
     <w:p>
+      <w:pPr>
+        <w:spacing w:after="80" w:line="240" w:lineRule="auto"/>
+      </w:pPr>
       <w:r>
         <w:t>Priority P1; source U + A; acceptance criterion TC-NFR-05.</w:t>
       </w:r>
@@ -8683,6 +8958,7 @@
       <w:pPr>
         <w:keepNext/>
         <w:bidi/>
+        <w:spacing w:after="80" w:line="240" w:lineRule="auto"/>
       </w:pPr>
       <w:r>
         <w:rPr>
@@ -8692,6 +8968,9 @@
       </w:r>
     </w:p>
     <w:p>
+      <w:pPr>
+        <w:spacing w:after="80" w:line="240" w:lineRule="auto"/>
+      </w:pPr>
       <w:r>
         <w:t>Student and administrator interfaces shall support Arabic RTL and mixed English text, clear labels, keyboard access and screen readers.</w:t>
       </w:r>
@@ -8700,6 +8979,7 @@
       <w:pPr>
         <w:keepNext/>
         <w:bidi/>
+        <w:spacing w:after="80" w:line="240" w:lineRule="auto"/>
       </w:pPr>
       <w:r>
         <w:rPr>
@@ -8709,6 +8989,9 @@
       </w:r>
     </w:p>
     <w:p>
+      <w:pPr>
+        <w:spacing w:after="80" w:line="240" w:lineRule="auto"/>
+      </w:pPr>
       <w:r>
         <w:t>Preconditions, inputs and outputs: Web and mobile; text, controls, forms and errors; output: correct reading order and perceivable status messages.</w:t>
       </w:r>
@@ -8717,6 +9000,7 @@
       <w:pPr>
         <w:keepNext/>
         <w:bidi/>
+        <w:spacing w:after="80" w:line="240" w:lineRule="auto"/>
       </w:pPr>
       <w:r>
         <w:rPr>
@@ -8726,6 +9010,9 @@
       </w:r>
     </w:p>
     <w:p>
+      <w:pPr>
+        <w:spacing w:after="80" w:line="240" w:lineRule="auto"/>
+      </w:pPr>
       <w:r>
         <w:t>Failures and rules: Progress and errors cannot rely on color alone; zoom shall not hide essential action controls.</w:t>
       </w:r>
@@ -8734,6 +9021,7 @@
       <w:pPr>
         <w:keepNext/>
         <w:bidi/>
+        <w:spacing w:after="80" w:line="240" w:lineRule="auto"/>
       </w:pPr>
       <w:r>
         <w:rPr>
@@ -8743,19 +9031,19 @@
       </w:r>
     </w:p>
     <w:p>
+      <w:pPr>
+        <w:spacing w:after="80" w:line="240" w:lineRule="auto"/>
+      </w:pPr>
       <w:r>
         <w:t>Acceptance: Complete sign-up, upload and quiz by web keyboard and mobile screen reader; web zoom at 200% loses no functionality.</w:t>
       </w:r>
     </w:p>
     <w:p>
-      <w:r>
-        <w:br w:type="page"/>
-      </w:r>
-    </w:p>
-    <w:p>
       <w:pPr>
         <w:pStyle w:val="Heading1"/>
-        <w:bidi/>
+        <w:pageBreakBefore/>
+        <w:bidi/>
+        <w:spacing w:before="140" w:after="80"/>
       </w:pPr>
       <w:r>
         <w:rPr>
@@ -8769,6 +9057,7 @@
     <w:p>
       <w:pPr>
         <w:pStyle w:val="Heading1"/>
+        <w:spacing w:before="140" w:after="80"/>
       </w:pPr>
       <w:r>
         <w:rPr>
@@ -8781,6 +9070,7 @@
       <w:pPr>
         <w:pStyle w:val="Heading2"/>
         <w:bidi/>
+        <w:spacing w:before="140" w:after="80"/>
       </w:pPr>
       <w:r>
         <w:rPr>
@@ -8793,6 +9083,7 @@
     <w:p>
       <w:pPr>
         <w:pStyle w:val="Heading2"/>
+        <w:spacing w:before="140" w:after="80"/>
       </w:pPr>
       <w:bookmarkStart w:id="36" w:name="NFR_06"/>
       <w:r>
@@ -8807,6 +9098,7 @@
       <w:pPr>
         <w:keepNext/>
         <w:bidi/>
+        <w:spacing w:after="80" w:line="240" w:lineRule="auto"/>
       </w:pPr>
       <w:r>
         <w:rPr>
@@ -8816,6 +9108,9 @@
       </w:r>
     </w:p>
     <w:p>
+      <w:pPr>
+        <w:spacing w:after="80" w:line="240" w:lineRule="auto"/>
+      </w:pPr>
       <w:r>
         <w:t>Priority P1; source U + A; acceptance criterion TC-NFR-06.</w:t>
       </w:r>
@@ -8824,6 +9119,7 @@
       <w:pPr>
         <w:keepNext/>
         <w:bidi/>
+        <w:spacing w:after="80" w:line="240" w:lineRule="auto"/>
       </w:pPr>
       <w:r>
         <w:rPr>
@@ -8833,6 +9129,9 @@
       </w:r>
     </w:p>
     <w:p>
+      <w:pPr>
+        <w:spacing w:after="80" w:line="240" w:lineRule="auto"/>
+      </w:pPr>
       <w:r>
         <w:t>Core student functions shall run on web, Android and iOS against a release-specific supported-version matrix using the approved stack.</w:t>
       </w:r>
@@ -8841,6 +9140,7 @@
       <w:pPr>
         <w:keepNext/>
         <w:bidi/>
+        <w:spacing w:after="80" w:line="240" w:lineRule="auto"/>
       </w:pPr>
       <w:r>
         <w:rPr>
@@ -8850,6 +9150,9 @@
       </w:r>
     </w:p>
     <w:p>
+      <w:pPr>
+        <w:spacing w:after="80" w:line="240" w:lineRule="auto"/>
+      </w:pPr>
       <w:r>
         <w:t>Preconditions, inputs and outputs: Latest two stable Chrome, Edge and Safari releases at release testing; Android and iOS versions supported by the selected Expo release.</w:t>
       </w:r>
@@ -8858,6 +9161,7 @@
       <w:pPr>
         <w:keepNext/>
         <w:bidi/>
+        <w:spacing w:after="80" w:line="240" w:lineRule="auto"/>
       </w:pPr>
       <w:r>
         <w:rPr>
@@ -8867,6 +9171,9 @@
       </w:r>
     </w:p>
     <w:p>
+      <w:pPr>
+        <w:spacing w:after="80" w:line="240" w:lineRule="auto"/>
+      </w:pPr>
       <w:r>
         <w:t>Failures and rules: Record exact OS/browser versions in acceptance evidence; synchronization does not imply full offline operation.</w:t>
       </w:r>
@@ -8875,6 +9182,7 @@
       <w:pPr>
         <w:keepNext/>
         <w:bidi/>
+        <w:spacing w:after="80" w:line="240" w:lineRule="auto"/>
       </w:pPr>
       <w:r>
         <w:rPr>
@@ -8884,19 +9192,19 @@
       </w:r>
     </w:p>
     <w:p>
+      <w:pPr>
+        <w:spacing w:after="80" w:line="240" w:lineRule="auto"/>
+      </w:pPr>
       <w:r>
         <w:t>Acceptance: Run the core journey on web, Android and iOS to verify shared data and functional parity; test the admin console on web.</w:t>
       </w:r>
     </w:p>
     <w:p>
-      <w:r>
-        <w:br w:type="page"/>
-      </w:r>
-    </w:p>
-    <w:p>
       <w:pPr>
         <w:pStyle w:val="Heading1"/>
-        <w:bidi/>
+        <w:pageBreakBefore/>
+        <w:bidi/>
+        <w:spacing w:before="140" w:after="80"/>
       </w:pPr>
       <w:r>
         <w:rPr>
@@ -8910,6 +9218,7 @@
     <w:p>
       <w:pPr>
         <w:pStyle w:val="Heading1"/>
+        <w:spacing w:before="140" w:after="80"/>
       </w:pPr>
       <w:bookmarkStart w:id="37" w:name="data"/>
       <w:r>
@@ -8922,11 +9231,13 @@
     </w:p>
     <w:p>
       <w:pPr>
+        <w:spacing w:after="0" w:line="240" w:lineRule="auto" w:before="0"/>
         <w:jc w:val="center"/>
       </w:pPr>
       <w:r>
         <w:rPr>
           <w:noProof/>
+          <w:sz w:val="2"/>
         </w:rPr>
         <w:drawing>
           <wp:inline distT="0" distB="0" distL="0" distR="0" wp14:anchorId="2D0FEC68" wp14:editId="56ED1DC2">
@@ -8969,6 +9280,7 @@
       <w:pPr>
         <w:keepNext/>
         <w:bidi/>
+        <w:spacing w:after="80" w:line="240" w:lineRule="auto"/>
       </w:pPr>
       <w:r>
         <w:rPr>
@@ -8978,6 +9290,9 @@
       </w:r>
     </w:p>
     <w:p>
+      <w:pPr>
+        <w:spacing w:after="80" w:line="240" w:lineRule="auto"/>
+      </w:pPr>
       <w:r>
         <w:t>Figure 4 is conceptual, not a final SQL schema. Users own courses, goals and academic terms; ownership restrictions propagate through each branch. Each attempt is student-owned and linked to one quiz version.</w:t>
       </w:r>
@@ -9128,27 +9443,10 @@
             <w:vAlign w:val="center"/>
           </w:tcPr>
           <w:p>
-            <w:pPr>
-              <w:bidi/>
-              <w:spacing w:after="60"/>
-            </w:pPr>
-            <w:r>
-              <w:rPr>
-                <w:sz w:val="20"/>
-                <w:rtl/>
-              </w:rPr>
-              <w:t>البريد والحالة والدور والتفضيل اللغوي؛ لا كلمات مرور نصية</w:t>
-            </w:r>
-          </w:p>
-          <w:p>
-            <w:pPr>
-              <w:spacing w:after="60"/>
-            </w:pPr>
-            <w:r>
-              <w:rPr>
-                <w:sz w:val="20"/>
-              </w:rPr>
-              <w:t>Email, state, role and language preference; no plaintext passwords</w:t>
+            <w:r>
+              <w:t>FirebaseUid فريد مع المعرّف الداخلي والدور والحالة؛ لا كلمات مرور جديدة</w:t>
+              <w:br/>
+              <w:t>Unique FirebaseUid with internal ID, role and state; no new passwords</w:t>
             </w:r>
           </w:p>
         </w:tc>
@@ -9430,16 +9728,17 @@
         </w:tc>
       </w:tr>
     </w:tbl>
-    <w:p/>
-    <w:p>
-      <w:r>
-        <w:br w:type="page"/>
-      </w:r>
+    <w:p>
+      <w:pPr>
+        <w:spacing w:after="0" w:line="240" w:lineRule="auto" w:before="0"/>
+      </w:pPr>
     </w:p>
     <w:p>
       <w:pPr>
         <w:pStyle w:val="Heading1"/>
-        <w:bidi/>
+        <w:pageBreakBefore/>
+        <w:bidi/>
+        <w:spacing w:before="140" w:after="80"/>
       </w:pPr>
       <w:r>
         <w:rPr>
@@ -9453,6 +9752,7 @@
     <w:p>
       <w:pPr>
         <w:pStyle w:val="Heading1"/>
+        <w:spacing w:before="140" w:after="80"/>
       </w:pPr>
       <w:bookmarkStart w:id="38" w:name="interfaces"/>
       <w:r>
@@ -9467,6 +9767,7 @@
       <w:pPr>
         <w:keepNext/>
         <w:bidi/>
+        <w:spacing w:after="80" w:line="240" w:lineRule="auto"/>
       </w:pPr>
       <w:r>
         <w:rPr>
@@ -9476,6 +9777,9 @@
       </w:r>
     </w:p>
     <w:p>
+      <w:pPr>
+        <w:spacing w:after="80" w:line="240" w:lineRule="auto"/>
+      </w:pPr>
       <w:r>
         <w:t>These are behavioral interface contracts, not prescribed API route names. Both clients must use the same contracts, with server ownership checks on each identifier.</w:t>
       </w:r>
@@ -9679,27 +9983,10 @@
             <w:vAlign w:val="center"/>
           </w:tcPr>
           <w:p>
-            <w:pPr>
-              <w:bidi/>
-              <w:spacing w:after="60"/>
-            </w:pPr>
-            <w:r>
-              <w:rPr>
-                <w:sz w:val="20"/>
-                <w:rtl/>
-              </w:rPr>
-              <w:t>بريد وكلمة مرور أو رمز تحقق</w:t>
-            </w:r>
-          </w:p>
-          <w:p>
-            <w:pPr>
-              <w:spacing w:after="60"/>
-            </w:pPr>
-            <w:r>
-              <w:rPr>
-                <w:sz w:val="20"/>
-              </w:rPr>
-              <w:t>Email/password or verification token</w:t>
+            <w:r>
+              <w:t>بيانات الدخول إلى Firebase؛ رمز هوية للخادم</w:t>
+              <w:br/>
+              <w:t>Credentials to Firebase; ID token to the server</w:t>
             </w:r>
           </w:p>
         </w:tc>
@@ -10327,11 +10614,16 @@
         </w:tc>
       </w:tr>
     </w:tbl>
-    <w:p/>
+    <w:p>
+      <w:pPr>
+        <w:spacing w:after="0" w:line="240" w:lineRule="auto" w:before="0"/>
+      </w:pPr>
+    </w:p>
     <w:p>
       <w:pPr>
         <w:pStyle w:val="Heading2"/>
         <w:bidi/>
+        <w:spacing w:before="140" w:after="80"/>
       </w:pPr>
       <w:r>
         <w:rPr>
@@ -10344,6 +10636,7 @@
     <w:p>
       <w:pPr>
         <w:pStyle w:val="Heading2"/>
+        <w:spacing w:before="140" w:after="80"/>
       </w:pPr>
       <w:r>
         <w:rPr>
@@ -10356,23 +10649,28 @@
       <w:pPr>
         <w:keepNext/>
         <w:bidi/>
-      </w:pPr>
-      <w:r>
-        <w:rPr>
-          <w:rtl/>
-        </w:rPr>
-        <w:t>البريد: رابط تحقق أو استعادة دون محتوى دراسي. التخزين: ملف خاص مرتبط بمعرّف وليس مسارًا يختاره العميل. الذكاء الاصطناعي: النص اللازم ونوع المهمة واللغة؛ يفحص الخادم المخرج قبل تخزينه أو إتاحته.</w:t>
-      </w:r>
-    </w:p>
-    <w:p>
-      <w:r>
-        <w:t>Email: verification or reset link without study content. Storage: private file bound to an ID, not a client-chosen path. AI: necessary text, task kind and language; the server validates output before persistence or publication.</w:t>
+        <w:spacing w:after="80" w:line="240" w:lineRule="auto"/>
+      </w:pPr>
+      <w:r>
+        <w:rPr>
+          <w:rtl/>
+        </w:rPr>
+        <w:t>الحسابات عبر Firebase Authentication. الملفات خاصة في Cloud Storage. التوليد عبر Firebase AI Logic ثم Gemini؛ يرسل الخادم النص اللازم والنوع واللغة ويفحص JSON ومراجع الصفحات قبل الحفظ.</w:t>
+      </w:r>
+    </w:p>
+    <w:p>
+      <w:pPr>
+        <w:spacing w:after="80" w:line="240" w:lineRule="auto"/>
+      </w:pPr>
+      <w:r>
+        <w:t>Accounts use Firebase Authentication. Files are private in Cloud Storage. Generation uses Firebase AI Logic then Gemini; the server sends necessary text, kind and language and validates JSON and page references before persistence.</w:t>
       </w:r>
     </w:p>
     <w:p>
       <w:pPr>
         <w:keepNext/>
         <w:bidi/>
+        <w:spacing w:after="80" w:line="240" w:lineRule="auto"/>
       </w:pPr>
       <w:r>
         <w:rPr>
@@ -10382,19 +10680,19 @@
       </w:r>
     </w:p>
     <w:p>
+      <w:pPr>
+        <w:spacing w:after="80" w:line="240" w:lineRule="auto"/>
+      </w:pPr>
       <w:r>
         <w:t>Errors expose a clear Arabic message, stable code and trace ID, preserving nonsensitive form input for retry. Correct quiz answers are not sent before submission, and service secrets are never sent to clients.</w:t>
       </w:r>
     </w:p>
     <w:p>
-      <w:r>
-        <w:br w:type="page"/>
-      </w:r>
-    </w:p>
-    <w:p>
       <w:pPr>
         <w:pStyle w:val="Heading1"/>
-        <w:bidi/>
+        <w:pageBreakBefore/>
+        <w:bidi/>
+        <w:spacing w:before="140" w:after="80"/>
       </w:pPr>
       <w:r>
         <w:rPr>
@@ -10408,6 +10706,7 @@
     <w:p>
       <w:pPr>
         <w:pStyle w:val="Heading1"/>
+        <w:spacing w:before="140" w:after="80"/>
       </w:pPr>
       <w:bookmarkStart w:id="39" w:name="gpa"/>
       <w:r>
@@ -10422,6 +10721,7 @@
       <w:pPr>
         <w:keepNext/>
         <w:bidi/>
+        <w:spacing w:after="80" w:line="240" w:lineRule="auto"/>
       </w:pPr>
       <w:r>
         <w:rPr>
@@ -10431,6 +10731,9 @@
       </w:r>
     </w:p>
     <w:p>
+      <w:pPr>
+        <w:spacing w:after="80" w:line="240" w:lineRule="auto"/>
+      </w:pPr>
       <w:r>
         <w:t>Source [R3], Article 40 implementation rules on PDF page 40, specifies a four-point scale; Appendix 1 on page 46 provides weights. This specification uses the four-point column; applicability to the target cohort must be rechecked before release.</w:t>
       </w:r>
@@ -11282,11 +11585,16 @@
         </w:tc>
       </w:tr>
     </w:tbl>
-    <w:p/>
+    <w:p>
+      <w:pPr>
+        <w:spacing w:after="0" w:line="240" w:lineRule="auto" w:before="0"/>
+      </w:pPr>
+    </w:p>
     <w:p>
       <w:pPr>
         <w:keepNext/>
         <w:bidi/>
+        <w:spacing w:after="80" w:line="240" w:lineRule="auto"/>
       </w:pPr>
       <w:r>
         <w:rPr>
@@ -11296,6 +11604,9 @@
       </w:r>
     </w:p>
     <w:p>
+      <w:pPr>
+        <w:spacing w:after="80" w:line="240" w:lineRule="auto"/>
+      </w:pPr>
       <w:r>
         <w:t>Term GPA is the sum of each course’s credits multiplied by its grade points, divided by included credits. Estimated cumulative GPA adds prior GPA multiplied by prior credits to term points, then divides by total prior and current credits.</w:t>
       </w:r>
@@ -11304,6 +11615,7 @@
       <w:pPr>
         <w:keepNext/>
         <w:bidi/>
+        <w:spacing w:after="80" w:line="240" w:lineRule="auto"/>
       </w:pPr>
       <w:r>
         <w:rPr>
@@ -11313,6 +11625,9 @@
       </w:r>
     </w:p>
     <w:p>
+      <w:pPr>
+        <w:spacing w:after="80" w:line="240" w:lineRule="auto"/>
+      </w:pPr>
       <w:r>
         <w:t>Acceptance example: three credits at A and two at B produce 17.25 points over five credits, or 3.45. With 30 prior credits at 3.00, the result is 107.25 divided by 35, displayed as 3.06.</w:t>
       </w:r>
@@ -11321,6 +11636,7 @@
       <w:pPr>
         <w:keepNext/>
         <w:bidi/>
+        <w:spacing w:after="80" w:line="240" w:lineRule="auto"/>
       </w:pPr>
       <w:r>
         <w:rPr>
@@ -11330,19 +11646,19 @@
       </w:r>
     </w:p>
     <w:p>
+      <w:pPr>
+        <w:spacing w:after="80" w:line="240" w:lineRule="auto"/>
+      </w:pPr>
       <w:r>
         <w:t>Proposed calculator policy: select a supported letter grade and enter credits manually; no intermediate rounding and display to two decimals. Repeated courses and special codes such as IC, IP and W require additional official rules; unsupported cases must not produce a misleading total. Rounded prior GPA makes the cumulative result approximate.</w:t>
       </w:r>
     </w:p>
     <w:p>
-      <w:r>
-        <w:br w:type="page"/>
-      </w:r>
-    </w:p>
-    <w:p>
       <w:pPr>
         <w:pStyle w:val="Heading1"/>
-        <w:bidi/>
+        <w:pageBreakBefore/>
+        <w:bidi/>
+        <w:spacing w:before="140" w:after="80"/>
       </w:pPr>
       <w:r>
         <w:rPr>
@@ -11356,6 +11672,7 @@
     <w:p>
       <w:pPr>
         <w:pStyle w:val="Heading1"/>
+        <w:spacing w:before="140" w:after="80"/>
       </w:pPr>
       <w:bookmarkStart w:id="40" w:name="assumptions"/>
       <w:r>
@@ -11370,6 +11687,7 @@
       <w:pPr>
         <w:keepNext/>
         <w:bidi/>
+        <w:spacing w:after="80" w:line="240" w:lineRule="auto"/>
       </w:pPr>
       <w:r>
         <w:rPr>
@@ -11379,6 +11697,9 @@
       </w:r>
     </w:p>
     <w:p>
+      <w:pPr>
+        <w:spacing w:after="80" w:line="240" w:lineRule="auto"/>
+      </w:pPr>
       <w:r>
         <w:t>A-01 through A-07 are reviewable assumptions from the approved plan. A-08 through A-10 are proposed operating details completing the specification. Adopting targets does not demonstrate technical achievement.</w:t>
       </w:r>
@@ -12065,27 +12386,10 @@
             <w:vAlign w:val="center"/>
           </w:tcPr>
           <w:p>
-            <w:pPr>
-              <w:bidi/>
-              <w:spacing w:after="60"/>
-            </w:pPr>
-            <w:r>
-              <w:rPr>
-                <w:sz w:val="20"/>
-                <w:rtl/>
-              </w:rPr>
-              <w:t>رابط تحقق 24 ساعة، استعادة 30 دقيقة؛ 10 محاولات دخول فاشلة خلال 15 دقيقة تفرض تقييدًا 15 دقيقة</w:t>
-            </w:r>
-          </w:p>
-          <w:p>
-            <w:pPr>
-              <w:spacing w:after="60"/>
-            </w:pPr>
-            <w:r>
-              <w:rPr>
-                <w:sz w:val="20"/>
-              </w:rPr>
-              <w:t>Verification link 24 hours; reset link 30 minutes; ten failed sign-ins in 15 minutes trigger 15-minute throttling</w:t>
+            <w:r>
+              <w:t>صلاحية روابط الحساب وفق Firebase وتوثق عند الإعداد؛ قيود المزود مع حماية API إضافية تختبر قبل الإطلاق</w:t>
+              <w:br/>
+              <w:t>Account-link expiry follows Firebase and is recorded at setup; provider limits and additional API protection are tested before release</w:t>
             </w:r>
           </w:p>
         </w:tc>
@@ -12158,16 +12462,17 @@
         </w:tc>
       </w:tr>
     </w:tbl>
-    <w:p/>
-    <w:p>
-      <w:r>
-        <w:br w:type="page"/>
-      </w:r>
+    <w:p>
+      <w:pPr>
+        <w:spacing w:after="0" w:line="240" w:lineRule="auto" w:before="0"/>
+      </w:pPr>
     </w:p>
     <w:p>
       <w:pPr>
         <w:pStyle w:val="Heading1"/>
-        <w:bidi/>
+        <w:pageBreakBefore/>
+        <w:bidi/>
+        <w:spacing w:before="140" w:after="80"/>
       </w:pPr>
       <w:r>
         <w:rPr>
@@ -12181,6 +12486,7 @@
     <w:p>
       <w:pPr>
         <w:pStyle w:val="Heading1"/>
+        <w:spacing w:before="140" w:after="80"/>
       </w:pPr>
       <w:bookmarkStart w:id="41" w:name="acceptance"/>
       <w:r>
@@ -12195,17 +12501,21 @@
       <w:pPr>
         <w:keepNext/>
         <w:bidi/>
-      </w:pPr>
-      <w:r>
-        <w:rPr>
-          <w:rtl/>
-        </w:rPr>
-        <w:t>هذه خطة قبول للنظام المستهدف. لم تُنفّذ اختبارات النظام الخلفي لأنه غير موجود في المشروع الحالي. لكل متطلب أيضًا معيار TC مستقل في القسم 6.</w:t>
-      </w:r>
-    </w:p>
-    <w:p>
-      <w:r>
-        <w:t>This is an acceptance plan for the target system. Backend system tests have not been executed because the current repository has no backend. Each requirement also has a local TC criterion in Section 6.</w:t>
+        <w:spacing w:after="80" w:line="240" w:lineRule="auto"/>
+      </w:pPr>
+      <w:r>
+        <w:rPr>
+          <w:rtl/>
+        </w:rPr>
+        <w:t>هذه خطة قبول مستهدفة. توجد خلفية ASP.NET Core وSQL واختبارات موثقة في سجل التنفيذ؛ قبول Firebase وGemini لم يُنفذ بعد. لا يعني تحديث المواصفة اكتمال الربط.</w:t>
+      </w:r>
+    </w:p>
+    <w:p>
+      <w:pPr>
+        <w:spacing w:after="80" w:line="240" w:lineRule="auto"/>
+      </w:pPr>
+      <w:r>
+        <w:t>This is a target acceptance plan. ASP.NET Core, SQL and recorded tests exist in the implementation ledger; Firebase and Gemini acceptance is still pending. Updating the specification does not implement the integration.</w:t>
       </w:r>
     </w:p>
     <w:tbl>
@@ -12793,11 +13103,16 @@
         </w:tc>
       </w:tr>
     </w:tbl>
-    <w:p/>
+    <w:p>
+      <w:pPr>
+        <w:spacing w:after="0" w:line="240" w:lineRule="auto" w:before="0"/>
+      </w:pPr>
+    </w:p>
     <w:p>
       <w:pPr>
         <w:keepNext/>
         <w:bidi/>
+        <w:spacing w:after="80" w:line="240" w:lineRule="auto"/>
       </w:pPr>
       <w:r>
         <w:rPr>
@@ -12807,19 +13122,19 @@
       </w:r>
     </w:p>
     <w:p>
+      <w:pPr>
+        <w:spacing w:after="80" w:line="240" w:lineRule="auto"/>
+      </w:pPr>
       <w:r>
         <w:t>Quality tests: load and availability measurement, backup restoration, secret inspection in artifacts, screen-reader/keyboard/RTL/zoom checks, and the same journey on all three platforms.</w:t>
       </w:r>
     </w:p>
     <w:p>
-      <w:r>
-        <w:br w:type="page"/>
-      </w:r>
-    </w:p>
-    <w:p>
       <w:pPr>
         <w:pStyle w:val="Heading1"/>
-        <w:bidi/>
+        <w:pageBreakBefore/>
+        <w:bidi/>
+        <w:spacing w:before="140" w:after="80"/>
       </w:pPr>
       <w:r>
         <w:rPr>
@@ -12833,6 +13148,7 @@
     <w:p>
       <w:pPr>
         <w:pStyle w:val="Heading1"/>
+        <w:spacing w:before="140" w:after="80"/>
       </w:pPr>
       <w:bookmarkStart w:id="42" w:name="trace"/>
       <w:r>
@@ -12847,6 +13163,7 @@
       <w:pPr>
         <w:keepNext/>
         <w:bidi/>
+        <w:spacing w:after="80" w:line="240" w:lineRule="auto"/>
       </w:pPr>
       <w:r>
         <w:rPr>
@@ -12856,6 +13173,9 @@
       </w:r>
     </w:p>
     <w:p>
+      <w:pPr>
+        <w:spacing w:after="80" w:line="240" w:lineRule="auto"/>
+      </w:pPr>
       <w:r>
         <w:t>The matrix groups requirements by feature. Every listed ID also maps to a TC with the same ID; both individual criteria and integrated journeys must pass before pilot acceptance.</w:t>
       </w:r>
@@ -13824,11 +14144,16 @@
         </w:tc>
       </w:tr>
     </w:tbl>
-    <w:p/>
+    <w:p>
+      <w:pPr>
+        <w:spacing w:after="0" w:line="240" w:lineRule="auto" w:before="0"/>
+      </w:pPr>
+    </w:p>
     <w:p>
       <w:pPr>
         <w:pStyle w:val="Heading2"/>
         <w:bidi/>
+        <w:spacing w:before="140" w:after="80"/>
       </w:pPr>
       <w:r>
         <w:rPr>
@@ -13841,6 +14166,7 @@
     <w:p>
       <w:pPr>
         <w:pStyle w:val="Heading2"/>
+        <w:spacing w:before="140" w:after="80"/>
       </w:pPr>
       <w:r>
         <w:rPr>
@@ -13853,6 +14179,7 @@
       <w:pPr>
         <w:keepNext/>
         <w:bidi/>
+        <w:spacing w:after="80" w:line="240" w:lineRule="auto"/>
       </w:pPr>
       <w:r>
         <w:rPr>
@@ -13862,19 +14189,19 @@
       </w:r>
     </w:p>
     <w:p>
+      <w:pPr>
+        <w:spacing w:after="80" w:line="240" w:lineRule="auto"/>
+      </w:pPr>
       <w:r>
         <w:t>Proposed sample: 20 varied text chapters, half Arabic and half English, with outputs reviewed in both languages. A human tester checks grounding, language and answer keys; all question structures must be valid and accepted samples must contain no incorrect answer key. Failures require correction and retesting.</w:t>
       </w:r>
     </w:p>
     <w:p>
-      <w:r>
-        <w:br w:type="page"/>
-      </w:r>
-    </w:p>
-    <w:p>
       <w:pPr>
         <w:pStyle w:val="Heading1"/>
-        <w:bidi/>
+        <w:pageBreakBefore/>
+        <w:bidi/>
+        <w:spacing w:before="140" w:after="80"/>
       </w:pPr>
       <w:r>
         <w:rPr>
@@ -13888,6 +14215,7 @@
     <w:p>
       <w:pPr>
         <w:pStyle w:val="Heading1"/>
+        <w:spacing w:before="140" w:after="80"/>
       </w:pPr>
       <w:bookmarkStart w:id="43" w:name="references"/>
       <w:r>
@@ -13902,6 +14230,7 @@
       <w:pPr>
         <w:pStyle w:val="Heading2"/>
         <w:bidi/>
+        <w:spacing w:before="140" w:after="80"/>
       </w:pPr>
       <w:r>
         <w:rPr>
@@ -13914,6 +14243,7 @@
     <w:p>
       <w:pPr>
         <w:pStyle w:val="Heading2"/>
+        <w:spacing w:before="140" w:after="80"/>
       </w:pPr>
       <w:r>
         <w:rPr>
@@ -13923,6 +14253,9 @@
       </w:r>
     </w:p>
     <w:p>
+      <w:pPr>
+        <w:spacing w:after="80" w:line="240" w:lineRule="auto"/>
+      </w:pPr>
       <w:hyperlink r:id="rId12">
         <w:r>
           <w:rPr>
@@ -13936,6 +14269,7 @@
       <w:pPr>
         <w:pStyle w:val="Heading2"/>
         <w:bidi/>
+        <w:spacing w:before="140" w:after="80"/>
       </w:pPr>
       <w:r>
         <w:rPr>
@@ -13948,6 +14282,7 @@
     <w:p>
       <w:pPr>
         <w:pStyle w:val="Heading2"/>
+        <w:spacing w:before="140" w:after="80"/>
       </w:pPr>
       <w:r>
         <w:rPr>
@@ -13957,6 +14292,9 @@
       </w:r>
     </w:p>
     <w:p>
+      <w:pPr>
+        <w:spacing w:after="80" w:line="240" w:lineRule="auto"/>
+      </w:pPr>
       <w:hyperlink r:id="rId13">
         <w:r>
           <w:rPr>
@@ -13970,6 +14308,7 @@
       <w:pPr>
         <w:pStyle w:val="Heading2"/>
         <w:bidi/>
+        <w:spacing w:before="140" w:after="80"/>
       </w:pPr>
       <w:r>
         <w:rPr>
@@ -13982,6 +14321,7 @@
     <w:p>
       <w:pPr>
         <w:pStyle w:val="Heading2"/>
+        <w:spacing w:before="140" w:after="80"/>
       </w:pPr>
       <w:r>
         <w:rPr>
@@ -13991,6 +14331,9 @@
       </w:r>
     </w:p>
     <w:p>
+      <w:pPr>
+        <w:spacing w:after="80" w:line="240" w:lineRule="auto"/>
+      </w:pPr>
       <w:hyperlink r:id="rId14">
         <w:r>
           <w:rPr>
@@ -14004,6 +14347,7 @@
       <w:pPr>
         <w:keepNext/>
         <w:bidi/>
+        <w:spacing w:after="80" w:line="240" w:lineRule="auto"/>
       </w:pPr>
       <w:r>
         <w:rPr>
@@ -14013,6 +14357,9 @@
       </w:r>
     </w:p>
     <w:p>
+      <w:pPr>
+        <w:spacing w:after="80" w:line="240" w:lineRule="auto"/>
+      </w:pPr>
       <w:r>
         <w:t>References accessed 6 September 2026. R3 carries a University Council approval dated 1444/07/03 AH; cited locations are Article 40 and Appendix 1.</w:t>
       </w:r>
@@ -14021,6 +14368,7 @@
       <w:pPr>
         <w:pStyle w:val="Heading2"/>
         <w:bidi/>
+        <w:spacing w:before="140" w:after="80"/>
       </w:pPr>
       <w:r>
         <w:rPr>
@@ -14033,6 +14381,7 @@
     <w:p>
       <w:pPr>
         <w:pStyle w:val="Heading2"/>
+        <w:spacing w:before="140" w:after="80"/>
       </w:pPr>
       <w:r>
         <w:rPr>
@@ -14045,23 +14394,28 @@
       <w:pPr>
         <w:keepNext/>
         <w:bidi/>
-      </w:pPr>
-      <w:r>
-        <w:rPr>
-          <w:rtl/>
-        </w:rPr>
-        <w:t>README.md والملفان التعريفيان للموقع والجوال: الفكرة والتقنيات وحدود النموذج.</w:t>
-      </w:r>
-    </w:p>
-    <w:p>
-      <w:r>
-        <w:t>README.md and web/mobile READMEs: concept, technology and prototype limitations.</w:t>
+        <w:spacing w:after="80" w:line="240" w:lineRule="auto"/>
+      </w:pPr>
+      <w:r>
+        <w:rPr>
+          <w:rtl/>
+        </w:rPr>
+        <w:t>مصادر المشروع: backend/README.md وdocs/implementation-status.md وكود الخلفية والواجهتين؛ تميز الحالة المنفذة جزئيًا من المتطلبات المستهدفة.</w:t>
+      </w:r>
+    </w:p>
+    <w:p>
+      <w:pPr>
+        <w:spacing w:after="80" w:line="240" w:lineRule="auto"/>
+      </w:pPr>
+      <w:r>
+        <w:t>Project sources: backend/README.md, docs/implementation-status.md and backend/client code distinguish partial implementation from target requirements.</w:t>
       </w:r>
     </w:p>
     <w:p>
       <w:pPr>
         <w:keepNext/>
         <w:bidi/>
+        <w:spacing w:after="80" w:line="240" w:lineRule="auto"/>
       </w:pPr>
       <w:r>
         <w:rPr>
@@ -14071,6 +14425,9 @@
       </w:r>
     </w:p>
     <w:p>
+      <w:pPr>
+        <w:spacing w:after="80" w:line="240" w:lineRule="auto"/>
+      </w:pPr>
       <w:r>
         <w:t>website/src including DashboardPage, LandingPage, storage and search logic: current web behavior.</w:t>
       </w:r>
@@ -14079,23 +14436,28 @@
       <w:pPr>
         <w:keepNext/>
         <w:bidi/>
-      </w:pPr>
-      <w:r>
-        <w:rPr>
-          <w:rtl/>
-        </w:rPr>
-        <w:t>Mobile app/src وشاشات اللوحة والتعريف: السلوك التجريبي للجوال؛ website/tests: اختبارات التخزين والبحث المتاحة.</w:t>
-      </w:r>
-    </w:p>
-    <w:p>
-      <w:r>
-        <w:t>Mobile app/src dashboard and landing screens: mobile prototype behavior; website/tests: available storage and search tests.</w:t>
+        <w:spacing w:after="80" w:line="240" w:lineRule="auto"/>
+      </w:pPr>
+      <w:r>
+        <w:rPr>
+          <w:rtl/>
+        </w:rPr>
+        <w:t>تطبيق Expo يتضمن ربط الحسابات والمقررات والملفات؛ تبقى اختبارات الأجهزة وتكامل بقية الوظائف مطلوبة.</w:t>
+      </w:r>
+    </w:p>
+    <w:p>
+      <w:pPr>
+        <w:spacing w:after="80" w:line="240" w:lineRule="auto"/>
+      </w:pPr>
+      <w:r>
+        <w:t>The Expo application includes connected accounts, courses and files; device acceptance and remaining feature integration are pending.</w:t>
       </w:r>
     </w:p>
     <w:p>
       <w:pPr>
         <w:pStyle w:val="Heading2"/>
         <w:bidi/>
+        <w:spacing w:before="140" w:after="80"/>
       </w:pPr>
       <w:r>
         <w:rPr>
@@ -14108,6 +14470,7 @@
     <w:p>
       <w:pPr>
         <w:pStyle w:val="Heading2"/>
+        <w:spacing w:before="140" w:after="80"/>
       </w:pPr>
       <w:r>
         <w:rPr>
@@ -14120,23 +14483,28 @@
       <w:pPr>
         <w:keepNext/>
         <w:bidi/>
-      </w:pPr>
-      <w:r>
-        <w:rPr>
-          <w:rtl/>
-        </w:rPr>
-        <w:t>الإصدار 1.0 يجمع النطاق المعتمد والمتطلبات ومعايير القبول. تحفظ التعديلات اللاحقة معرّفات المتطلبات؛ يسجل لكل تغيير سببه والمتطلبات والاختبارات المتأثرة وإصدار المستند. مالك المنتج يراجع افتراضات A وصلاحية سلم المعدل قبل تثبيت خط أساس الإطلاق.</w:t>
-      </w:r>
-    </w:p>
-    <w:p>
-      <w:r>
-        <w:t>Version 1.0 consolidates approved scope, requirements and acceptance criteria. Later changes preserve requirement IDs and record rationale, affected requirements/tests and document version. The product owner reviews A assumptions and grading-scale applicability before baselining release requirements.</w:t>
+        <w:spacing w:after="80" w:line="240" w:lineRule="auto"/>
+      </w:pPr>
+      <w:r>
+        <w:rPr>
+          <w:rtl/>
+        </w:rPr>
+        <w:t>الإصدار 1.1 بتاريخ 8 سبتمبر 2026 يعتمد Gemini عبر Firebase AI Logic والحسابات والتخزين عبر Firebase، ويصحح الحالة الحالية ويضيف خطة الترحيل. تبقى معرّفات المتطلبات ثابتة؛ توضح الأقسام 14 إلى 18 القرار والقبول.</w:t>
+      </w:r>
+    </w:p>
+    <w:p>
+      <w:pPr>
+        <w:spacing w:after="80" w:line="240" w:lineRule="auto"/>
+      </w:pPr>
+      <w:r>
+        <w:t>Version 1.1 dated 8 September 2026 adopts Gemini through Firebase AI Logic plus Firebase identity and storage, corrects current state and adds migration planning. Requirement IDs remain stable; Sections 14 through 18 define the decision and acceptance.</w:t>
       </w:r>
     </w:p>
     <w:p>
       <w:pPr>
         <w:keepNext/>
         <w:bidi/>
+        <w:spacing w:after="80" w:line="240" w:lineRule="auto"/>
       </w:pPr>
       <w:r>
         <w:rPr>
@@ -14146,8 +14514,1083 @@
       </w:r>
     </w:p>
     <w:p>
+      <w:pPr>
+        <w:spacing w:after="80" w:line="240" w:lineRule="auto"/>
+      </w:pPr>
       <w:r>
         <w:t>Arabic and English versions remain equivalent. A translation discrepancy is resolved as a specification change before implementation, not interpreted as an additional requirement.</w:t>
+      </w:r>
+    </w:p>
+    <w:p>
+      <w:pPr>
+        <w:pStyle w:val="Heading1"/>
+        <w:keepNext/>
+        <w:spacing w:after="80" w:line="252" w:lineRule="auto" w:before="140"/>
+        <w:pageBreakBefore/>
+        <w:bidi/>
+      </w:pPr>
+      <w:r>
+        <w:rPr>
+          <w:rFonts w:ascii="Arial" w:hAnsi="Arial"/>
+          <w:color w:val="000000"/>
+          <w:sz w:val="30"/>
+          <w:rtl/>
+        </w:rPr>
+        <w:t>14 معمارية Firebase وGemini</w:t>
+      </w:r>
+    </w:p>
+    <w:p>
+      <w:pPr>
+        <w:pStyle w:val="Heading1"/>
+        <w:keepNext/>
+        <w:spacing w:after="80" w:line="252" w:lineRule="auto" w:before="140"/>
+      </w:pPr>
+      <w:r>
+        <w:rPr>
+          <w:rFonts w:ascii="Arial" w:hAnsi="Arial"/>
+          <w:color w:val="000000"/>
+          <w:sz w:val="30"/>
+        </w:rPr>
+        <w:t>14 Firebase and Gemini architecture</w:t>
+      </w:r>
+    </w:p>
+    <w:p>
+      <w:pPr>
+        <w:keepNext w:val="0"/>
+        <w:spacing w:after="80" w:line="240" w:lineRule="auto"/>
+        <w:bidi/>
+      </w:pPr>
+      <w:r>
+        <w:rPr>
+          <w:rFonts w:ascii="Arial" w:hAnsi="Arial"/>
+          <w:color w:val="000000"/>
+          <w:sz w:val="22"/>
+          <w:rtl/>
+        </w:rPr>
+        <w:t>قرار ملزم: يستخدم StudyMate نماذج Gemini عبر خدمة Firebase AI Logic لتوليد الشرح والملخص والاختبار. الاتصال المباشر بمزود Gemini خارج هذه الخدمة لا يحقق هذا القرار.</w:t>
+      </w:r>
+    </w:p>
+    <w:p>
+      <w:pPr>
+        <w:keepNext w:val="0"/>
+        <w:spacing w:after="80" w:line="240" w:lineRule="auto"/>
+      </w:pPr>
+      <w:r>
+        <w:rPr>
+          <w:rFonts w:ascii="Arial" w:hAnsi="Arial"/>
+          <w:color w:val="000000"/>
+          <w:sz w:val="22"/>
+        </w:rPr>
+        <w:t>Binding decision: StudyMate uses Gemini models through Firebase AI Logic for explanation, summary and quiz generation. Calling a Gemini provider directly outside that service does not satisfy this decision.</w:t>
+      </w:r>
+    </w:p>
+    <w:p>
+      <w:pPr>
+        <w:keepNext w:val="0"/>
+        <w:spacing w:after="80" w:line="240" w:lineRule="auto"/>
+        <w:bidi/>
+      </w:pPr>
+      <w:r>
+        <w:rPr>
+          <w:rFonts w:ascii="Arial" w:hAnsi="Arial"/>
+          <w:color w:val="000000"/>
+          <w:sz w:val="22"/>
+          <w:rtl/>
+        </w:rPr>
+        <w:t>المسار المستهدف: الموقع أو الجوال ثم ASP.NET Core ثم Firebase AI Logic ثم Gemini. يبقى SQL المرجع للمقررات والنتائج والحصص، وCloud Storage للملفات، وFirebase Authentication للحسابات. Firestore مؤجل.</w:t>
+      </w:r>
+    </w:p>
+    <w:p>
+      <w:pPr>
+        <w:keepNext w:val="0"/>
+        <w:spacing w:after="80" w:line="240" w:lineRule="auto"/>
+      </w:pPr>
+      <w:r>
+        <w:rPr>
+          <w:rFonts w:ascii="Arial" w:hAnsi="Arial"/>
+          <w:color w:val="000000"/>
+          <w:sz w:val="22"/>
+        </w:rPr>
+        <w:t>Target route: web or mobile to ASP.NET Core to Firebase AI Logic to Gemini. SQL remains authoritative for courses, results and quota; Cloud Storage holds files and Firebase Authentication handles accounts. Firestore is deferred.</w:t>
+      </w:r>
+    </w:p>
+    <w:p>
+      <w:pPr>
+        <w:keepNext w:val="0"/>
+        <w:spacing w:after="80" w:line="240" w:lineRule="auto"/>
+        <w:bidi/>
+      </w:pPr>
+      <w:r>
+        <w:rPr>
+          <w:rFonts w:ascii="Arial" w:hAnsi="Arial"/>
+          <w:color w:val="000000"/>
+          <w:sz w:val="22"/>
+          <w:rtl/>
+        </w:rPr>
+        <w:t>بوابة التصميم G0: قبل الترحيل، ينفذ الفريق تجربة لخادم يستدعي قوالب Firebase AI Logic عبر REST الموثق. وجود القوالب على الخادم وحده لا يحجب الرد عن المستدعي. يجب إثبات مصادقة الخادم ومنع استدعاء قالب الاختبار من العميل وتوافق الحصص والمهل.</w:t>
+      </w:r>
+    </w:p>
+    <w:p>
+      <w:pPr>
+        <w:keepNext w:val="0"/>
+        <w:spacing w:after="80" w:line="240" w:lineRule="auto"/>
+      </w:pPr>
+      <w:r>
+        <w:rPr>
+          <w:rFonts w:ascii="Arial" w:hAnsi="Arial"/>
+          <w:color w:val="000000"/>
+          <w:sz w:val="22"/>
+        </w:rPr>
+        <w:t>Design gate G0: before migration, the team prototypes server invocation of Firebase AI Logic templates using its documented REST API. Server-stored templates alone do not hide responses from callers. Prove server authentication, denial of client quiz-template invocation, and quota/timeout compatibility.</w:t>
+      </w:r>
+    </w:p>
+    <w:p>
+      <w:pPr>
+        <w:keepNext w:val="0"/>
+        <w:spacing w:after="80" w:line="240" w:lineRule="auto"/>
+        <w:bidi/>
+      </w:pPr>
+      <w:r>
+        <w:rPr>
+          <w:rFonts w:ascii="Arial" w:hAnsi="Arial"/>
+          <w:color w:val="000000"/>
+          <w:sz w:val="22"/>
+          <w:rtl/>
+        </w:rPr>
+        <w:t>المسار الخادمي مرشح يتطلب إثباتًا وليس تكاملًا مجربًا. إذا تعذر G0، يسجل عائق تصميم قبل إطلاق التوليد؛ لا يستبدل المسار تلقائيًا باتصال مباشر ولا ترسل مفاتيح الإجابة إلى جهاز الطالب.</w:t>
+      </w:r>
+    </w:p>
+    <w:p>
+      <w:pPr>
+        <w:keepNext w:val="0"/>
+        <w:spacing w:after="80" w:line="240" w:lineRule="auto"/>
+      </w:pPr>
+      <w:r>
+        <w:rPr>
+          <w:rFonts w:ascii="Arial" w:hAnsi="Arial"/>
+          <w:color w:val="000000"/>
+          <w:sz w:val="22"/>
+        </w:rPr>
+        <w:t>The server route is a candidate requiring evidence, not a tested integration. If G0 fails, record a design blocker before generation release; do not silently substitute direct provider access or send answer keys to student devices.</w:t>
+      </w:r>
+    </w:p>
+    <w:p>
+      <w:pPr>
+        <w:keepNext w:val="0"/>
+        <w:spacing w:after="80" w:line="240" w:lineRule="auto"/>
+        <w:bidi/>
+      </w:pPr>
+      <w:r>
+        <w:rPr>
+          <w:rFonts w:ascii="Arial" w:hAnsi="Arial"/>
+          <w:color w:val="000000"/>
+          <w:sz w:val="22"/>
+          <w:rtl/>
+        </w:rPr>
+        <w:t>تُفصل بيئتا التطوير والإنتاج. يحدد اسم النموذج وإصدار القالب وحدود المدخلات في إعدادات الخادم بعد التحقق من توفر نموذج Gemini يدعم المخرجات المنظمة.</w:t>
+      </w:r>
+    </w:p>
+    <w:p>
+      <w:pPr>
+        <w:keepNext w:val="0"/>
+        <w:spacing w:after="80" w:line="240" w:lineRule="auto"/>
+      </w:pPr>
+      <w:r>
+        <w:rPr>
+          <w:rFonts w:ascii="Arial" w:hAnsi="Arial"/>
+          <w:color w:val="000000"/>
+          <w:sz w:val="22"/>
+        </w:rPr>
+        <w:t>Development and production are separate. Configure model name, template version and input limits on the server after verifying an available Gemini model with structured-output support.</w:t>
+      </w:r>
+    </w:p>
+    <w:p>
+      <w:pPr>
+        <w:pStyle w:val="Heading1"/>
+        <w:keepNext/>
+        <w:spacing w:after="80" w:line="252" w:lineRule="auto" w:before="140"/>
+        <w:pageBreakBefore/>
+        <w:bidi/>
+      </w:pPr>
+      <w:r>
+        <w:rPr>
+          <w:rFonts w:ascii="Arial" w:hAnsi="Arial"/>
+          <w:color w:val="000000"/>
+          <w:sz w:val="30"/>
+          <w:rtl/>
+        </w:rPr>
+        <w:t>15 خطة التنفيذ المرحلية</w:t>
+      </w:r>
+    </w:p>
+    <w:p>
+      <w:pPr>
+        <w:pStyle w:val="Heading1"/>
+        <w:keepNext/>
+        <w:spacing w:after="80" w:line="252" w:lineRule="auto" w:before="140"/>
+      </w:pPr>
+      <w:r>
+        <w:rPr>
+          <w:rFonts w:ascii="Arial" w:hAnsi="Arial"/>
+          <w:color w:val="000000"/>
+          <w:sz w:val="30"/>
+        </w:rPr>
+        <w:t>15 Phased implementation plan</w:t>
+      </w:r>
+    </w:p>
+    <w:p>
+      <w:pPr>
+        <w:keepNext w:val="0"/>
+        <w:spacing w:after="80" w:line="240" w:lineRule="auto"/>
+        <w:bidi/>
+      </w:pPr>
+      <w:r>
+        <w:rPr>
+          <w:rFonts w:ascii="Arial" w:hAnsi="Arial"/>
+          <w:color w:val="000000"/>
+          <w:sz w:val="22"/>
+          <w:rtl/>
+        </w:rPr>
+        <w:t>P0 إثبات المسار: المسؤول فريق الخلفية؛ المخرج تجربة G0 وسجل طلب يثبت Firebase AI Logic مع اختبار منع كشف الإجابات وتجاوز الحصص. هذه المرحلة شرط للانتقال.</w:t>
+      </w:r>
+    </w:p>
+    <w:p>
+      <w:pPr>
+        <w:keepNext w:val="0"/>
+        <w:spacing w:after="80" w:line="240" w:lineRule="auto"/>
+      </w:pPr>
+      <w:r>
+        <w:rPr>
+          <w:rFonts w:ascii="Arial" w:hAnsi="Arial"/>
+          <w:color w:val="000000"/>
+          <w:sz w:val="22"/>
+        </w:rPr>
+        <w:t>P0 Route proof: backend team delivers G0 evidence and a request trace showing Firebase AI Logic, with answer-key and quota-bypass tests. This gates subsequent work.</w:t>
+      </w:r>
+    </w:p>
+    <w:p>
+      <w:pPr>
+        <w:keepNext w:val="0"/>
+        <w:spacing w:after="80" w:line="240" w:lineRule="auto"/>
+        <w:bidi/>
+      </w:pPr>
+      <w:r>
+        <w:rPr>
+          <w:rFonts w:ascii="Arial" w:hAnsi="Arial"/>
+          <w:color w:val="000000"/>
+          <w:sz w:val="22"/>
+          <w:rtl/>
+        </w:rPr>
+        <w:t>P1 إعداد الخدمات: مسؤول التشغيل يجهز Firebase Authentication وCloud Storage وAI Logic والمشروعين والصلاحيات والفوترة والتنبيهات. بوابة القبول فصل البيئتين ورفض الوصول العام للملفات.</w:t>
+      </w:r>
+    </w:p>
+    <w:p>
+      <w:pPr>
+        <w:keepNext w:val="0"/>
+        <w:spacing w:after="80" w:line="240" w:lineRule="auto"/>
+      </w:pPr>
+      <w:r>
+        <w:rPr>
+          <w:rFonts w:ascii="Arial" w:hAnsi="Arial"/>
+          <w:color w:val="000000"/>
+          <w:sz w:val="22"/>
+        </w:rPr>
+        <w:t>P1 Service setup: operations configures Firebase Authentication, Cloud Storage, AI Logic, both projects, permissions, billing and alerts. Acceptance requires environment separation and rejection of public file access.</w:t>
+      </w:r>
+    </w:p>
+    <w:p>
+      <w:pPr>
+        <w:keepNext w:val="0"/>
+        <w:spacing w:after="80" w:line="240" w:lineRule="auto"/>
+        <w:bidi/>
+      </w:pPr>
+      <w:r>
+        <w:rPr>
+          <w:rFonts w:ascii="Arial" w:hAnsi="Arial"/>
+          <w:color w:val="000000"/>
+          <w:sz w:val="22"/>
+          <w:rtl/>
+        </w:rPr>
+        <w:t>P2 الحسابات: فريقا الواجهات والخلفية يربطان التسجيل والتحقق والاستعادة وFirebaseUid بالمستخدم الداخلي. يختبران الخروج وإلغاء الجلسات والتعطيل ودخول الجهازين.</w:t>
+      </w:r>
+    </w:p>
+    <w:p>
+      <w:pPr>
+        <w:keepNext w:val="0"/>
+        <w:spacing w:after="80" w:line="240" w:lineRule="auto"/>
+      </w:pPr>
+      <w:r>
+        <w:rPr>
+          <w:rFonts w:ascii="Arial" w:hAnsi="Arial"/>
+          <w:color w:val="000000"/>
+          <w:sz w:val="22"/>
+        </w:rPr>
+        <w:t>P2 Identity: client and backend teams connect registration, verification, recovery and FirebaseUid to the internal user. Test logout, revocation, disabling and two-device sign-in.</w:t>
+      </w:r>
+    </w:p>
+    <w:p>
+      <w:pPr>
+        <w:keepNext w:val="0"/>
+        <w:spacing w:after="80" w:line="240" w:lineRule="auto"/>
+        <w:bidi/>
+      </w:pPr>
+      <w:r>
+        <w:rPr>
+          <w:rFonts w:ascii="Arial" w:hAnsi="Arial"/>
+          <w:color w:val="000000"/>
+          <w:sz w:val="22"/>
+          <w:rtl/>
+        </w:rPr>
+        <w:t>P3 الملفات: فريق الخلفية ينقل PDF إلى Cloud Storage مع المسار والبصمة والحالة في SQL؛ يضيف تنظيف الملفات اليتيمة وإعادة المحاولة والحذف. القبول رفع واستخراج وتنزيل خاص سليم.</w:t>
+      </w:r>
+    </w:p>
+    <w:p>
+      <w:pPr>
+        <w:keepNext w:val="0"/>
+        <w:spacing w:after="80" w:line="240" w:lineRule="auto"/>
+      </w:pPr>
+      <w:r>
+        <w:rPr>
+          <w:rFonts w:ascii="Arial" w:hAnsi="Arial"/>
+          <w:color w:val="000000"/>
+          <w:sz w:val="22"/>
+        </w:rPr>
+        <w:t>P3 Files: backend moves PDFs to Cloud Storage with paths, hashes and state in SQL; adds orphan cleanup, retries and deletion. Acceptance is successful upload, extraction and private download.</w:t>
+      </w:r>
+    </w:p>
+    <w:p>
+      <w:pPr>
+        <w:keepNext w:val="0"/>
+        <w:spacing w:after="80" w:line="240" w:lineRule="auto"/>
+        <w:bidi/>
+      </w:pPr>
+      <w:r>
+        <w:rPr>
+          <w:rFonts w:ascii="Arial" w:hAnsi="Arial"/>
+          <w:color w:val="000000"/>
+          <w:sz w:val="22"/>
+          <w:rtl/>
+        </w:rPr>
+        <w:t>P4 Gemini: فريق الخلفية ينشئ قوالب الشرح والملخص والاختبار ومحول AI Logic، ثم يربط العامل الحالي بالحفظ والتحقق والحصص. القبول JSON سليم ومصادر صحيحة وعشر أسئلة وإخفاء الإجابات.</w:t>
+      </w:r>
+    </w:p>
+    <w:p>
+      <w:pPr>
+        <w:keepNext w:val="0"/>
+        <w:spacing w:after="80" w:line="240" w:lineRule="auto"/>
+      </w:pPr>
+      <w:r>
+        <w:rPr>
+          <w:rFonts w:ascii="Arial" w:hAnsi="Arial"/>
+          <w:color w:val="000000"/>
+          <w:sz w:val="22"/>
+        </w:rPr>
+        <w:t>P4 Gemini: backend creates explanation, summary and quiz templates plus an AI Logic adapter, connecting the existing worker to persistence, validation and quota. Acceptance covers valid JSON, grounded references, ten questions and hidden keys.</w:t>
+      </w:r>
+    </w:p>
+    <w:p>
+      <w:pPr>
+        <w:keepNext w:val="0"/>
+        <w:spacing w:after="80" w:line="240" w:lineRule="auto"/>
+        <w:bidi/>
+      </w:pPr>
+      <w:r>
+        <w:rPr>
+          <w:rFonts w:ascii="Arial" w:hAnsi="Arial"/>
+          <w:color w:val="000000"/>
+          <w:sz w:val="22"/>
+          <w:rtl/>
+        </w:rPr>
+        <w:t>P5 القبول والإطلاق: فريق الاختبار ينفذ رحلات الويب وAndroid وiOS وعينة الجودة، ثم التشغيل يجرب الترحيل والاسترجاع ويطلق تدريجيًا. المدد تحدد بعد G0؛ لا توجد مواعيد ملزمة مفترضة.</w:t>
+      </w:r>
+    </w:p>
+    <w:p>
+      <w:pPr>
+        <w:keepNext w:val="0"/>
+        <w:spacing w:after="80" w:line="240" w:lineRule="auto"/>
+      </w:pPr>
+      <w:r>
+        <w:rPr>
+          <w:rFonts w:ascii="Arial" w:hAnsi="Arial"/>
+          <w:color w:val="000000"/>
+          <w:sz w:val="22"/>
+        </w:rPr>
+        <w:t>P5 Acceptance and release: QA runs web, Android, iOS and quality tests; operations rehearses migration and recovery before gradual release. Estimates follow G0; no binding dates are assumed.</w:t>
+      </w:r>
+    </w:p>
+    <w:p>
+      <w:pPr>
+        <w:pStyle w:val="Heading1"/>
+        <w:keepNext/>
+        <w:spacing w:after="80" w:line="252" w:lineRule="auto" w:before="140"/>
+        <w:pageBreakBefore/>
+        <w:bidi/>
+      </w:pPr>
+      <w:r>
+        <w:rPr>
+          <w:rFonts w:ascii="Arial" w:hAnsi="Arial"/>
+          <w:color w:val="000000"/>
+          <w:sz w:val="30"/>
+          <w:rtl/>
+        </w:rPr>
+        <w:t>16 عقد توليد الشرح والاختبارات</w:t>
+      </w:r>
+    </w:p>
+    <w:p>
+      <w:pPr>
+        <w:pStyle w:val="Heading1"/>
+        <w:keepNext/>
+        <w:spacing w:after="80" w:line="252" w:lineRule="auto" w:before="140"/>
+      </w:pPr>
+      <w:r>
+        <w:rPr>
+          <w:rFonts w:ascii="Arial" w:hAnsi="Arial"/>
+          <w:color w:val="000000"/>
+          <w:sz w:val="30"/>
+        </w:rPr>
+        <w:t>16 Explanation and quiz generation contract</w:t>
+      </w:r>
+    </w:p>
+    <w:p>
+      <w:pPr>
+        <w:keepNext w:val="0"/>
+        <w:spacing w:after="80" w:line="240" w:lineRule="auto"/>
+        <w:bidi/>
+      </w:pPr>
+      <w:r>
+        <w:rPr>
+          <w:rFonts w:ascii="Arial" w:hAnsi="Arial"/>
+          <w:color w:val="000000"/>
+          <w:sz w:val="22"/>
+          <w:rtl/>
+        </w:rPr>
+        <w:t>المدخلات: معرّف شابتر مملوك وإصدار المصدر واللغة ونوع المهمة ومفتاح منع التكرار. يسترجع الخادم النص المرقم بالصفحات؛ لا يثق في نص أو هوية مالك يرسلهما العميل. OCR خارج نطاق التجربة.</w:t>
+      </w:r>
+    </w:p>
+    <w:p>
+      <w:pPr>
+        <w:keepNext w:val="0"/>
+        <w:spacing w:after="80" w:line="240" w:lineRule="auto"/>
+      </w:pPr>
+      <w:r>
+        <w:rPr>
+          <w:rFonts w:ascii="Arial" w:hAnsi="Arial"/>
+          <w:color w:val="000000"/>
+          <w:sz w:val="22"/>
+        </w:rPr>
+        <w:t>Inputs: owned chapter ID, source version, language, task kind and idempotency key. The server retrieves page-numbered text; it does not trust client-provided source text or owner identity. OCR remains outside pilot scope.</w:t>
+      </w:r>
+    </w:p>
+    <w:p>
+      <w:pPr>
+        <w:keepNext w:val="0"/>
+        <w:spacing w:after="80" w:line="240" w:lineRule="auto"/>
+        <w:bidi/>
+      </w:pPr>
+      <w:r>
+        <w:rPr>
+          <w:rFonts w:ascii="Arial" w:hAnsi="Arial"/>
+          <w:color w:val="000000"/>
+          <w:sz w:val="22"/>
+          <w:rtl/>
+        </w:rPr>
+        <w:t>شرح وملخص: حقول JSON للعنوان واللغة والأقسام والمراجع. الشرح يوضح المفاهيم والأمثلة المسندة؛ الملخص يستخرج النقاط الأساسية. كل مرجع يحوي صفحة واقتباسًا يمكن مطابقته مع النص.</w:t>
+      </w:r>
+    </w:p>
+    <w:p>
+      <w:pPr>
+        <w:keepNext w:val="0"/>
+        <w:spacing w:after="80" w:line="240" w:lineRule="auto"/>
+      </w:pPr>
+      <w:r>
+        <w:rPr>
+          <w:rFonts w:ascii="Arial" w:hAnsi="Arial"/>
+          <w:color w:val="000000"/>
+          <w:sz w:val="22"/>
+        </w:rPr>
+        <w:t>Explanation and summary: JSON fields for title, language, sections and references. Explanation develops concepts and grounded examples; summary extracts key points. Each reference contains a page and quote that can be checked against source text.</w:t>
+      </w:r>
+    </w:p>
+    <w:p>
+      <w:pPr>
+        <w:keepNext w:val="0"/>
+        <w:spacing w:after="80" w:line="240" w:lineRule="auto"/>
+        <w:bidi/>
+      </w:pPr>
+      <w:r>
+        <w:rPr>
+          <w:rFonts w:ascii="Arial" w:hAnsi="Arial"/>
+          <w:color w:val="000000"/>
+          <w:sz w:val="22"/>
+          <w:rtl/>
+        </w:rPr>
+        <w:t>اختبار: عشر أسئلة افتراضيًا، اختيار متعدد أو صح وخطأ، مع معرّف ونص واختيارات وإجابة صحيحة واحدة وتفسير ومراجع. يحفظ الخادم النسخة الكاملة ويعيد للطالب نسخة بلا الإجابة والتفسير قبل التسليم.</w:t>
+      </w:r>
+    </w:p>
+    <w:p>
+      <w:pPr>
+        <w:keepNext w:val="0"/>
+        <w:spacing w:after="80" w:line="240" w:lineRule="auto"/>
+      </w:pPr>
+      <w:r>
+        <w:rPr>
+          <w:rFonts w:ascii="Arial" w:hAnsi="Arial"/>
+          <w:color w:val="000000"/>
+          <w:sz w:val="22"/>
+        </w:rPr>
+        <w:t>Quiz: ten questions by default, multiple choice or true/false, with ID, text, options, one correct answer, explanation and references. The server stores the complete version and returns a version without keys or explanations before submission.</w:t>
+      </w:r>
+    </w:p>
+    <w:p>
+      <w:pPr>
+        <w:keepNext w:val="0"/>
+        <w:spacing w:after="80" w:line="240" w:lineRule="auto"/>
+        <w:bidi/>
+      </w:pPr>
+      <w:r>
+        <w:rPr>
+          <w:rFonts w:ascii="Arial" w:hAnsi="Arial"/>
+          <w:color w:val="000000"/>
+          <w:sz w:val="22"/>
+          <w:rtl/>
+        </w:rPr>
+        <w:t>التصحيح حتمي في ASP.NET Core بحسب الإجابة المحفوظة، وليس طلبًا جديدًا إلى Gemini. المخرج غير المطابق أو المحجوب أو المقطوع يفشل؛ لا ينشر اختبار ناقص. لا يثبت JSON السليم صحة المحتوى تعليميًا.</w:t>
+      </w:r>
+    </w:p>
+    <w:p>
+      <w:pPr>
+        <w:keepNext w:val="0"/>
+        <w:spacing w:after="80" w:line="240" w:lineRule="auto"/>
+      </w:pPr>
+      <w:r>
+        <w:rPr>
+          <w:rFonts w:ascii="Arial" w:hAnsi="Arial"/>
+          <w:color w:val="000000"/>
+          <w:sz w:val="22"/>
+        </w:rPr>
+        <w:t>ASP.NET Core grades deterministically against saved keys, without a new Gemini request. Invalid, safety-blocked or truncated output fails; partial quizzes are not published. Valid JSON does not prove educational correctness.</w:t>
+      </w:r>
+    </w:p>
+    <w:p>
+      <w:pPr>
+        <w:keepNext w:val="0"/>
+        <w:spacing w:after="80" w:line="240" w:lineRule="auto"/>
+        <w:bidi/>
+      </w:pPr>
+      <w:r>
+        <w:rPr>
+          <w:rFonts w:ascii="Arial" w:hAnsi="Arial"/>
+          <w:color w:val="000000"/>
+          <w:sz w:val="22"/>
+          <w:rtl/>
+        </w:rPr>
+        <w:t>تبقى الحصة A-02 والحجز الذري ومنع التكرار. يفشل الطلب عند انتهاء المهلة ويحرر حجز الطالب؛ قد يفرض المزود تكلفة على استدعاء فاشل. تحفظ هوية النموذج وإصدار القالب وزمن الطلب والاستهلاك دون النصوص الخاصة.</w:t>
+      </w:r>
+    </w:p>
+    <w:p>
+      <w:pPr>
+        <w:keepNext w:val="0"/>
+        <w:spacing w:after="80" w:line="240" w:lineRule="auto"/>
+      </w:pPr>
+      <w:r>
+        <w:rPr>
+          <w:rFonts w:ascii="Arial" w:hAnsi="Arial"/>
+          <w:color w:val="000000"/>
+          <w:sz w:val="22"/>
+        </w:rPr>
+        <w:t>A-02 quota, atomic reservation and idempotency remain. Timeout fails the job and releases student reservation; the provider may still bill a failed invocation. Record model identity, template version, latency and usage without private source text.</w:t>
+      </w:r>
+    </w:p>
+    <w:p>
+      <w:pPr>
+        <w:keepNext w:val="0"/>
+        <w:spacing w:after="80" w:line="240" w:lineRule="auto"/>
+        <w:bidi/>
+      </w:pPr>
+      <w:r>
+        <w:rPr>
+          <w:rFonts w:ascii="Arial" w:hAnsi="Arial"/>
+          <w:color w:val="000000"/>
+          <w:sz w:val="22"/>
+          <w:rtl/>
+        </w:rPr>
+        <w:t>يعالج النظام نص PDF كبيانات غير موثوقة، ويعطل الأدوات والبحث الخارجي لهذه المهام ويختبر تعليمات الحقن والادعاءات غير المسندة.</w:t>
+      </w:r>
+    </w:p>
+    <w:p>
+      <w:pPr>
+        <w:keepNext w:val="0"/>
+        <w:spacing w:after="80" w:line="240" w:lineRule="auto"/>
+      </w:pPr>
+      <w:r>
+        <w:rPr>
+          <w:rFonts w:ascii="Arial" w:hAnsi="Arial"/>
+          <w:color w:val="000000"/>
+          <w:sz w:val="22"/>
+        </w:rPr>
+        <w:t>Treat PDF text as untrusted data, disable tools and external search for these tasks, and test prompt injection and unsupported claims.</w:t>
+      </w:r>
+    </w:p>
+    <w:p>
+      <w:pPr>
+        <w:pStyle w:val="Heading1"/>
+        <w:keepNext/>
+        <w:spacing w:after="80" w:line="252" w:lineRule="auto" w:before="140"/>
+        <w:pageBreakBefore/>
+        <w:bidi/>
+      </w:pPr>
+      <w:r>
+        <w:rPr>
+          <w:rFonts w:ascii="Arial" w:hAnsi="Arial"/>
+          <w:color w:val="000000"/>
+          <w:sz w:val="30"/>
+          <w:rtl/>
+        </w:rPr>
+        <w:t>17 الترحيل والأمان والتشغيل</w:t>
+      </w:r>
+    </w:p>
+    <w:p>
+      <w:pPr>
+        <w:pStyle w:val="Heading1"/>
+        <w:keepNext/>
+        <w:spacing w:after="80" w:line="252" w:lineRule="auto" w:before="140"/>
+      </w:pPr>
+      <w:r>
+        <w:rPr>
+          <w:rFonts w:ascii="Arial" w:hAnsi="Arial"/>
+          <w:color w:val="000000"/>
+          <w:sz w:val="30"/>
+        </w:rPr>
+        <w:t>17 Migration security and operations</w:t>
+      </w:r>
+    </w:p>
+    <w:p>
+      <w:pPr>
+        <w:keepNext w:val="0"/>
+        <w:spacing w:after="80" w:line="240" w:lineRule="auto"/>
+        <w:bidi/>
+      </w:pPr>
+      <w:r>
+        <w:rPr>
+          <w:rFonts w:ascii="Arial" w:hAnsi="Arial"/>
+          <w:color w:val="000000"/>
+          <w:sz w:val="22"/>
+          <w:rtl/>
+        </w:rPr>
+        <w:t>الحسابات: جرد الحسابات الموجودة وربط FirebaseUid بمعرّف SQL بقيد فريد. تختبر قابلية استيراد التجزئة قبل نقلها؛ إن لم تتوافق يخطط لإعادة تعيين كلمة المرور. لا تربط حسابين بالبريد وحده دون إثبات هوية.</w:t>
+      </w:r>
+    </w:p>
+    <w:p>
+      <w:pPr>
+        <w:keepNext w:val="0"/>
+        <w:spacing w:after="80" w:line="240" w:lineRule="auto"/>
+      </w:pPr>
+      <w:r>
+        <w:rPr>
+          <w:rFonts w:ascii="Arial" w:hAnsi="Arial"/>
+          <w:color w:val="000000"/>
+          <w:sz w:val="22"/>
+        </w:rPr>
+        <w:t>Identity: inventory existing accounts and uniquely map FirebaseUid to SQL ID. Test hash-import compatibility before migration; otherwise plan password reset. Do not merge accounts by email alone without identity proof.</w:t>
+      </w:r>
+    </w:p>
+    <w:p>
+      <w:pPr>
+        <w:keepNext w:val="0"/>
+        <w:spacing w:after="80" w:line="240" w:lineRule="auto"/>
+        <w:bidi/>
+      </w:pPr>
+      <w:r>
+        <w:rPr>
+          <w:rFonts w:ascii="Arial" w:hAnsi="Arial"/>
+          <w:color w:val="000000"/>
+          <w:sz w:val="22"/>
+          <w:rtl/>
+        </w:rPr>
+        <w:t>الجلسات: يتحقق الخادم من الرمز والمشروع والمستخدم والتحقق من البريد والتعطيل. يحافظ على سجل جلسة ملغاة لتحقيق FR-02؛ حذف الرمز من الجهاز وحده لا يبطل نسخة مسروقة. سياسة Firebase للروابط توثق عند الإعداد بدل افتراض صلاحية قابلة للتخصيص.</w:t>
+      </w:r>
+    </w:p>
+    <w:p>
+      <w:pPr>
+        <w:keepNext w:val="0"/>
+        <w:spacing w:after="80" w:line="240" w:lineRule="auto"/>
+      </w:pPr>
+      <w:r>
+        <w:rPr>
+          <w:rFonts w:ascii="Arial" w:hAnsi="Arial"/>
+          <w:color w:val="000000"/>
+          <w:sz w:val="22"/>
+        </w:rPr>
+        <w:t>Sessions: verify token, project, user, email verification and disabled state. Maintain revocable session state to meet FR-02; deleting a device token alone does not invalidate a stolen copy. Record Firebase link policy at setup rather than assuming configurable expiry.</w:t>
+      </w:r>
+    </w:p>
+    <w:p>
+      <w:pPr>
+        <w:keepNext w:val="0"/>
+        <w:spacing w:after="80" w:line="240" w:lineRule="auto"/>
+        <w:bidi/>
+      </w:pPr>
+      <w:r>
+        <w:rPr>
+          <w:rFonts w:ascii="Arial" w:hAnsi="Arial"/>
+          <w:color w:val="000000"/>
+          <w:sz w:val="22"/>
+          <w:rtl/>
+        </w:rPr>
+        <w:t>الملفات: تنسخ الملفات مع مقارنة العدد والحجم والبصمة ثم يتحول قارئ التخزين تدريجيًا. SQL وStorage ليسا معاملة واحدة؛ يستخدم سجل عمليات متين وتنظيف قابل للتكرار. يمنع الوصول فور الحذف وتطبق مهلة المحو A-08.</w:t>
+      </w:r>
+    </w:p>
+    <w:p>
+      <w:pPr>
+        <w:keepNext w:val="0"/>
+        <w:spacing w:after="80" w:line="240" w:lineRule="auto"/>
+      </w:pPr>
+      <w:r>
+        <w:rPr>
+          <w:rFonts w:ascii="Arial" w:hAnsi="Arial"/>
+          <w:color w:val="000000"/>
+          <w:sz w:val="22"/>
+        </w:rPr>
+        <w:t>Files: copy and compare counts, sizes and hashes, then switch storage reads gradually. SQL and Storage are not one transaction; use durable operations and idempotent cleanup. Deny reads immediately after deletion and meet A-08 purge timing.</w:t>
+      </w:r>
+    </w:p>
+    <w:p>
+      <w:pPr>
+        <w:keepNext w:val="0"/>
+        <w:spacing w:after="80" w:line="240" w:lineRule="auto"/>
+        <w:bidi/>
+      </w:pPr>
+      <w:r>
+        <w:rPr>
+          <w:rFonts w:ascii="Arial" w:hAnsi="Arial"/>
+          <w:color w:val="000000"/>
+          <w:sz w:val="22"/>
+          <w:rtl/>
+        </w:rPr>
+        <w:t>النتائج السابقة: تبقى محفوظة مع هوية مزودها الفعلية؛ لا يعاد وصف مخرجات OpenAI القديمة بأنها Gemini. بعد التحويل تكون الطلبات الجديدة عبر Firebase AI Logic فقط. عند التراجع يعطل التوليد الجديد ويظل الأرشيف مقروءًا.</w:t>
+      </w:r>
+    </w:p>
+    <w:p>
+      <w:pPr>
+        <w:keepNext w:val="0"/>
+        <w:spacing w:after="80" w:line="240" w:lineRule="auto"/>
+      </w:pPr>
+      <w:r>
+        <w:rPr>
+          <w:rFonts w:ascii="Arial" w:hAnsi="Arial"/>
+          <w:color w:val="000000"/>
+          <w:sz w:val="22"/>
+        </w:rPr>
+        <w:t>Historical outputs retain their actual provider identity; do not relabel earlier OpenAI results as Gemini. After cutover, new requests use Firebase AI Logic only. Rollback disables new generation while keeping the archive readable.</w:t>
+      </w:r>
+    </w:p>
+    <w:p>
+      <w:pPr>
+        <w:keepNext w:val="0"/>
+        <w:spacing w:after="80" w:line="240" w:lineRule="auto"/>
+        <w:bidi/>
+      </w:pPr>
+      <w:r>
+        <w:rPr>
+          <w:rFonts w:ascii="Arial" w:hAnsi="Arial"/>
+          <w:color w:val="000000"/>
+          <w:sz w:val="22"/>
+          <w:rtl/>
+        </w:rPr>
+        <w:t>التشغيل: يتطلب Cloud Storage خطة Blaze وحساب فوترة. تنبيهات الميزانية لا توقف الإنفاق تلقائيًا؛ تحدد حصص المزود وحدود الطلبات وإيقاف التوليد من الخادم. تختبر استعادة SQL والملفات وإعادة تطبيق علامات الحذف.</w:t>
+      </w:r>
+    </w:p>
+    <w:p>
+      <w:pPr>
+        <w:keepNext w:val="0"/>
+        <w:spacing w:after="80" w:line="240" w:lineRule="auto"/>
+      </w:pPr>
+      <w:r>
+        <w:rPr>
+          <w:rFonts w:ascii="Arial" w:hAnsi="Arial"/>
+          <w:color w:val="000000"/>
+          <w:sz w:val="22"/>
+        </w:rPr>
+        <w:t>Operations: Cloud Storage requires Blaze and billing. Budget alerts do not automatically cap spending; configure provider quotas, request limits and a server generation stop switch. Test SQL/file restoration and reapplication of deletion markers.</w:t>
+      </w:r>
+    </w:p>
+    <w:p>
+      <w:pPr>
+        <w:pStyle w:val="Heading1"/>
+        <w:keepNext/>
+        <w:spacing w:after="80" w:line="252" w:lineRule="auto" w:before="140"/>
+        <w:pageBreakBefore/>
+        <w:bidi/>
+      </w:pPr>
+      <w:r>
+        <w:rPr>
+          <w:rFonts w:ascii="Arial" w:hAnsi="Arial"/>
+          <w:color w:val="000000"/>
+          <w:sz w:val="30"/>
+          <w:rtl/>
+        </w:rPr>
+        <w:t>18 التتبع والقبول والمراجع المضافة</w:t>
+      </w:r>
+    </w:p>
+    <w:p>
+      <w:pPr>
+        <w:pStyle w:val="Heading1"/>
+        <w:keepNext/>
+        <w:spacing w:after="80" w:line="252" w:lineRule="auto" w:before="140"/>
+      </w:pPr>
+      <w:r>
+        <w:rPr>
+          <w:rFonts w:ascii="Arial" w:hAnsi="Arial"/>
+          <w:color w:val="000000"/>
+          <w:sz w:val="30"/>
+        </w:rPr>
+        <w:t>18 Traceability acceptance and added references</w:t>
+      </w:r>
+    </w:p>
+    <w:p>
+      <w:pPr>
+        <w:keepNext w:val="0"/>
+        <w:spacing w:after="80" w:line="240" w:lineRule="auto"/>
+        <w:bidi/>
+      </w:pPr>
+      <w:r>
+        <w:rPr>
+          <w:rFonts w:ascii="Arial" w:hAnsi="Arial"/>
+          <w:color w:val="000000"/>
+          <w:sz w:val="22"/>
+          <w:rtl/>
+        </w:rPr>
+        <w:t>TC-FB-01 يرتبط بـIR-02 وFR-09 وFR-12: دليل شبكة وإعدادات يثبت أن الشرح والملخص والاختبار تمر عبر Firebase AI Logic إلى Gemini؛ لا مسار بديل مباشر.</w:t>
+      </w:r>
+    </w:p>
+    <w:p>
+      <w:pPr>
+        <w:keepNext w:val="0"/>
+        <w:spacing w:after="80" w:line="240" w:lineRule="auto"/>
+      </w:pPr>
+      <w:r>
+        <w:rPr>
+          <w:rFonts w:ascii="Arial" w:hAnsi="Arial"/>
+          <w:color w:val="000000"/>
+          <w:sz w:val="22"/>
+        </w:rPr>
+        <w:t>TC-FB-01 maps to IR-02, FR-09 and FR-12: network and configuration evidence proves explanation, summary and quiz requests pass through Firebase AI Logic to Gemini, with no direct alternate route.</w:t>
+      </w:r>
+    </w:p>
+    <w:p>
+      <w:pPr>
+        <w:keepNext w:val="0"/>
+        <w:spacing w:after="80" w:line="240" w:lineRule="auto"/>
+        <w:bidi/>
+      </w:pPr>
+      <w:r>
+        <w:rPr>
+          <w:rFonts w:ascii="Arial" w:hAnsi="Arial"/>
+          <w:color w:val="000000"/>
+          <w:sz w:val="22"/>
+          <w:rtl/>
+        </w:rPr>
+        <w:t>TC-FB-02 يرتبط بـFR-01 إلى FR-03 وNFR-01: حساب واحد على جهازين، انتهاء الرمز، الخروج، الاستعادة والتعطيل؛ لا يكشف رمز قديم بيانات الدراسة.</w:t>
+      </w:r>
+    </w:p>
+    <w:p>
+      <w:pPr>
+        <w:keepNext w:val="0"/>
+        <w:spacing w:after="80" w:line="240" w:lineRule="auto"/>
+      </w:pPr>
+      <w:r>
+        <w:rPr>
+          <w:rFonts w:ascii="Arial" w:hAnsi="Arial"/>
+          <w:color w:val="000000"/>
+          <w:sz w:val="22"/>
+        </w:rPr>
+        <w:t>TC-FB-02 maps to FR-01 through FR-03 and NFR-01: one account on two devices, expiry, logout, recovery and disabling; stale credentials cannot expose study data.</w:t>
+      </w:r>
+    </w:p>
+    <w:p>
+      <w:pPr>
+        <w:keepNext w:val="0"/>
+        <w:spacing w:after="80" w:line="240" w:lineRule="auto"/>
+        <w:bidi/>
+      </w:pPr>
+      <w:r>
+        <w:rPr>
+          <w:rFonts w:ascii="Arial" w:hAnsi="Arial"/>
+          <w:color w:val="000000"/>
+          <w:sz w:val="22"/>
+          <w:rtl/>
+        </w:rPr>
+        <w:t>TC-FB-03 يرتبط بـFR-07 وDR-01 وDR-03: حسابان وملفات خاصة وترحيل بالبصمة وفشل أثناء النسخ والحذف؛ لا ملف متاح لطالب آخر ولا إحياء للمحذوف.</w:t>
+      </w:r>
+    </w:p>
+    <w:p>
+      <w:pPr>
+        <w:keepNext w:val="0"/>
+        <w:spacing w:after="80" w:line="240" w:lineRule="auto"/>
+      </w:pPr>
+      <w:r>
+        <w:rPr>
+          <w:rFonts w:ascii="Arial" w:hAnsi="Arial"/>
+          <w:color w:val="000000"/>
+          <w:sz w:val="22"/>
+        </w:rPr>
+        <w:t>TC-FB-03 maps to FR-07, DR-01 and DR-03: two accounts, private files, hash-checked migration, interrupted copy and deletion; no cross-student access or deleted-content resurrection.</w:t>
+      </w:r>
+    </w:p>
+    <w:p>
+      <w:pPr>
+        <w:keepNext w:val="0"/>
+        <w:spacing w:after="80" w:line="240" w:lineRule="auto"/>
+        <w:bidi/>
+      </w:pPr>
+      <w:r>
+        <w:rPr>
+          <w:rFonts w:ascii="Arial" w:hAnsi="Arial"/>
+          <w:color w:val="000000"/>
+          <w:sz w:val="22"/>
+          <w:rtl/>
+        </w:rPr>
+        <w:t>TC-FB-04 يرتبط بـFR-09 إلى FR-14 وNFR-02: العينة الثنائية اللغة المحددة في القسم 12، JSON والمراجع ومفاتيح الإجابات؛ محاولة الاستدعاء المباشر للقالب مرفوضة؛ لا إجابات في الشبكة قبل التسليم.</w:t>
+      </w:r>
+    </w:p>
+    <w:p>
+      <w:pPr>
+        <w:keepNext w:val="0"/>
+        <w:spacing w:after="80" w:line="240" w:lineRule="auto"/>
+      </w:pPr>
+      <w:r>
+        <w:rPr>
+          <w:rFonts w:ascii="Arial" w:hAnsi="Arial"/>
+          <w:color w:val="000000"/>
+          <w:sz w:val="22"/>
+        </w:rPr>
+        <w:t>TC-FB-04 maps to FR-09 through FR-14 and NFR-02: Section 12 bilingual sample, JSON, references and keys; direct client template invocation is denied and network traffic contains no keys before submission.</w:t>
+      </w:r>
+    </w:p>
+    <w:p>
+      <w:pPr>
+        <w:keepNext w:val="0"/>
+        <w:spacing w:after="80" w:line="240" w:lineRule="auto"/>
+        <w:bidi/>
+      </w:pPr>
+      <w:r>
+        <w:rPr>
+          <w:rFonts w:ascii="Arial" w:hAnsi="Arial"/>
+          <w:color w:val="000000"/>
+          <w:sz w:val="22"/>
+          <w:rtl/>
+        </w:rPr>
+        <w:t>TC-FB-05 يرتبط بـFR-11 وNFR-03 إلى NFR-06: ضغط مزدوج، 429، انقطاع، مهلة، حذف أثناء التوليد، واسترجاع؛ لا تكرار للحصة أو نتيجة نجاح وهمية. تقاس الرحلة على الويب وAndroid وiOS.</w:t>
+      </w:r>
+    </w:p>
+    <w:p>
+      <w:pPr>
+        <w:keepNext w:val="0"/>
+        <w:spacing w:after="80" w:line="240" w:lineRule="auto"/>
+      </w:pPr>
+      <w:r>
+        <w:rPr>
+          <w:rFonts w:ascii="Arial" w:hAnsi="Arial"/>
+          <w:color w:val="000000"/>
+          <w:sz w:val="22"/>
+        </w:rPr>
+        <w:t>TC-FB-05 maps to FR-11 and NFR-03 through NFR-06: double click, 429, outage, timeout, deletion during generation and recovery; no duplicate quota or false success. Measure the journey on web, Android and iOS.</w:t>
+      </w:r>
+    </w:p>
+    <w:p>
+      <w:pPr>
+        <w:pStyle w:val="Heading2"/>
+        <w:keepNext/>
+        <w:spacing w:after="80" w:line="252" w:lineRule="auto" w:before="140"/>
+        <w:bidi/>
+      </w:pPr>
+      <w:r>
+        <w:rPr>
+          <w:rFonts w:ascii="Arial" w:hAnsi="Arial"/>
+          <w:color w:val="000000"/>
+          <w:sz w:val="30"/>
+          <w:rtl/>
+        </w:rPr>
+        <w:t>المراجع التقنية 8 سبتمبر 2026</w:t>
+      </w:r>
+    </w:p>
+    <w:p>
+      <w:pPr>
+        <w:keepNext w:val="0"/>
+        <w:spacing w:after="80" w:line="240" w:lineRule="auto"/>
+      </w:pPr>
+      <w:r>
+        <w:rPr>
+          <w:rFonts w:ascii="Arial" w:hAnsi="Arial"/>
+          <w:color w:val="000000"/>
+          <w:sz w:val="18"/>
+        </w:rPr>
+        <w:t>R4 Firebase AI Logic</w:t>
+        <w:br/>
+        <w:t>https://firebase.google.com/docs/ai-logic</w:t>
+      </w:r>
+    </w:p>
+    <w:p>
+      <w:pPr>
+        <w:keepNext w:val="0"/>
+        <w:spacing w:after="80" w:line="240" w:lineRule="auto"/>
+      </w:pPr>
+      <w:r>
+        <w:rPr>
+          <w:rFonts w:ascii="Arial" w:hAnsi="Arial"/>
+          <w:color w:val="000000"/>
+          <w:sz w:val="18"/>
+        </w:rPr>
+        <w:t>R5 Firebase AI Logic REST templates</w:t>
+        <w:br/>
+        <w:t>https://firebase.google.com/docs/reference/ai-logic/rest</w:t>
+      </w:r>
+    </w:p>
+    <w:p>
+      <w:pPr>
+        <w:keepNext w:val="0"/>
+        <w:spacing w:after="80" w:line="240" w:lineRule="auto"/>
+      </w:pPr>
+      <w:r>
+        <w:rPr>
+          <w:rFonts w:ascii="Arial" w:hAnsi="Arial"/>
+          <w:color w:val="000000"/>
+          <w:sz w:val="18"/>
+        </w:rPr>
+        <w:t>R6 Structured output</w:t>
+        <w:br/>
+        <w:t>https://firebase.google.com/docs/ai-logic/generate-structured-output</w:t>
+      </w:r>
+    </w:p>
+    <w:p>
+      <w:pPr>
+        <w:keepNext w:val="0"/>
+        <w:spacing w:after="80" w:line="240" w:lineRule="auto"/>
+      </w:pPr>
+      <w:r>
+        <w:rPr>
+          <w:rFonts w:ascii="Arial" w:hAnsi="Arial"/>
+          <w:color w:val="000000"/>
+          <w:sz w:val="18"/>
+        </w:rPr>
+        <w:t>R7 Verify identity tokens</w:t>
+        <w:br/>
+        <w:t>https://firebase.google.com/docs/auth/admin/verify-id-tokens</w:t>
+      </w:r>
+    </w:p>
+    <w:p>
+      <w:pPr>
+        <w:keepNext w:val="0"/>
+        <w:spacing w:after="80" w:line="240" w:lineRule="auto"/>
+      </w:pPr>
+      <w:r>
+        <w:rPr>
+          <w:rFonts w:ascii="Arial" w:hAnsi="Arial"/>
+          <w:color w:val="000000"/>
+          <w:sz w:val="18"/>
+        </w:rPr>
+        <w:t>R8 Storage billing</w:t>
+        <w:br/>
+        <w:t>https://firebase.google.com/docs/storage/faqs-storage-changes-announced-sept-2024</w:t>
       </w:r>
     </w:p>
     <w:sectPr>
@@ -14339,7 +15782,7 @@
       <w:rPr>
         <w:sz w:val="18"/>
       </w:rPr>
-      <w:t>StudyMate  |  IEEE SRS  |  1.0</w:t>
+      <w:t>StudyMate  |  IEEE SRS  |  1.1</w:t>
     </w:r>
   </w:p>
 </w:hdr>
@@ -14974,6 +16417,7 @@
       <w:rFonts w:asciiTheme="majorHAnsi" w:eastAsiaTheme="majorEastAsia" w:hAnsiTheme="majorHAnsi"/>
       <w:b/>
       <w:bCs/>
+      <w:color w:val="000000"/>
       <w:sz w:val="34"/>
       <w:szCs w:val="28"/>
     </w:rPr>
@@ -14997,6 +16441,7 @@
       <w:rFonts w:asciiTheme="majorHAnsi" w:eastAsiaTheme="majorEastAsia" w:hAnsiTheme="majorHAnsi"/>
       <w:b/>
       <w:bCs/>
+      <w:color w:val="000000"/>
       <w:sz w:val="26"/>
       <w:szCs w:val="26"/>
     </w:rPr>
@@ -15020,6 +16465,7 @@
       <w:rFonts w:asciiTheme="majorHAnsi" w:eastAsiaTheme="majorEastAsia" w:hAnsiTheme="majorHAnsi"/>
       <w:b/>
       <w:bCs/>
+      <w:color w:val="000000"/>
       <w:sz w:val="23"/>
     </w:rPr>
   </w:style>
@@ -15045,7 +16491,7 @@
       <w:bCs/>
       <w:i/>
       <w:iCs/>
-      <w:color w:val="4F81BD" w:themeColor="accent1"/>
+      <w:color w:val="000000"/>
     </w:rPr>
   </w:style>
   <w:style w:type="paragraph" w:styleId="Heading5">
@@ -15066,7 +16512,7 @@
     </w:pPr>
     <w:rPr>
       <w:rFonts w:asciiTheme="majorHAnsi" w:eastAsiaTheme="majorEastAsia" w:hAnsiTheme="majorHAnsi" w:cstheme="majorBidi"/>
-      <w:color w:val="243F60" w:themeColor="accent1" w:themeShade="7F"/>
+      <w:color w:val="000000"/>
     </w:rPr>
   </w:style>
   <w:style w:type="paragraph" w:styleId="Heading6">
@@ -15089,7 +16535,7 @@
       <w:rFonts w:asciiTheme="majorHAnsi" w:eastAsiaTheme="majorEastAsia" w:hAnsiTheme="majorHAnsi" w:cstheme="majorBidi"/>
       <w:i/>
       <w:iCs/>
-      <w:color w:val="243F60" w:themeColor="accent1" w:themeShade="7F"/>
+      <w:color w:val="000000"/>
     </w:rPr>
   </w:style>
   <w:style w:type="paragraph" w:styleId="Heading7">
@@ -15112,7 +16558,7 @@
       <w:rFonts w:asciiTheme="majorHAnsi" w:eastAsiaTheme="majorEastAsia" w:hAnsiTheme="majorHAnsi" w:cstheme="majorBidi"/>
       <w:i/>
       <w:iCs/>
-      <w:color w:val="404040" w:themeColor="text1" w:themeTint="BF"/>
+      <w:color w:val="000000"/>
     </w:rPr>
   </w:style>
   <w:style w:type="paragraph" w:styleId="Heading8">
@@ -15133,7 +16579,7 @@
     </w:pPr>
     <w:rPr>
       <w:rFonts w:asciiTheme="majorHAnsi" w:eastAsiaTheme="majorEastAsia" w:hAnsiTheme="majorHAnsi" w:cstheme="majorBidi"/>
-      <w:color w:val="4F81BD" w:themeColor="accent1"/>
+      <w:color w:val="000000"/>
       <w:sz w:val="20"/>
       <w:szCs w:val="20"/>
     </w:rPr>
@@ -15158,7 +16604,7 @@
       <w:rFonts w:asciiTheme="majorHAnsi" w:eastAsiaTheme="majorEastAsia" w:hAnsiTheme="majorHAnsi" w:cstheme="majorBidi"/>
       <w:i/>
       <w:iCs/>
-      <w:color w:val="404040" w:themeColor="text1" w:themeTint="BF"/>
+      <w:color w:val="000000"/>
       <w:sz w:val="20"/>
       <w:szCs w:val="20"/>
     </w:rPr>
@@ -15253,7 +16699,7 @@
       <w:rFonts w:asciiTheme="majorHAnsi" w:eastAsiaTheme="majorEastAsia" w:hAnsiTheme="majorHAnsi" w:cstheme="majorBidi"/>
       <w:b/>
       <w:bCs/>
-      <w:color w:val="365F91" w:themeColor="accent1" w:themeShade="BF"/>
+      <w:color w:val="000000"/>
       <w:sz w:val="28"/>
       <w:szCs w:val="28"/>
     </w:rPr>
@@ -15268,7 +16714,7 @@
       <w:rFonts w:asciiTheme="majorHAnsi" w:eastAsiaTheme="majorEastAsia" w:hAnsiTheme="majorHAnsi" w:cstheme="majorBidi"/>
       <w:b/>
       <w:bCs/>
-      <w:color w:val="4F81BD" w:themeColor="accent1"/>
+      <w:color w:val="000000"/>
       <w:sz w:val="26"/>
       <w:szCs w:val="26"/>
     </w:rPr>
@@ -15283,7 +16729,7 @@
       <w:rFonts w:asciiTheme="majorHAnsi" w:eastAsiaTheme="majorEastAsia" w:hAnsiTheme="majorHAnsi" w:cstheme="majorBidi"/>
       <w:b/>
       <w:bCs/>
-      <w:color w:val="4F81BD" w:themeColor="accent1"/>
+      <w:color w:val="000000"/>
     </w:rPr>
   </w:style>
   <w:style w:type="paragraph" w:styleId="Title">
@@ -15299,6 +16745,7 @@
     </w:pPr>
     <w:rPr>
       <w:rFonts w:asciiTheme="majorHAnsi" w:eastAsiaTheme="majorEastAsia" w:hAnsiTheme="majorHAnsi"/>
+      <w:color w:val="000000"/>
       <w:spacing w:val="5"/>
       <w:kern w:val="28"/>
       <w:sz w:val="68"/>
@@ -15337,6 +16784,7 @@
       <w:rFonts w:asciiTheme="majorHAnsi" w:eastAsiaTheme="majorEastAsia" w:hAnsiTheme="majorHAnsi"/>
       <w:i/>
       <w:iCs/>
+      <w:color w:val="000000"/>
       <w:spacing w:val="15"/>
       <w:sz w:val="36"/>
       <w:szCs w:val="24"/>
@@ -15652,7 +17100,7 @@
       <w:bCs/>
       <w:i/>
       <w:iCs/>
-      <w:color w:val="4F81BD" w:themeColor="accent1"/>
+      <w:color w:val="000000"/>
     </w:rPr>
   </w:style>
   <w:style w:type="character" w:customStyle="1" w:styleId="Heading5Char">
@@ -15664,7 +17112,7 @@
     <w:rsid w:val="00FC693F"/>
     <w:rPr>
       <w:rFonts w:asciiTheme="majorHAnsi" w:eastAsiaTheme="majorEastAsia" w:hAnsiTheme="majorHAnsi" w:cstheme="majorBidi"/>
-      <w:color w:val="243F60" w:themeColor="accent1" w:themeShade="7F"/>
+      <w:color w:val="000000"/>
     </w:rPr>
   </w:style>
   <w:style w:type="character" w:customStyle="1" w:styleId="Heading6Char">
@@ -15678,7 +17126,7 @@
       <w:rFonts w:asciiTheme="majorHAnsi" w:eastAsiaTheme="majorEastAsia" w:hAnsiTheme="majorHAnsi" w:cstheme="majorBidi"/>
       <w:i/>
       <w:iCs/>
-      <w:color w:val="243F60" w:themeColor="accent1" w:themeShade="7F"/>
+      <w:color w:val="000000"/>
     </w:rPr>
   </w:style>
   <w:style w:type="character" w:customStyle="1" w:styleId="Heading7Char">
@@ -15692,7 +17140,7 @@
       <w:rFonts w:asciiTheme="majorHAnsi" w:eastAsiaTheme="majorEastAsia" w:hAnsiTheme="majorHAnsi" w:cstheme="majorBidi"/>
       <w:i/>
       <w:iCs/>
-      <w:color w:val="404040" w:themeColor="text1" w:themeTint="BF"/>
+      <w:color w:val="000000"/>
     </w:rPr>
   </w:style>
   <w:style w:type="character" w:customStyle="1" w:styleId="Heading8Char">
@@ -15704,7 +17152,7 @@
     <w:rsid w:val="00FC693F"/>
     <w:rPr>
       <w:rFonts w:asciiTheme="majorHAnsi" w:eastAsiaTheme="majorEastAsia" w:hAnsiTheme="majorHAnsi" w:cstheme="majorBidi"/>
-      <w:color w:val="4F81BD" w:themeColor="accent1"/>
+      <w:color w:val="000000"/>
       <w:sz w:val="20"/>
       <w:szCs w:val="20"/>
     </w:rPr>
@@ -15720,7 +17168,7 @@
       <w:rFonts w:asciiTheme="majorHAnsi" w:eastAsiaTheme="majorEastAsia" w:hAnsiTheme="majorHAnsi" w:cstheme="majorBidi"/>
       <w:i/>
       <w:iCs/>
-      <w:color w:val="404040" w:themeColor="text1" w:themeTint="BF"/>
+      <w:color w:val="000000"/>
       <w:sz w:val="20"/>
       <w:szCs w:val="20"/>
     </w:rPr>
